--- a/WebContent/docx/NovoPM1.0报告-晶赛.docx
+++ b/WebContent/docx/NovoPM1.0报告-晶赛.docx
@@ -2816,28 +2816,7 @@
             </w14:solidFill>
           </w14:textFill>
         </w:rPr>
-        <w:t>第一部分：检</w:t>
-      </w:r>
-      <w:bookmarkStart w:id="1" w:name="_GoBack"/>
-      <w:bookmarkEnd w:id="1"/>
-      <w:r>
-        <w:rPr>
-          <w:rStyle w:val="44"/>
-          <w:rFonts w:hint="eastAsia" w:ascii="苹方 粗体" w:hAnsi="苹方 粗体" w:eastAsia="苹方 粗体" w:cs="苹方 粗体"/>
-          <w:b/>
-          <w:bCs/>
-          <w:color w:val="595959" w:themeColor="text1" w:themeTint="A6"/>
-          <w:spacing w:val="4"/>
-          <w14:textFill>
-            <w14:solidFill>
-              <w14:schemeClr w14:val="tx1">
-                <w14:lumMod w14:val="65000"/>
-                <w14:lumOff w14:val="35000"/>
-              </w14:schemeClr>
-            </w14:solidFill>
-          </w14:textFill>
-        </w:rPr>
-        <w:t>测结果</w:t>
+        <w:t>第一部分：检测结果</w:t>
       </w:r>
     </w:p>
     <w:tbl>
@@ -15496,6 +15475,12 @@
             <w:insideH w:val="dotted" w:color="45A3A7" w:sz="4" w:space="0"/>
             <w:insideV w:val="dotted" w:color="45A3A7" w:sz="4" w:space="0"/>
           </w:tblBorders>
+          <w:tblCellMar>
+            <w:top w:w="0" w:type="dxa"/>
+            <w:left w:w="108" w:type="dxa"/>
+            <w:bottom w:w="0" w:type="dxa"/>
+            <w:right w:w="108" w:type="dxa"/>
+          </w:tblCellMar>
         </w:tblPrEx>
         <w:trPr>
           <w:trHeight w:val="417" w:hRule="atLeast"/>
@@ -18994,12 +18979,6 @@
             <w:insideH w:val="dotted" w:color="45A3A7" w:sz="4" w:space="0"/>
             <w:insideV w:val="dotted" w:color="45A3A7" w:sz="4" w:space="0"/>
           </w:tblBorders>
-          <w:tblCellMar>
-            <w:top w:w="0" w:type="dxa"/>
-            <w:left w:w="108" w:type="dxa"/>
-            <w:bottom w:w="0" w:type="dxa"/>
-            <w:right w:w="108" w:type="dxa"/>
-          </w:tblCellMar>
         </w:tblPrEx>
         <w:trPr>
           <w:trHeight w:val="420" w:hRule="atLeast"/>
@@ -25290,12 +25269,6 @@
             <w:insideH w:val="single" w:color="D7D7D7" w:themeColor="background1" w:themeShade="D8" w:sz="4" w:space="0"/>
             <w:insideV w:val="single" w:color="D7D7D7" w:themeColor="background1" w:themeShade="D8" w:sz="4" w:space="0"/>
           </w:tblBorders>
-          <w:tblCellMar>
-            <w:top w:w="0" w:type="dxa"/>
-            <w:left w:w="108" w:type="dxa"/>
-            <w:bottom w:w="0" w:type="dxa"/>
-            <w:right w:w="108" w:type="dxa"/>
-          </w:tblCellMar>
         </w:tblPrEx>
         <w:trPr>
           <w:trHeight w:val="397" w:hRule="atLeast"/>
@@ -25821,6 +25794,12 @@
             <w:insideH w:val="single" w:color="CCCCCC" w:sz="4" w:space="0"/>
             <w:insideV w:val="single" w:color="CCCCCC" w:sz="4" w:space="0"/>
           </w:tblBorders>
+          <w:tblCellMar>
+            <w:top w:w="113" w:type="dxa"/>
+            <w:left w:w="113" w:type="dxa"/>
+            <w:bottom w:w="113" w:type="dxa"/>
+            <w:right w:w="113" w:type="dxa"/>
+          </w:tblCellMar>
         </w:tblPrEx>
         <w:trPr>
           <w:jc w:val="center"/>
@@ -32411,6 +32390,12 @@
             <w:insideH w:val="single" w:color="A4A4A4" w:sz="4" w:space="0"/>
             <w:insideV w:val="single" w:color="A4A4A4" w:sz="4" w:space="0"/>
           </w:tblBorders>
+          <w:tblCellMar>
+            <w:top w:w="0" w:type="dxa"/>
+            <w:left w:w="108" w:type="dxa"/>
+            <w:bottom w:w="0" w:type="dxa"/>
+            <w:right w:w="108" w:type="dxa"/>
+          </w:tblCellMar>
         </w:tblPrEx>
         <w:trPr>
           <w:trHeight w:val="510" w:hRule="atLeast"/>
@@ -32781,183 +32766,13 @@
               <w:jc w:val="center"/>
               <w:textAlignment w:val="center"/>
               <w:rPr>
-                <w:rFonts w:hint="eastAsia" w:ascii="Times New Roman" w:hAnsi="Times New Roman" w:eastAsia="微软雅黑" w:cs="Times New Roman"/>
-                <w:b/>
-                <w:bCs/>
-                <w:sz w:val="21"/>
-                <w:szCs w:val="21"/>
-                <w:lang w:eastAsia="zh-CN"/>
-              </w:rPr>
-            </w:pPr>
-          </w:p>
-        </w:tc>
-        <w:tc>
-          <w:tcPr>
-            <w:tcW w:w="2436" w:type="dxa"/>
-            <w:shd w:val="clear" w:color="auto" w:fill="auto"/>
-            <w:noWrap/>
-            <w:vAlign w:val="center"/>
-          </w:tcPr>
-          <w:p>
-            <w:pPr>
-              <w:widowControl/>
-              <w:snapToGrid w:val="0"/>
-              <w:textAlignment w:val="center"/>
-              <w:rPr>
-                <w:rFonts w:hint="eastAsia" w:ascii="Times New Roman" w:hAnsi="Times New Roman" w:eastAsia="微软雅黑" w:cs="Times New Roman"/>
-                <w:color w:val="000000"/>
-                <w:kern w:val="2"/>
-                <w:sz w:val="21"/>
-                <w:szCs w:val="21"/>
-                <w:lang w:val="en-US" w:eastAsia="zh-CN" w:bidi="ar"/>
-              </w:rPr>
-            </w:pPr>
-            <w:r>
-              <w:rPr>
-                <w:rFonts w:hint="eastAsia" w:ascii="Times New Roman" w:hAnsi="Times New Roman" w:eastAsia="微软雅黑" w:cs="Times New Roman"/>
-                <w:color w:val="000000"/>
-                <w:sz w:val="21"/>
-                <w:szCs w:val="21"/>
-                <w:lang w:eastAsia="zh-CN" w:bidi="ar"/>
-              </w:rPr>
-              <w:t>B2M突变</w:t>
-            </w:r>
-          </w:p>
-        </w:tc>
-        <w:tc>
-          <w:tcPr>
-            <w:tcW w:w="2623" w:type="dxa"/>
-            <w:shd w:val="clear" w:color="auto" w:fill="auto"/>
-            <w:noWrap/>
-            <w:vAlign w:val="center"/>
-          </w:tcPr>
-          <w:p>
-            <w:pPr>
-              <w:widowControl/>
-              <w:snapToGrid w:val="0"/>
-              <w:jc w:val="center"/>
-              <w:textAlignment w:val="center"/>
-              <w:rPr>
-                <w:rFonts w:ascii="Times New Roman" w:hAnsi="Times New Roman" w:eastAsia="微软雅黑" w:cs="Times New Roman"/>
-                <w:sz w:val="21"/>
-                <w:szCs w:val="21"/>
-                <w:lang w:eastAsia="zh-CN"/>
-              </w:rPr>
-            </w:pPr>
-            <w:r>
-              <w:rPr>
-                <w:rFonts w:hint="eastAsia" w:ascii="Times New Roman" w:hAnsi="Times New Roman" w:eastAsia="微软雅黑" w:cs="Times New Roman"/>
-                <w:sz w:val="21"/>
-                <w:szCs w:val="21"/>
-                <w:lang w:eastAsia="zh-CN"/>
-              </w:rPr>
-              <w:t>{%for i in negative.negative</w:t>
-            </w:r>
-            <w:r>
-              <w:rPr>
-                <w:rFonts w:hint="eastAsia" w:ascii="Times New Roman" w:hAnsi="Times New Roman" w:eastAsia="微软雅黑" w:cs="Times New Roman"/>
-                <w:sz w:val="21"/>
-                <w:szCs w:val="21"/>
-                <w:lang w:eastAsia="zh-CN" w:bidi="ar"/>
-              </w:rPr>
-              <w:t>B2M</w:t>
-            </w:r>
-            <w:r>
-              <w:rPr>
-                <w:rFonts w:hint="eastAsia" w:ascii="Times New Roman" w:hAnsi="Times New Roman" w:eastAsia="微软雅黑" w:cs="Times New Roman"/>
-                <w:sz w:val="21"/>
-                <w:szCs w:val="21"/>
-                <w:lang w:eastAsia="zh-CN"/>
-              </w:rPr>
-              <w:t xml:space="preserve"> %}{%if loop.last%}{{ i }}{%else%}{{ i }}</w:t>
-            </w:r>
-          </w:p>
-          <w:p>
-            <w:pPr>
-              <w:snapToGrid w:val="0"/>
-              <w:jc w:val="center"/>
-              <w:rPr>
-                <w:rFonts w:hint="eastAsia" w:ascii="Times New Roman" w:hAnsi="Times New Roman" w:eastAsia="微软雅黑" w:cs="Times New Roman"/>
-                <w:color w:val="000000"/>
-                <w:kern w:val="2"/>
-                <w:sz w:val="21"/>
-                <w:szCs w:val="21"/>
-                <w:lang w:val="en-US" w:eastAsia="zh-CN" w:bidi="ar-SA"/>
-              </w:rPr>
-            </w:pPr>
-            <w:r>
-              <w:rPr>
-                <w:rFonts w:hint="eastAsia" w:ascii="Times New Roman" w:hAnsi="Times New Roman" w:eastAsia="微软雅黑" w:cs="Times New Roman"/>
-                <w:sz w:val="21"/>
-                <w:szCs w:val="21"/>
-                <w:lang w:eastAsia="zh-CN"/>
-              </w:rPr>
-              <w:t>{%endif%}{% endfor %}</w:t>
-            </w:r>
-          </w:p>
-        </w:tc>
-        <w:tc>
-          <w:tcPr>
-            <w:tcW w:w="3445" w:type="dxa"/>
-            <w:vMerge w:val="continue"/>
-            <w:shd w:val="clear" w:color="auto" w:fill="auto"/>
-            <w:noWrap/>
-            <w:vAlign w:val="center"/>
-          </w:tcPr>
-          <w:p>
-            <w:pPr>
-              <w:snapToGrid w:val="0"/>
-              <w:jc w:val="center"/>
-              <w:rPr>
-                <w:rFonts w:hint="eastAsia" w:ascii="Times New Roman" w:hAnsi="Times New Roman" w:eastAsia="微软雅黑" w:cs="Times New Roman"/>
-                <w:sz w:val="21"/>
-                <w:szCs w:val="21"/>
-                <w:lang w:eastAsia="zh-CN"/>
-              </w:rPr>
-            </w:pPr>
-          </w:p>
-        </w:tc>
-      </w:tr>
-      <w:tr>
-        <w:tblPrEx>
-          <w:tblBorders>
-            <w:top w:val="single" w:color="D7D7D7" w:sz="4" w:space="0"/>
-            <w:left w:val="single" w:color="D7D7D7" w:sz="4" w:space="0"/>
-            <w:bottom w:val="single" w:color="D7D7D7" w:sz="4" w:space="0"/>
-            <w:right w:val="single" w:color="D7D7D7" w:sz="4" w:space="0"/>
-            <w:insideH w:val="single" w:color="D7D7D7" w:sz="4" w:space="0"/>
-            <w:insideV w:val="single" w:color="D7D7D7" w:sz="4" w:space="0"/>
-          </w:tblBorders>
-          <w:tblCellMar>
-            <w:top w:w="0" w:type="dxa"/>
-            <w:left w:w="108" w:type="dxa"/>
-            <w:bottom w:w="0" w:type="dxa"/>
-            <w:right w:w="108" w:type="dxa"/>
-          </w:tblCellMar>
-        </w:tblPrEx>
-        <w:trPr>
-          <w:trHeight w:val="397" w:hRule="atLeast"/>
-        </w:trPr>
-        <w:tc>
-          <w:tcPr>
-            <w:tcW w:w="1434" w:type="dxa"/>
-            <w:vMerge w:val="continue"/>
-            <w:shd w:val="clear" w:color="auto" w:fill="auto"/>
-            <w:noWrap/>
-            <w:vAlign w:val="center"/>
-          </w:tcPr>
-          <w:p>
-            <w:pPr>
-              <w:widowControl/>
-              <w:snapToGrid w:val="0"/>
-              <w:jc w:val="center"/>
-              <w:textAlignment w:val="center"/>
-              <w:rPr>
-                <w:rFonts w:ascii="Times New Roman" w:hAnsi="Times New Roman" w:eastAsia="微软雅黑" w:cs="Times New Roman"/>
-                <w:sz w:val="21"/>
-                <w:szCs w:val="21"/>
-              </w:rPr>
-            </w:pPr>
+                <w:rFonts w:ascii="Times New Roman" w:hAnsi="Times New Roman" w:eastAsia="微软雅黑" w:cs="Times New Roman"/>
+                <w:sz w:val="21"/>
+                <w:szCs w:val="21"/>
+              </w:rPr>
+            </w:pPr>
+            <w:bookmarkStart w:id="1" w:name="_GoBack"/>
+            <w:bookmarkEnd w:id="1"/>
           </w:p>
         </w:tc>
         <w:tc>
@@ -38924,6 +38739,12 @@
             <w:insideH w:val="single" w:color="A4A4A4" w:sz="4" w:space="0"/>
             <w:insideV w:val="single" w:color="A4A4A4" w:sz="4" w:space="0"/>
           </w:tblBorders>
+          <w:tblCellMar>
+            <w:top w:w="0" w:type="dxa"/>
+            <w:left w:w="0" w:type="dxa"/>
+            <w:bottom w:w="0" w:type="dxa"/>
+            <w:right w:w="0" w:type="dxa"/>
+          </w:tblCellMar>
         </w:tblPrEx>
         <w:trPr>
           <w:trHeight w:val="510" w:hRule="atLeast"/>

--- a/WebContent/docx/NovoPM1.0报告-晶赛.docx
+++ b/WebContent/docx/NovoPM1.0报告-晶赛.docx
@@ -741,12 +741,6 @@
             <w:insideH w:val="single" w:color="BEBEBE" w:themeColor="background1" w:themeShade="BF" w:sz="4" w:space="0"/>
             <w:insideV w:val="single" w:color="BEBEBE" w:themeColor="background1" w:themeShade="BF" w:sz="4" w:space="0"/>
           </w:tblBorders>
-          <w:tblCellMar>
-            <w:top w:w="0" w:type="dxa"/>
-            <w:left w:w="108" w:type="dxa"/>
-            <w:bottom w:w="0" w:type="dxa"/>
-            <w:right w:w="108" w:type="dxa"/>
-          </w:tblCellMar>
         </w:tblPrEx>
         <w:trPr>
           <w:trHeight w:val="600" w:hRule="atLeast"/>
@@ -2816,28 +2810,7 @@
             </w14:solidFill>
           </w14:textFill>
         </w:rPr>
-        <w:t>第一部分：检</w:t>
-      </w:r>
-      <w:bookmarkStart w:id="1" w:name="_GoBack"/>
-      <w:bookmarkEnd w:id="1"/>
-      <w:r>
-        <w:rPr>
-          <w:rStyle w:val="44"/>
-          <w:rFonts w:hint="eastAsia" w:ascii="苹方 粗体" w:hAnsi="苹方 粗体" w:eastAsia="苹方 粗体" w:cs="苹方 粗体"/>
-          <w:b/>
-          <w:bCs/>
-          <w:color w:val="595959" w:themeColor="text1" w:themeTint="A6"/>
-          <w:spacing w:val="4"/>
-          <w14:textFill>
-            <w14:solidFill>
-              <w14:schemeClr w14:val="tx1">
-                <w14:lumMod w14:val="65000"/>
-                <w14:lumOff w14:val="35000"/>
-              </w14:schemeClr>
-            </w14:solidFill>
-          </w14:textFill>
-        </w:rPr>
-        <w:t>测结果</w:t>
+        <w:t>第一部分：检测结果</w:t>
       </w:r>
     </w:p>
     <w:tbl>
@@ -4027,8 +4000,10 @@
                 <w:szCs w:val="21"/>
                 <w:lang w:eastAsia="zh-CN"/>
               </w:rPr>
-              <w:t>{{ receiveddate }}</w:t>
-            </w:r>
+              <w:t>{{reportdate}}</w:t>
+            </w:r>
+            <w:bookmarkStart w:id="1" w:name="_GoBack"/>
+            <w:bookmarkEnd w:id="1"/>
           </w:p>
         </w:tc>
       </w:tr>
@@ -15496,6 +15471,12 @@
             <w:insideH w:val="dotted" w:color="45A3A7" w:sz="4" w:space="0"/>
             <w:insideV w:val="dotted" w:color="45A3A7" w:sz="4" w:space="0"/>
           </w:tblBorders>
+          <w:tblCellMar>
+            <w:top w:w="0" w:type="dxa"/>
+            <w:left w:w="108" w:type="dxa"/>
+            <w:bottom w:w="0" w:type="dxa"/>
+            <w:right w:w="108" w:type="dxa"/>
+          </w:tblCellMar>
         </w:tblPrEx>
         <w:trPr>
           <w:trHeight w:val="417" w:hRule="atLeast"/>
@@ -25821,6 +25802,12 @@
             <w:insideH w:val="single" w:color="CCCCCC" w:sz="4" w:space="0"/>
             <w:insideV w:val="single" w:color="CCCCCC" w:sz="4" w:space="0"/>
           </w:tblBorders>
+          <w:tblCellMar>
+            <w:top w:w="113" w:type="dxa"/>
+            <w:left w:w="113" w:type="dxa"/>
+            <w:bottom w:w="113" w:type="dxa"/>
+            <w:right w:w="113" w:type="dxa"/>
+          </w:tblCellMar>
         </w:tblPrEx>
         <w:trPr>
           <w:jc w:val="center"/>
@@ -32411,6 +32398,12 @@
             <w:insideH w:val="single" w:color="A4A4A4" w:sz="4" w:space="0"/>
             <w:insideV w:val="single" w:color="A4A4A4" w:sz="4" w:space="0"/>
           </w:tblBorders>
+          <w:tblCellMar>
+            <w:top w:w="0" w:type="dxa"/>
+            <w:left w:w="108" w:type="dxa"/>
+            <w:bottom w:w="0" w:type="dxa"/>
+            <w:right w:w="108" w:type="dxa"/>
+          </w:tblCellMar>
         </w:tblPrEx>
         <w:trPr>
           <w:trHeight w:val="510" w:hRule="atLeast"/>
@@ -33093,12 +33086,6 @@
             <w:insideH w:val="single" w:color="D7D7D7" w:sz="4" w:space="0"/>
             <w:insideV w:val="single" w:color="D7D7D7" w:sz="4" w:space="0"/>
           </w:tblBorders>
-          <w:tblCellMar>
-            <w:top w:w="0" w:type="dxa"/>
-            <w:left w:w="108" w:type="dxa"/>
-            <w:bottom w:w="0" w:type="dxa"/>
-            <w:right w:w="108" w:type="dxa"/>
-          </w:tblCellMar>
         </w:tblPrEx>
         <w:trPr>
           <w:trHeight w:val="397" w:hRule="atLeast"/>
@@ -38924,6 +38911,12 @@
             <w:insideH w:val="single" w:color="A4A4A4" w:sz="4" w:space="0"/>
             <w:insideV w:val="single" w:color="A4A4A4" w:sz="4" w:space="0"/>
           </w:tblBorders>
+          <w:tblCellMar>
+            <w:top w:w="0" w:type="dxa"/>
+            <w:left w:w="0" w:type="dxa"/>
+            <w:bottom w:w="0" w:type="dxa"/>
+            <w:right w:w="0" w:type="dxa"/>
+          </w:tblCellMar>
         </w:tblPrEx>
         <w:trPr>
           <w:trHeight w:val="510" w:hRule="atLeast"/>

--- a/WebContent/docx/NovoPM1.0报告-晶赛.docx
+++ b/WebContent/docx/NovoPM1.0报告-晶赛.docx
@@ -741,6 +741,12 @@
             <w:insideH w:val="single" w:color="BEBEBE" w:themeColor="background1" w:themeShade="BF" w:sz="4" w:space="0"/>
             <w:insideV w:val="single" w:color="BEBEBE" w:themeColor="background1" w:themeShade="BF" w:sz="4" w:space="0"/>
           </w:tblBorders>
+          <w:tblCellMar>
+            <w:top w:w="0" w:type="dxa"/>
+            <w:left w:w="108" w:type="dxa"/>
+            <w:bottom w:w="0" w:type="dxa"/>
+            <w:right w:w="108" w:type="dxa"/>
+          </w:tblCellMar>
         </w:tblPrEx>
         <w:trPr>
           <w:trHeight w:val="600" w:hRule="atLeast"/>
@@ -4000,10 +4006,8 @@
                 <w:szCs w:val="21"/>
                 <w:lang w:eastAsia="zh-CN"/>
               </w:rPr>
-              <w:t>{{reportdate}}</w:t>
-            </w:r>
-            <w:bookmarkStart w:id="1" w:name="_GoBack"/>
-            <w:bookmarkEnd w:id="1"/>
+              <w:t>{{ receiveddate }}</w:t>
+            </w:r>
           </w:p>
         </w:tc>
       </w:tr>
@@ -18975,12 +18979,6 @@
             <w:insideH w:val="dotted" w:color="45A3A7" w:sz="4" w:space="0"/>
             <w:insideV w:val="dotted" w:color="45A3A7" w:sz="4" w:space="0"/>
           </w:tblBorders>
-          <w:tblCellMar>
-            <w:top w:w="0" w:type="dxa"/>
-            <w:left w:w="108" w:type="dxa"/>
-            <w:bottom w:w="0" w:type="dxa"/>
-            <w:right w:w="108" w:type="dxa"/>
-          </w:tblCellMar>
         </w:tblPrEx>
         <w:trPr>
           <w:trHeight w:val="420" w:hRule="atLeast"/>
@@ -25271,12 +25269,6 @@
             <w:insideH w:val="single" w:color="D7D7D7" w:themeColor="background1" w:themeShade="D8" w:sz="4" w:space="0"/>
             <w:insideV w:val="single" w:color="D7D7D7" w:themeColor="background1" w:themeShade="D8" w:sz="4" w:space="0"/>
           </w:tblBorders>
-          <w:tblCellMar>
-            <w:top w:w="0" w:type="dxa"/>
-            <w:left w:w="108" w:type="dxa"/>
-            <w:bottom w:w="0" w:type="dxa"/>
-            <w:right w:w="108" w:type="dxa"/>
-          </w:tblCellMar>
         </w:tblPrEx>
         <w:trPr>
           <w:trHeight w:val="397" w:hRule="atLeast"/>
@@ -32774,14 +32766,13 @@
               <w:jc w:val="center"/>
               <w:textAlignment w:val="center"/>
               <w:rPr>
-                <w:rFonts w:hint="eastAsia" w:ascii="Times New Roman" w:hAnsi="Times New Roman" w:eastAsia="微软雅黑" w:cs="Times New Roman"/>
-                <w:b/>
-                <w:bCs/>
-                <w:sz w:val="21"/>
-                <w:szCs w:val="21"/>
-                <w:lang w:eastAsia="zh-CN"/>
-              </w:rPr>
-            </w:pPr>
+                <w:rFonts w:ascii="Times New Roman" w:hAnsi="Times New Roman" w:eastAsia="微软雅黑" w:cs="Times New Roman"/>
+                <w:sz w:val="21"/>
+                <w:szCs w:val="21"/>
+              </w:rPr>
+            </w:pPr>
+            <w:bookmarkStart w:id="1" w:name="_GoBack"/>
+            <w:bookmarkEnd w:id="1"/>
           </w:p>
         </w:tc>
         <w:tc>
@@ -32797,12 +32788,11 @@
               <w:snapToGrid w:val="0"/>
               <w:textAlignment w:val="center"/>
               <w:rPr>
-                <w:rFonts w:hint="eastAsia" w:ascii="Times New Roman" w:hAnsi="Times New Roman" w:eastAsia="微软雅黑" w:cs="Times New Roman"/>
+                <w:rFonts w:ascii="Times New Roman" w:hAnsi="Times New Roman" w:eastAsia="微软雅黑" w:cs="Times New Roman"/>
                 <w:color w:val="000000"/>
-                <w:kern w:val="2"/>
-                <w:sz w:val="21"/>
-                <w:szCs w:val="21"/>
-                <w:lang w:val="en-US" w:eastAsia="zh-CN" w:bidi="ar"/>
+                <w:sz w:val="21"/>
+                <w:szCs w:val="21"/>
+                <w:lang w:eastAsia="zh-CN" w:bidi="ar"/>
               </w:rPr>
             </w:pPr>
             <w:r>
@@ -32813,7 +32803,7 @@
                 <w:szCs w:val="21"/>
                 <w:lang w:eastAsia="zh-CN" w:bidi="ar"/>
               </w:rPr>
-              <w:t>B2M突变</w:t>
+              <w:t>CTNNB1突变</w:t>
             </w:r>
           </w:p>
         </w:tc>
@@ -32853,7 +32843,7 @@
                 <w:szCs w:val="21"/>
                 <w:lang w:eastAsia="zh-CN" w:bidi="ar"/>
               </w:rPr>
-              <w:t>B2M</w:t>
+              <w:t>CTNNB1</w:t>
             </w:r>
             <w:r>
               <w:rPr>
@@ -32870,12 +32860,10 @@
               <w:snapToGrid w:val="0"/>
               <w:jc w:val="center"/>
               <w:rPr>
-                <w:rFonts w:hint="eastAsia" w:ascii="Times New Roman" w:hAnsi="Times New Roman" w:eastAsia="微软雅黑" w:cs="Times New Roman"/>
+                <w:rFonts w:ascii="Times New Roman" w:hAnsi="Times New Roman" w:eastAsia="微软雅黑" w:cs="Times New Roman"/>
                 <w:color w:val="000000"/>
-                <w:kern w:val="2"/>
-                <w:sz w:val="21"/>
-                <w:szCs w:val="21"/>
-                <w:lang w:val="en-US" w:eastAsia="zh-CN" w:bidi="ar-SA"/>
+                <w:sz w:val="21"/>
+                <w:szCs w:val="21"/>
               </w:rPr>
             </w:pPr>
             <w:r>
@@ -32900,9 +32888,8 @@
           <w:p>
             <w:pPr>
               <w:snapToGrid w:val="0"/>
-              <w:jc w:val="center"/>
-              <w:rPr>
-                <w:rFonts w:hint="eastAsia" w:ascii="Times New Roman" w:hAnsi="Times New Roman" w:eastAsia="微软雅黑" w:cs="Times New Roman"/>
+              <w:rPr>
+                <w:rFonts w:ascii="Times New Roman" w:hAnsi="Times New Roman" w:eastAsia="微软雅黑" w:cs="Times New Roman"/>
                 <w:sz w:val="21"/>
                 <w:szCs w:val="21"/>
                 <w:lang w:eastAsia="zh-CN"/>
@@ -32927,165 +32914,6 @@
             <w:bottom w:w="0" w:type="dxa"/>
             <w:right w:w="108" w:type="dxa"/>
           </w:tblCellMar>
-        </w:tblPrEx>
-        <w:trPr>
-          <w:trHeight w:val="397" w:hRule="atLeast"/>
-        </w:trPr>
-        <w:tc>
-          <w:tcPr>
-            <w:tcW w:w="1434" w:type="dxa"/>
-            <w:vMerge w:val="continue"/>
-            <w:shd w:val="clear" w:color="auto" w:fill="auto"/>
-            <w:noWrap/>
-            <w:vAlign w:val="center"/>
-          </w:tcPr>
-          <w:p>
-            <w:pPr>
-              <w:widowControl/>
-              <w:snapToGrid w:val="0"/>
-              <w:jc w:val="center"/>
-              <w:textAlignment w:val="center"/>
-              <w:rPr>
-                <w:rFonts w:ascii="Times New Roman" w:hAnsi="Times New Roman" w:eastAsia="微软雅黑" w:cs="Times New Roman"/>
-                <w:sz w:val="21"/>
-                <w:szCs w:val="21"/>
-              </w:rPr>
-            </w:pPr>
-          </w:p>
-        </w:tc>
-        <w:tc>
-          <w:tcPr>
-            <w:tcW w:w="2436" w:type="dxa"/>
-            <w:shd w:val="clear" w:color="auto" w:fill="auto"/>
-            <w:noWrap/>
-            <w:vAlign w:val="center"/>
-          </w:tcPr>
-          <w:p>
-            <w:pPr>
-              <w:widowControl/>
-              <w:snapToGrid w:val="0"/>
-              <w:textAlignment w:val="center"/>
-              <w:rPr>
-                <w:rFonts w:ascii="Times New Roman" w:hAnsi="Times New Roman" w:eastAsia="微软雅黑" w:cs="Times New Roman"/>
-                <w:color w:val="000000"/>
-                <w:sz w:val="21"/>
-                <w:szCs w:val="21"/>
-                <w:lang w:eastAsia="zh-CN" w:bidi="ar"/>
-              </w:rPr>
-            </w:pPr>
-            <w:r>
-              <w:rPr>
-                <w:rFonts w:hint="eastAsia" w:ascii="Times New Roman" w:hAnsi="Times New Roman" w:eastAsia="微软雅黑" w:cs="Times New Roman"/>
-                <w:color w:val="000000"/>
-                <w:sz w:val="21"/>
-                <w:szCs w:val="21"/>
-                <w:lang w:eastAsia="zh-CN" w:bidi="ar"/>
-              </w:rPr>
-              <w:t>CTNNB1突变</w:t>
-            </w:r>
-          </w:p>
-        </w:tc>
-        <w:tc>
-          <w:tcPr>
-            <w:tcW w:w="2623" w:type="dxa"/>
-            <w:shd w:val="clear" w:color="auto" w:fill="auto"/>
-            <w:noWrap/>
-            <w:vAlign w:val="center"/>
-          </w:tcPr>
-          <w:p>
-            <w:pPr>
-              <w:widowControl/>
-              <w:snapToGrid w:val="0"/>
-              <w:jc w:val="center"/>
-              <w:textAlignment w:val="center"/>
-              <w:rPr>
-                <w:rFonts w:ascii="Times New Roman" w:hAnsi="Times New Roman" w:eastAsia="微软雅黑" w:cs="Times New Roman"/>
-                <w:sz w:val="21"/>
-                <w:szCs w:val="21"/>
-                <w:lang w:eastAsia="zh-CN"/>
-              </w:rPr>
-            </w:pPr>
-            <w:r>
-              <w:rPr>
-                <w:rFonts w:hint="eastAsia" w:ascii="Times New Roman" w:hAnsi="Times New Roman" w:eastAsia="微软雅黑" w:cs="Times New Roman"/>
-                <w:sz w:val="21"/>
-                <w:szCs w:val="21"/>
-                <w:lang w:eastAsia="zh-CN"/>
-              </w:rPr>
-              <w:t>{%for i in negative.negative</w:t>
-            </w:r>
-            <w:r>
-              <w:rPr>
-                <w:rFonts w:hint="eastAsia" w:ascii="Times New Roman" w:hAnsi="Times New Roman" w:eastAsia="微软雅黑" w:cs="Times New Roman"/>
-                <w:sz w:val="21"/>
-                <w:szCs w:val="21"/>
-                <w:lang w:eastAsia="zh-CN" w:bidi="ar"/>
-              </w:rPr>
-              <w:t>CTNNB1</w:t>
-            </w:r>
-            <w:r>
-              <w:rPr>
-                <w:rFonts w:hint="eastAsia" w:ascii="Times New Roman" w:hAnsi="Times New Roman" w:eastAsia="微软雅黑" w:cs="Times New Roman"/>
-                <w:sz w:val="21"/>
-                <w:szCs w:val="21"/>
-                <w:lang w:eastAsia="zh-CN"/>
-              </w:rPr>
-              <w:t xml:space="preserve"> %}{%if loop.last%}{{ i }}{%else%}{{ i }}</w:t>
-            </w:r>
-          </w:p>
-          <w:p>
-            <w:pPr>
-              <w:snapToGrid w:val="0"/>
-              <w:jc w:val="center"/>
-              <w:rPr>
-                <w:rFonts w:ascii="Times New Roman" w:hAnsi="Times New Roman" w:eastAsia="微软雅黑" w:cs="Times New Roman"/>
-                <w:color w:val="000000"/>
-                <w:sz w:val="21"/>
-                <w:szCs w:val="21"/>
-              </w:rPr>
-            </w:pPr>
-            <w:r>
-              <w:rPr>
-                <w:rFonts w:hint="eastAsia" w:ascii="Times New Roman" w:hAnsi="Times New Roman" w:eastAsia="微软雅黑" w:cs="Times New Roman"/>
-                <w:sz w:val="21"/>
-                <w:szCs w:val="21"/>
-                <w:lang w:eastAsia="zh-CN"/>
-              </w:rPr>
-              <w:t>{%endif%}{% endfor %}</w:t>
-            </w:r>
-          </w:p>
-        </w:tc>
-        <w:tc>
-          <w:tcPr>
-            <w:tcW w:w="3445" w:type="dxa"/>
-            <w:vMerge w:val="continue"/>
-            <w:shd w:val="clear" w:color="auto" w:fill="auto"/>
-            <w:noWrap/>
-            <w:vAlign w:val="center"/>
-          </w:tcPr>
-          <w:p>
-            <w:pPr>
-              <w:snapToGrid w:val="0"/>
-              <w:rPr>
-                <w:rFonts w:ascii="Times New Roman" w:hAnsi="Times New Roman" w:eastAsia="微软雅黑" w:cs="Times New Roman"/>
-                <w:sz w:val="21"/>
-                <w:szCs w:val="21"/>
-                <w:lang w:eastAsia="zh-CN"/>
-              </w:rPr>
-            </w:pPr>
-          </w:p>
-        </w:tc>
-      </w:tr>
-      <w:tr>
-        <w:tblPrEx>
-          <w:tblBorders>
-            <w:top w:val="single" w:color="D7D7D7" w:sz="4" w:space="0"/>
-            <w:left w:val="single" w:color="D7D7D7" w:sz="4" w:space="0"/>
-            <w:bottom w:val="single" w:color="D7D7D7" w:sz="4" w:space="0"/>
-            <w:right w:val="single" w:color="D7D7D7" w:sz="4" w:space="0"/>
-            <w:insideH w:val="single" w:color="D7D7D7" w:sz="4" w:space="0"/>
-            <w:insideV w:val="single" w:color="D7D7D7" w:sz="4" w:space="0"/>
-          </w:tblBorders>
         </w:tblPrEx>
         <w:trPr>
           <w:trHeight w:val="397" w:hRule="atLeast"/>

--- a/WebContent/docx/NovoPM1.0报告-晶赛.docx
+++ b/WebContent/docx/NovoPM1.0报告-晶赛.docx
@@ -741,12 +741,6 @@
             <w:insideH w:val="single" w:color="BEBEBE" w:themeColor="background1" w:themeShade="BF" w:sz="4" w:space="0"/>
             <w:insideV w:val="single" w:color="BEBEBE" w:themeColor="background1" w:themeShade="BF" w:sz="4" w:space="0"/>
           </w:tblBorders>
-          <w:tblCellMar>
-            <w:top w:w="0" w:type="dxa"/>
-            <w:left w:w="108" w:type="dxa"/>
-            <w:bottom w:w="0" w:type="dxa"/>
-            <w:right w:w="108" w:type="dxa"/>
-          </w:tblCellMar>
         </w:tblPrEx>
         <w:trPr>
           <w:trHeight w:val="600" w:hRule="atLeast"/>
@@ -4006,8 +4000,10 @@
                 <w:szCs w:val="21"/>
                 <w:lang w:eastAsia="zh-CN"/>
               </w:rPr>
-              <w:t>{{ receiveddate }}</w:t>
-            </w:r>
+              <w:t>{{reportdate}}</w:t>
+            </w:r>
+            <w:bookmarkStart w:id="1" w:name="_GoBack"/>
+            <w:bookmarkEnd w:id="1"/>
           </w:p>
         </w:tc>
       </w:tr>
@@ -18979,6 +18975,12 @@
             <w:insideH w:val="dotted" w:color="45A3A7" w:sz="4" w:space="0"/>
             <w:insideV w:val="dotted" w:color="45A3A7" w:sz="4" w:space="0"/>
           </w:tblBorders>
+          <w:tblCellMar>
+            <w:top w:w="0" w:type="dxa"/>
+            <w:left w:w="108" w:type="dxa"/>
+            <w:bottom w:w="0" w:type="dxa"/>
+            <w:right w:w="108" w:type="dxa"/>
+          </w:tblCellMar>
         </w:tblPrEx>
         <w:trPr>
           <w:trHeight w:val="420" w:hRule="atLeast"/>
@@ -25269,6 +25271,12 @@
             <w:insideH w:val="single" w:color="D7D7D7" w:themeColor="background1" w:themeShade="D8" w:sz="4" w:space="0"/>
             <w:insideV w:val="single" w:color="D7D7D7" w:themeColor="background1" w:themeShade="D8" w:sz="4" w:space="0"/>
           </w:tblBorders>
+          <w:tblCellMar>
+            <w:top w:w="0" w:type="dxa"/>
+            <w:left w:w="108" w:type="dxa"/>
+            <w:bottom w:w="0" w:type="dxa"/>
+            <w:right w:w="108" w:type="dxa"/>
+          </w:tblCellMar>
         </w:tblPrEx>
         <w:trPr>
           <w:trHeight w:val="397" w:hRule="atLeast"/>
@@ -32766,13 +32774,14 @@
               <w:jc w:val="center"/>
               <w:textAlignment w:val="center"/>
               <w:rPr>
-                <w:rFonts w:ascii="Times New Roman" w:hAnsi="Times New Roman" w:eastAsia="微软雅黑" w:cs="Times New Roman"/>
-                <w:sz w:val="21"/>
-                <w:szCs w:val="21"/>
-              </w:rPr>
-            </w:pPr>
-            <w:bookmarkStart w:id="1" w:name="_GoBack"/>
-            <w:bookmarkEnd w:id="1"/>
+                <w:rFonts w:hint="eastAsia" w:ascii="Times New Roman" w:hAnsi="Times New Roman" w:eastAsia="微软雅黑" w:cs="Times New Roman"/>
+                <w:b/>
+                <w:bCs/>
+                <w:sz w:val="21"/>
+                <w:szCs w:val="21"/>
+                <w:lang w:eastAsia="zh-CN"/>
+              </w:rPr>
+            </w:pPr>
           </w:p>
         </w:tc>
         <w:tc>
@@ -32788,22 +32797,23 @@
               <w:snapToGrid w:val="0"/>
               <w:textAlignment w:val="center"/>
               <w:rPr>
-                <w:rFonts w:ascii="Times New Roman" w:hAnsi="Times New Roman" w:eastAsia="微软雅黑" w:cs="Times New Roman"/>
+                <w:rFonts w:hint="eastAsia" w:ascii="Times New Roman" w:hAnsi="Times New Roman" w:eastAsia="微软雅黑" w:cs="Times New Roman"/>
                 <w:color w:val="000000"/>
+                <w:kern w:val="2"/>
+                <w:sz w:val="21"/>
+                <w:szCs w:val="21"/>
+                <w:lang w:val="en-US" w:eastAsia="zh-CN" w:bidi="ar"/>
+              </w:rPr>
+            </w:pPr>
+            <w:r>
+              <w:rPr>
+                <w:rFonts w:hint="eastAsia" w:ascii="Times New Roman" w:hAnsi="Times New Roman" w:eastAsia="微软雅黑" w:cs="Times New Roman"/>
+                <w:color w:val="000000"/>
                 <w:sz w:val="21"/>
                 <w:szCs w:val="21"/>
                 <w:lang w:eastAsia="zh-CN" w:bidi="ar"/>
               </w:rPr>
-            </w:pPr>
-            <w:r>
-              <w:rPr>
-                <w:rFonts w:hint="eastAsia" w:ascii="Times New Roman" w:hAnsi="Times New Roman" w:eastAsia="微软雅黑" w:cs="Times New Roman"/>
-                <w:color w:val="000000"/>
-                <w:sz w:val="21"/>
-                <w:szCs w:val="21"/>
-                <w:lang w:eastAsia="zh-CN" w:bidi="ar"/>
-              </w:rPr>
-              <w:t>CTNNB1突变</w:t>
+              <w:t>B2M突变</w:t>
             </w:r>
           </w:p>
         </w:tc>
@@ -32843,7 +32853,7 @@
                 <w:szCs w:val="21"/>
                 <w:lang w:eastAsia="zh-CN" w:bidi="ar"/>
               </w:rPr>
-              <w:t>CTNNB1</w:t>
+              <w:t>B2M</w:t>
             </w:r>
             <w:r>
               <w:rPr>
@@ -32860,10 +32870,12 @@
               <w:snapToGrid w:val="0"/>
               <w:jc w:val="center"/>
               <w:rPr>
-                <w:rFonts w:ascii="Times New Roman" w:hAnsi="Times New Roman" w:eastAsia="微软雅黑" w:cs="Times New Roman"/>
+                <w:rFonts w:hint="eastAsia" w:ascii="Times New Roman" w:hAnsi="Times New Roman" w:eastAsia="微软雅黑" w:cs="Times New Roman"/>
                 <w:color w:val="000000"/>
-                <w:sz w:val="21"/>
-                <w:szCs w:val="21"/>
+                <w:kern w:val="2"/>
+                <w:sz w:val="21"/>
+                <w:szCs w:val="21"/>
+                <w:lang w:val="en-US" w:eastAsia="zh-CN" w:bidi="ar-SA"/>
               </w:rPr>
             </w:pPr>
             <w:r>
@@ -32888,8 +32900,9 @@
           <w:p>
             <w:pPr>
               <w:snapToGrid w:val="0"/>
-              <w:rPr>
-                <w:rFonts w:ascii="Times New Roman" w:hAnsi="Times New Roman" w:eastAsia="微软雅黑" w:cs="Times New Roman"/>
+              <w:jc w:val="center"/>
+              <w:rPr>
+                <w:rFonts w:hint="eastAsia" w:ascii="Times New Roman" w:hAnsi="Times New Roman" w:eastAsia="微软雅黑" w:cs="Times New Roman"/>
                 <w:sz w:val="21"/>
                 <w:szCs w:val="21"/>
                 <w:lang w:eastAsia="zh-CN"/>
@@ -32914,6 +32927,165 @@
             <w:bottom w:w="0" w:type="dxa"/>
             <w:right w:w="108" w:type="dxa"/>
           </w:tblCellMar>
+        </w:tblPrEx>
+        <w:trPr>
+          <w:trHeight w:val="397" w:hRule="atLeast"/>
+        </w:trPr>
+        <w:tc>
+          <w:tcPr>
+            <w:tcW w:w="1434" w:type="dxa"/>
+            <w:vMerge w:val="continue"/>
+            <w:shd w:val="clear" w:color="auto" w:fill="auto"/>
+            <w:noWrap/>
+            <w:vAlign w:val="center"/>
+          </w:tcPr>
+          <w:p>
+            <w:pPr>
+              <w:widowControl/>
+              <w:snapToGrid w:val="0"/>
+              <w:jc w:val="center"/>
+              <w:textAlignment w:val="center"/>
+              <w:rPr>
+                <w:rFonts w:ascii="Times New Roman" w:hAnsi="Times New Roman" w:eastAsia="微软雅黑" w:cs="Times New Roman"/>
+                <w:sz w:val="21"/>
+                <w:szCs w:val="21"/>
+              </w:rPr>
+            </w:pPr>
+          </w:p>
+        </w:tc>
+        <w:tc>
+          <w:tcPr>
+            <w:tcW w:w="2436" w:type="dxa"/>
+            <w:shd w:val="clear" w:color="auto" w:fill="auto"/>
+            <w:noWrap/>
+            <w:vAlign w:val="center"/>
+          </w:tcPr>
+          <w:p>
+            <w:pPr>
+              <w:widowControl/>
+              <w:snapToGrid w:val="0"/>
+              <w:textAlignment w:val="center"/>
+              <w:rPr>
+                <w:rFonts w:ascii="Times New Roman" w:hAnsi="Times New Roman" w:eastAsia="微软雅黑" w:cs="Times New Roman"/>
+                <w:color w:val="000000"/>
+                <w:sz w:val="21"/>
+                <w:szCs w:val="21"/>
+                <w:lang w:eastAsia="zh-CN" w:bidi="ar"/>
+              </w:rPr>
+            </w:pPr>
+            <w:r>
+              <w:rPr>
+                <w:rFonts w:hint="eastAsia" w:ascii="Times New Roman" w:hAnsi="Times New Roman" w:eastAsia="微软雅黑" w:cs="Times New Roman"/>
+                <w:color w:val="000000"/>
+                <w:sz w:val="21"/>
+                <w:szCs w:val="21"/>
+                <w:lang w:eastAsia="zh-CN" w:bidi="ar"/>
+              </w:rPr>
+              <w:t>CTNNB1突变</w:t>
+            </w:r>
+          </w:p>
+        </w:tc>
+        <w:tc>
+          <w:tcPr>
+            <w:tcW w:w="2623" w:type="dxa"/>
+            <w:shd w:val="clear" w:color="auto" w:fill="auto"/>
+            <w:noWrap/>
+            <w:vAlign w:val="center"/>
+          </w:tcPr>
+          <w:p>
+            <w:pPr>
+              <w:widowControl/>
+              <w:snapToGrid w:val="0"/>
+              <w:jc w:val="center"/>
+              <w:textAlignment w:val="center"/>
+              <w:rPr>
+                <w:rFonts w:ascii="Times New Roman" w:hAnsi="Times New Roman" w:eastAsia="微软雅黑" w:cs="Times New Roman"/>
+                <w:sz w:val="21"/>
+                <w:szCs w:val="21"/>
+                <w:lang w:eastAsia="zh-CN"/>
+              </w:rPr>
+            </w:pPr>
+            <w:r>
+              <w:rPr>
+                <w:rFonts w:hint="eastAsia" w:ascii="Times New Roman" w:hAnsi="Times New Roman" w:eastAsia="微软雅黑" w:cs="Times New Roman"/>
+                <w:sz w:val="21"/>
+                <w:szCs w:val="21"/>
+                <w:lang w:eastAsia="zh-CN"/>
+              </w:rPr>
+              <w:t>{%for i in negative.negative</w:t>
+            </w:r>
+            <w:r>
+              <w:rPr>
+                <w:rFonts w:hint="eastAsia" w:ascii="Times New Roman" w:hAnsi="Times New Roman" w:eastAsia="微软雅黑" w:cs="Times New Roman"/>
+                <w:sz w:val="21"/>
+                <w:szCs w:val="21"/>
+                <w:lang w:eastAsia="zh-CN" w:bidi="ar"/>
+              </w:rPr>
+              <w:t>CTNNB1</w:t>
+            </w:r>
+            <w:r>
+              <w:rPr>
+                <w:rFonts w:hint="eastAsia" w:ascii="Times New Roman" w:hAnsi="Times New Roman" w:eastAsia="微软雅黑" w:cs="Times New Roman"/>
+                <w:sz w:val="21"/>
+                <w:szCs w:val="21"/>
+                <w:lang w:eastAsia="zh-CN"/>
+              </w:rPr>
+              <w:t xml:space="preserve"> %}{%if loop.last%}{{ i }}{%else%}{{ i }}</w:t>
+            </w:r>
+          </w:p>
+          <w:p>
+            <w:pPr>
+              <w:snapToGrid w:val="0"/>
+              <w:jc w:val="center"/>
+              <w:rPr>
+                <w:rFonts w:ascii="Times New Roman" w:hAnsi="Times New Roman" w:eastAsia="微软雅黑" w:cs="Times New Roman"/>
+                <w:color w:val="000000"/>
+                <w:sz w:val="21"/>
+                <w:szCs w:val="21"/>
+              </w:rPr>
+            </w:pPr>
+            <w:r>
+              <w:rPr>
+                <w:rFonts w:hint="eastAsia" w:ascii="Times New Roman" w:hAnsi="Times New Roman" w:eastAsia="微软雅黑" w:cs="Times New Roman"/>
+                <w:sz w:val="21"/>
+                <w:szCs w:val="21"/>
+                <w:lang w:eastAsia="zh-CN"/>
+              </w:rPr>
+              <w:t>{%endif%}{% endfor %}</w:t>
+            </w:r>
+          </w:p>
+        </w:tc>
+        <w:tc>
+          <w:tcPr>
+            <w:tcW w:w="3445" w:type="dxa"/>
+            <w:vMerge w:val="continue"/>
+            <w:shd w:val="clear" w:color="auto" w:fill="auto"/>
+            <w:noWrap/>
+            <w:vAlign w:val="center"/>
+          </w:tcPr>
+          <w:p>
+            <w:pPr>
+              <w:snapToGrid w:val="0"/>
+              <w:rPr>
+                <w:rFonts w:ascii="Times New Roman" w:hAnsi="Times New Roman" w:eastAsia="微软雅黑" w:cs="Times New Roman"/>
+                <w:sz w:val="21"/>
+                <w:szCs w:val="21"/>
+                <w:lang w:eastAsia="zh-CN"/>
+              </w:rPr>
+            </w:pPr>
+          </w:p>
+        </w:tc>
+      </w:tr>
+      <w:tr>
+        <w:tblPrEx>
+          <w:tblBorders>
+            <w:top w:val="single" w:color="D7D7D7" w:sz="4" w:space="0"/>
+            <w:left w:val="single" w:color="D7D7D7" w:sz="4" w:space="0"/>
+            <w:bottom w:val="single" w:color="D7D7D7" w:sz="4" w:space="0"/>
+            <w:right w:val="single" w:color="D7D7D7" w:sz="4" w:space="0"/>
+            <w:insideH w:val="single" w:color="D7D7D7" w:sz="4" w:space="0"/>
+            <w:insideV w:val="single" w:color="D7D7D7" w:sz="4" w:space="0"/>
+          </w:tblBorders>
         </w:tblPrEx>
         <w:trPr>
           <w:trHeight w:val="397" w:hRule="atLeast"/>

--- a/WebContent/docx/NovoPM1.0报告-晶赛.docx
+++ b/WebContent/docx/NovoPM1.0报告-晶赛.docx
@@ -741,6 +741,12 @@
             <w:insideH w:val="single" w:color="BEBEBE" w:themeColor="background1" w:themeShade="BF" w:sz="4" w:space="0"/>
             <w:insideV w:val="single" w:color="BEBEBE" w:themeColor="background1" w:themeShade="BF" w:sz="4" w:space="0"/>
           </w:tblBorders>
+          <w:tblCellMar>
+            <w:top w:w="0" w:type="dxa"/>
+            <w:left w:w="108" w:type="dxa"/>
+            <w:bottom w:w="0" w:type="dxa"/>
+            <w:right w:w="108" w:type="dxa"/>
+          </w:tblCellMar>
         </w:tblPrEx>
         <w:trPr>
           <w:trHeight w:val="600" w:hRule="atLeast"/>
@@ -2406,12 +2412,6 @@
             <w:insideH w:val="single" w:color="BEBEBE" w:themeColor="background1" w:themeShade="BF" w:sz="4" w:space="0"/>
             <w:insideV w:val="single" w:color="BEBEBE" w:themeColor="background1" w:themeShade="BF" w:sz="4" w:space="0"/>
           </w:tblBorders>
-          <w:tblCellMar>
-            <w:top w:w="0" w:type="dxa"/>
-            <w:left w:w="108" w:type="dxa"/>
-            <w:bottom w:w="0" w:type="dxa"/>
-            <w:right w:w="108" w:type="dxa"/>
-          </w:tblCellMar>
         </w:tblPrEx>
         <w:trPr>
           <w:trHeight w:val="517" w:hRule="atLeast"/>
@@ -4002,8 +4002,6 @@
               </w:rPr>
               <w:t>{{reportdate}}</w:t>
             </w:r>
-            <w:bookmarkStart w:id="1" w:name="_GoBack"/>
-            <w:bookmarkEnd w:id="1"/>
           </w:p>
         </w:tc>
       </w:tr>
@@ -25043,12 +25041,6 @@
             <w:insideH w:val="single" w:color="D7D7D7" w:themeColor="background1" w:themeShade="D8" w:sz="4" w:space="0"/>
             <w:insideV w:val="single" w:color="D7D7D7" w:themeColor="background1" w:themeShade="D8" w:sz="4" w:space="0"/>
           </w:tblBorders>
-          <w:tblCellMar>
-            <w:top w:w="0" w:type="dxa"/>
-            <w:left w:w="108" w:type="dxa"/>
-            <w:bottom w:w="0" w:type="dxa"/>
-            <w:right w:w="108" w:type="dxa"/>
-          </w:tblCellMar>
         </w:tblPrEx>
         <w:trPr>
           <w:trHeight w:val="510" w:hRule="atLeast"/>
@@ -33086,6 +33078,12 @@
             <w:insideH w:val="single" w:color="D7D7D7" w:sz="4" w:space="0"/>
             <w:insideV w:val="single" w:color="D7D7D7" w:sz="4" w:space="0"/>
           </w:tblBorders>
+          <w:tblCellMar>
+            <w:top w:w="0" w:type="dxa"/>
+            <w:left w:w="108" w:type="dxa"/>
+            <w:bottom w:w="0" w:type="dxa"/>
+            <w:right w:w="108" w:type="dxa"/>
+          </w:tblCellMar>
         </w:tblPrEx>
         <w:trPr>
           <w:trHeight w:val="397" w:hRule="atLeast"/>
@@ -40918,6 +40916,30 @@
             </w:pPr>
             <w:r>
               <w:rPr>
+                <w:rFonts w:hint="eastAsia" w:ascii="Times New Roman" w:hAnsi="Times New Roman" w:eastAsia="微软雅黑" w:cs="黑体"/>
+                <w:sz w:val="21"/>
+                <w:lang w:eastAsia="zh-CN"/>
+              </w:rPr>
+              <w:t xml:space="preserve">{% if summaryOfRresults.type == </w:t>
+            </w:r>
+            <w:r>
+              <w:rPr>
+                <w:rFonts w:ascii="Times New Roman" w:hAnsi="Times New Roman" w:eastAsia="微软雅黑" w:cs="黑体"/>
+                <w:sz w:val="21"/>
+                <w:lang w:eastAsia="zh-CN"/>
+              </w:rPr>
+              <w:t>“tissue”</w:t>
+            </w:r>
+            <w:r>
+              <w:rPr>
+                <w:rFonts w:hint="eastAsia" w:ascii="Times New Roman" w:hAnsi="Times New Roman" w:eastAsia="微软雅黑" w:cs="黑体"/>
+                <w:sz w:val="21"/>
+                <w:lang w:eastAsia="zh-CN"/>
+              </w:rPr>
+              <w:t xml:space="preserve"> %}</w:t>
+            </w:r>
+            <w:r>
+              <w:rPr>
                 <w:rFonts w:hint="eastAsia" w:ascii="微软雅黑" w:hAnsi="微软雅黑" w:eastAsia="微软雅黑" w:cs="微软雅黑"/>
                 <w:sz w:val="21"/>
                 <w:szCs w:val="21"/>
@@ -40933,6 +40955,52 @@
                 <w:lang w:eastAsia="zh-CN" w:bidi="ar"/>
               </w:rPr>
               <w:t>500</w:t>
+            </w:r>
+            <w:r>
+              <w:rPr>
+                <w:rFonts w:hint="eastAsia" w:ascii="Times New Roman" w:hAnsi="Times New Roman" w:eastAsia="微软雅黑" w:cs="黑体"/>
+                <w:sz w:val="21"/>
+                <w:lang w:eastAsia="zh-CN"/>
+              </w:rPr>
+              <w:t>{% else %}</w:t>
+            </w:r>
+            <w:r>
+              <w:rPr>
+                <w:rFonts w:hint="eastAsia" w:ascii="微软雅黑" w:hAnsi="微软雅黑" w:eastAsia="微软雅黑" w:cs="微软雅黑"/>
+                <w:sz w:val="21"/>
+                <w:szCs w:val="21"/>
+                <w:lang w:eastAsia="zh-CN" w:bidi="ar"/>
+              </w:rPr>
+              <w:t>≥</w:t>
+            </w:r>
+            <w:bookmarkStart w:id="1" w:name="_GoBack"/>
+            <w:bookmarkEnd w:id="1"/>
+            <w:r>
+              <w:rPr>
+                <w:rFonts w:hint="eastAsia" w:ascii="Times New Roman" w:hAnsi="Times New Roman" w:cs="Times New Roman"/>
+                <w:color w:val="000000"/>
+                <w:sz w:val="21"/>
+                <w:szCs w:val="21"/>
+                <w:lang w:eastAsia="zh-CN"/>
+              </w:rPr>
+              <w:t>15</w:t>
+            </w:r>
+            <w:r>
+              <w:rPr>
+                <w:rFonts w:ascii="Times New Roman" w:hAnsi="Times New Roman" w:cs="Times New Roman"/>
+                <w:color w:val="000000"/>
+                <w:sz w:val="21"/>
+                <w:szCs w:val="21"/>
+              </w:rPr>
+              <w:t>00</w:t>
+            </w:r>
+            <w:r>
+              <w:rPr>
+                <w:rFonts w:hint="eastAsia" w:ascii="Times New Roman" w:hAnsi="Times New Roman" w:eastAsia="微软雅黑" w:cs="黑体"/>
+                <w:sz w:val="21"/>
+                <w:lang w:eastAsia="zh-CN"/>
+              </w:rPr>
+              <w:t>{% endif %}</w:t>
             </w:r>
           </w:p>
         </w:tc>
@@ -41076,30 +41144,6 @@
             </w:pPr>
             <w:r>
               <w:rPr>
-                <w:rFonts w:hint="eastAsia" w:ascii="Times New Roman" w:hAnsi="Times New Roman" w:eastAsia="微软雅黑" w:cs="黑体"/>
-                <w:sz w:val="21"/>
-                <w:lang w:eastAsia="zh-CN"/>
-              </w:rPr>
-              <w:t xml:space="preserve">{% if summaryOfRresults.type == </w:t>
-            </w:r>
-            <w:r>
-              <w:rPr>
-                <w:rFonts w:ascii="Times New Roman" w:hAnsi="Times New Roman" w:eastAsia="微软雅黑" w:cs="黑体"/>
-                <w:sz w:val="21"/>
-                <w:lang w:eastAsia="zh-CN"/>
-              </w:rPr>
-              <w:t>“tissue”</w:t>
-            </w:r>
-            <w:r>
-              <w:rPr>
-                <w:rFonts w:hint="eastAsia" w:ascii="Times New Roman" w:hAnsi="Times New Roman" w:eastAsia="微软雅黑" w:cs="黑体"/>
-                <w:sz w:val="21"/>
-                <w:lang w:eastAsia="zh-CN"/>
-              </w:rPr>
-              <w:t xml:space="preserve"> %}</w:t>
-            </w:r>
-            <w:r>
-              <w:rPr>
                 <w:rFonts w:hint="eastAsia" w:ascii="微软雅黑" w:hAnsi="微软雅黑" w:eastAsia="微软雅黑" w:cs="微软雅黑"/>
                 <w:sz w:val="21"/>
                 <w:szCs w:val="21"/>
@@ -41114,51 +41158,7 @@
                 <w:szCs w:val="21"/>
                 <w:lang w:eastAsia="zh-CN" w:bidi="ar"/>
               </w:rPr>
-              <w:t>500</w:t>
-            </w:r>
-            <w:r>
-              <w:rPr>
-                <w:rFonts w:hint="eastAsia" w:ascii="Times New Roman" w:hAnsi="Times New Roman" w:eastAsia="微软雅黑" w:cs="黑体"/>
-                <w:sz w:val="21"/>
-                <w:lang w:eastAsia="zh-CN"/>
-              </w:rPr>
-              <w:t>{% else %}</w:t>
-            </w:r>
-            <w:r>
-              <w:rPr>
-                <w:rFonts w:hint="eastAsia" w:ascii="微软雅黑" w:hAnsi="微软雅黑" w:eastAsia="微软雅黑" w:cs="微软雅黑"/>
-                <w:sz w:val="21"/>
-                <w:szCs w:val="21"/>
-                <w:lang w:eastAsia="zh-CN" w:bidi="ar"/>
-              </w:rPr>
-              <w:t>≥</w:t>
-            </w:r>
-            <w:r>
-              <w:rPr>
-                <w:rFonts w:hint="eastAsia" w:ascii="Times New Roman" w:hAnsi="Times New Roman" w:cs="Times New Roman"/>
-                <w:color w:val="000000"/>
-                <w:sz w:val="21"/>
-                <w:szCs w:val="21"/>
-                <w:lang w:eastAsia="zh-CN"/>
-              </w:rPr>
-              <w:t>15</w:t>
-            </w:r>
-            <w:r>
-              <w:rPr>
-                <w:rFonts w:ascii="Times New Roman" w:hAnsi="Times New Roman" w:cs="Times New Roman"/>
-                <w:color w:val="000000"/>
-                <w:sz w:val="21"/>
-                <w:szCs w:val="21"/>
-              </w:rPr>
-              <w:t>00</w:t>
-            </w:r>
-            <w:r>
-              <w:rPr>
-                <w:rFonts w:hint="eastAsia" w:ascii="Times New Roman" w:hAnsi="Times New Roman" w:eastAsia="微软雅黑" w:cs="黑体"/>
-                <w:sz w:val="21"/>
-                <w:lang w:eastAsia="zh-CN"/>
-              </w:rPr>
-              <w:t>{% endif %}</w:t>
+              <w:t>90%</w:t>
             </w:r>
           </w:p>
         </w:tc>

--- a/WebContent/docx/NovoPM1.0报告-晶赛.docx
+++ b/WebContent/docx/NovoPM1.0报告-晶赛.docx
@@ -2412,12 +2412,6 @@
             <w:insideH w:val="single" w:color="BEBEBE" w:themeColor="background1" w:themeShade="BF" w:sz="4" w:space="0"/>
             <w:insideV w:val="single" w:color="BEBEBE" w:themeColor="background1" w:themeShade="BF" w:sz="4" w:space="0"/>
           </w:tblBorders>
-          <w:tblCellMar>
-            <w:top w:w="0" w:type="dxa"/>
-            <w:left w:w="108" w:type="dxa"/>
-            <w:bottom w:w="0" w:type="dxa"/>
-            <w:right w:w="108" w:type="dxa"/>
-          </w:tblCellMar>
         </w:tblPrEx>
         <w:trPr>
           <w:trHeight w:val="517" w:hRule="atLeast"/>
@@ -4006,7 +4000,7 @@
                 <w:szCs w:val="21"/>
                 <w:lang w:eastAsia="zh-CN"/>
               </w:rPr>
-              <w:t>{{ receiveddate }}</w:t>
+              <w:t>{{reportdate}}</w:t>
             </w:r>
           </w:p>
         </w:tc>
@@ -18979,6 +18973,12 @@
             <w:insideH w:val="dotted" w:color="45A3A7" w:sz="4" w:space="0"/>
             <w:insideV w:val="dotted" w:color="45A3A7" w:sz="4" w:space="0"/>
           </w:tblBorders>
+          <w:tblCellMar>
+            <w:top w:w="0" w:type="dxa"/>
+            <w:left w:w="108" w:type="dxa"/>
+            <w:bottom w:w="0" w:type="dxa"/>
+            <w:right w:w="108" w:type="dxa"/>
+          </w:tblCellMar>
         </w:tblPrEx>
         <w:trPr>
           <w:trHeight w:val="420" w:hRule="atLeast"/>
@@ -25041,12 +25041,6 @@
             <w:insideH w:val="single" w:color="D7D7D7" w:themeColor="background1" w:themeShade="D8" w:sz="4" w:space="0"/>
             <w:insideV w:val="single" w:color="D7D7D7" w:themeColor="background1" w:themeShade="D8" w:sz="4" w:space="0"/>
           </w:tblBorders>
-          <w:tblCellMar>
-            <w:top w:w="0" w:type="dxa"/>
-            <w:left w:w="108" w:type="dxa"/>
-            <w:bottom w:w="0" w:type="dxa"/>
-            <w:right w:w="108" w:type="dxa"/>
-          </w:tblCellMar>
         </w:tblPrEx>
         <w:trPr>
           <w:trHeight w:val="510" w:hRule="atLeast"/>
@@ -25269,6 +25263,12 @@
             <w:insideH w:val="single" w:color="D7D7D7" w:themeColor="background1" w:themeShade="D8" w:sz="4" w:space="0"/>
             <w:insideV w:val="single" w:color="D7D7D7" w:themeColor="background1" w:themeShade="D8" w:sz="4" w:space="0"/>
           </w:tblBorders>
+          <w:tblCellMar>
+            <w:top w:w="0" w:type="dxa"/>
+            <w:left w:w="108" w:type="dxa"/>
+            <w:bottom w:w="0" w:type="dxa"/>
+            <w:right w:w="108" w:type="dxa"/>
+          </w:tblCellMar>
         </w:tblPrEx>
         <w:trPr>
           <w:trHeight w:val="397" w:hRule="atLeast"/>
@@ -32766,13 +32766,183 @@
               <w:jc w:val="center"/>
               <w:textAlignment w:val="center"/>
               <w:rPr>
-                <w:rFonts w:ascii="Times New Roman" w:hAnsi="Times New Roman" w:eastAsia="微软雅黑" w:cs="Times New Roman"/>
-                <w:sz w:val="21"/>
-                <w:szCs w:val="21"/>
-              </w:rPr>
-            </w:pPr>
-            <w:bookmarkStart w:id="1" w:name="_GoBack"/>
-            <w:bookmarkEnd w:id="1"/>
+                <w:rFonts w:hint="eastAsia" w:ascii="Times New Roman" w:hAnsi="Times New Roman" w:eastAsia="微软雅黑" w:cs="Times New Roman"/>
+                <w:b/>
+                <w:bCs/>
+                <w:sz w:val="21"/>
+                <w:szCs w:val="21"/>
+                <w:lang w:eastAsia="zh-CN"/>
+              </w:rPr>
+            </w:pPr>
+          </w:p>
+        </w:tc>
+        <w:tc>
+          <w:tcPr>
+            <w:tcW w:w="2436" w:type="dxa"/>
+            <w:shd w:val="clear" w:color="auto" w:fill="auto"/>
+            <w:noWrap/>
+            <w:vAlign w:val="center"/>
+          </w:tcPr>
+          <w:p>
+            <w:pPr>
+              <w:widowControl/>
+              <w:snapToGrid w:val="0"/>
+              <w:textAlignment w:val="center"/>
+              <w:rPr>
+                <w:rFonts w:hint="eastAsia" w:ascii="Times New Roman" w:hAnsi="Times New Roman" w:eastAsia="微软雅黑" w:cs="Times New Roman"/>
+                <w:color w:val="000000"/>
+                <w:kern w:val="2"/>
+                <w:sz w:val="21"/>
+                <w:szCs w:val="21"/>
+                <w:lang w:val="en-US" w:eastAsia="zh-CN" w:bidi="ar"/>
+              </w:rPr>
+            </w:pPr>
+            <w:r>
+              <w:rPr>
+                <w:rFonts w:hint="eastAsia" w:ascii="Times New Roman" w:hAnsi="Times New Roman" w:eastAsia="微软雅黑" w:cs="Times New Roman"/>
+                <w:color w:val="000000"/>
+                <w:sz w:val="21"/>
+                <w:szCs w:val="21"/>
+                <w:lang w:eastAsia="zh-CN" w:bidi="ar"/>
+              </w:rPr>
+              <w:t>B2M突变</w:t>
+            </w:r>
+          </w:p>
+        </w:tc>
+        <w:tc>
+          <w:tcPr>
+            <w:tcW w:w="2623" w:type="dxa"/>
+            <w:shd w:val="clear" w:color="auto" w:fill="auto"/>
+            <w:noWrap/>
+            <w:vAlign w:val="center"/>
+          </w:tcPr>
+          <w:p>
+            <w:pPr>
+              <w:widowControl/>
+              <w:snapToGrid w:val="0"/>
+              <w:jc w:val="center"/>
+              <w:textAlignment w:val="center"/>
+              <w:rPr>
+                <w:rFonts w:ascii="Times New Roman" w:hAnsi="Times New Roman" w:eastAsia="微软雅黑" w:cs="Times New Roman"/>
+                <w:sz w:val="21"/>
+                <w:szCs w:val="21"/>
+                <w:lang w:eastAsia="zh-CN"/>
+              </w:rPr>
+            </w:pPr>
+            <w:r>
+              <w:rPr>
+                <w:rFonts w:hint="eastAsia" w:ascii="Times New Roman" w:hAnsi="Times New Roman" w:eastAsia="微软雅黑" w:cs="Times New Roman"/>
+                <w:sz w:val="21"/>
+                <w:szCs w:val="21"/>
+                <w:lang w:eastAsia="zh-CN"/>
+              </w:rPr>
+              <w:t>{%for i in negative.negative</w:t>
+            </w:r>
+            <w:r>
+              <w:rPr>
+                <w:rFonts w:hint="eastAsia" w:ascii="Times New Roman" w:hAnsi="Times New Roman" w:eastAsia="微软雅黑" w:cs="Times New Roman"/>
+                <w:sz w:val="21"/>
+                <w:szCs w:val="21"/>
+                <w:lang w:eastAsia="zh-CN" w:bidi="ar"/>
+              </w:rPr>
+              <w:t>B2M</w:t>
+            </w:r>
+            <w:r>
+              <w:rPr>
+                <w:rFonts w:hint="eastAsia" w:ascii="Times New Roman" w:hAnsi="Times New Roman" w:eastAsia="微软雅黑" w:cs="Times New Roman"/>
+                <w:sz w:val="21"/>
+                <w:szCs w:val="21"/>
+                <w:lang w:eastAsia="zh-CN"/>
+              </w:rPr>
+              <w:t xml:space="preserve"> %}{%if loop.last%}{{ i }}{%else%}{{ i }}</w:t>
+            </w:r>
+          </w:p>
+          <w:p>
+            <w:pPr>
+              <w:snapToGrid w:val="0"/>
+              <w:jc w:val="center"/>
+              <w:rPr>
+                <w:rFonts w:hint="eastAsia" w:ascii="Times New Roman" w:hAnsi="Times New Roman" w:eastAsia="微软雅黑" w:cs="Times New Roman"/>
+                <w:color w:val="000000"/>
+                <w:kern w:val="2"/>
+                <w:sz w:val="21"/>
+                <w:szCs w:val="21"/>
+                <w:lang w:val="en-US" w:eastAsia="zh-CN" w:bidi="ar-SA"/>
+              </w:rPr>
+            </w:pPr>
+            <w:r>
+              <w:rPr>
+                <w:rFonts w:hint="eastAsia" w:ascii="Times New Roman" w:hAnsi="Times New Roman" w:eastAsia="微软雅黑" w:cs="Times New Roman"/>
+                <w:sz w:val="21"/>
+                <w:szCs w:val="21"/>
+                <w:lang w:eastAsia="zh-CN"/>
+              </w:rPr>
+              <w:t>{%endif%}{% endfor %}</w:t>
+            </w:r>
+          </w:p>
+        </w:tc>
+        <w:tc>
+          <w:tcPr>
+            <w:tcW w:w="3445" w:type="dxa"/>
+            <w:vMerge w:val="continue"/>
+            <w:shd w:val="clear" w:color="auto" w:fill="auto"/>
+            <w:noWrap/>
+            <w:vAlign w:val="center"/>
+          </w:tcPr>
+          <w:p>
+            <w:pPr>
+              <w:snapToGrid w:val="0"/>
+              <w:jc w:val="center"/>
+              <w:rPr>
+                <w:rFonts w:hint="eastAsia" w:ascii="Times New Roman" w:hAnsi="Times New Roman" w:eastAsia="微软雅黑" w:cs="Times New Roman"/>
+                <w:sz w:val="21"/>
+                <w:szCs w:val="21"/>
+                <w:lang w:eastAsia="zh-CN"/>
+              </w:rPr>
+            </w:pPr>
+          </w:p>
+        </w:tc>
+      </w:tr>
+      <w:tr>
+        <w:tblPrEx>
+          <w:tblBorders>
+            <w:top w:val="single" w:color="D7D7D7" w:sz="4" w:space="0"/>
+            <w:left w:val="single" w:color="D7D7D7" w:sz="4" w:space="0"/>
+            <w:bottom w:val="single" w:color="D7D7D7" w:sz="4" w:space="0"/>
+            <w:right w:val="single" w:color="D7D7D7" w:sz="4" w:space="0"/>
+            <w:insideH w:val="single" w:color="D7D7D7" w:sz="4" w:space="0"/>
+            <w:insideV w:val="single" w:color="D7D7D7" w:sz="4" w:space="0"/>
+          </w:tblBorders>
+          <w:tblCellMar>
+            <w:top w:w="0" w:type="dxa"/>
+            <w:left w:w="108" w:type="dxa"/>
+            <w:bottom w:w="0" w:type="dxa"/>
+            <w:right w:w="108" w:type="dxa"/>
+          </w:tblCellMar>
+        </w:tblPrEx>
+        <w:trPr>
+          <w:trHeight w:val="397" w:hRule="atLeast"/>
+        </w:trPr>
+        <w:tc>
+          <w:tcPr>
+            <w:tcW w:w="1434" w:type="dxa"/>
+            <w:vMerge w:val="continue"/>
+            <w:shd w:val="clear" w:color="auto" w:fill="auto"/>
+            <w:noWrap/>
+            <w:vAlign w:val="center"/>
+          </w:tcPr>
+          <w:p>
+            <w:pPr>
+              <w:widowControl/>
+              <w:snapToGrid w:val="0"/>
+              <w:jc w:val="center"/>
+              <w:textAlignment w:val="center"/>
+              <w:rPr>
+                <w:rFonts w:ascii="Times New Roman" w:hAnsi="Times New Roman" w:eastAsia="微软雅黑" w:cs="Times New Roman"/>
+                <w:sz w:val="21"/>
+                <w:szCs w:val="21"/>
+              </w:rPr>
+            </w:pPr>
           </w:p>
         </w:tc>
         <w:tc>
@@ -40746,6 +40916,30 @@
             </w:pPr>
             <w:r>
               <w:rPr>
+                <w:rFonts w:hint="eastAsia" w:ascii="Times New Roman" w:hAnsi="Times New Roman" w:eastAsia="微软雅黑" w:cs="黑体"/>
+                <w:sz w:val="21"/>
+                <w:lang w:eastAsia="zh-CN"/>
+              </w:rPr>
+              <w:t xml:space="preserve">{% if summaryOfRresults.type == </w:t>
+            </w:r>
+            <w:r>
+              <w:rPr>
+                <w:rFonts w:ascii="Times New Roman" w:hAnsi="Times New Roman" w:eastAsia="微软雅黑" w:cs="黑体"/>
+                <w:sz w:val="21"/>
+                <w:lang w:eastAsia="zh-CN"/>
+              </w:rPr>
+              <w:t>“tissue”</w:t>
+            </w:r>
+            <w:r>
+              <w:rPr>
+                <w:rFonts w:hint="eastAsia" w:ascii="Times New Roman" w:hAnsi="Times New Roman" w:eastAsia="微软雅黑" w:cs="黑体"/>
+                <w:sz w:val="21"/>
+                <w:lang w:eastAsia="zh-CN"/>
+              </w:rPr>
+              <w:t xml:space="preserve"> %}</w:t>
+            </w:r>
+            <w:r>
+              <w:rPr>
                 <w:rFonts w:hint="eastAsia" w:ascii="微软雅黑" w:hAnsi="微软雅黑" w:eastAsia="微软雅黑" w:cs="微软雅黑"/>
                 <w:sz w:val="21"/>
                 <w:szCs w:val="21"/>
@@ -40761,6 +40955,52 @@
                 <w:lang w:eastAsia="zh-CN" w:bidi="ar"/>
               </w:rPr>
               <w:t>500</w:t>
+            </w:r>
+            <w:r>
+              <w:rPr>
+                <w:rFonts w:hint="eastAsia" w:ascii="Times New Roman" w:hAnsi="Times New Roman" w:eastAsia="微软雅黑" w:cs="黑体"/>
+                <w:sz w:val="21"/>
+                <w:lang w:eastAsia="zh-CN"/>
+              </w:rPr>
+              <w:t>{% else %}</w:t>
+            </w:r>
+            <w:r>
+              <w:rPr>
+                <w:rFonts w:hint="eastAsia" w:ascii="微软雅黑" w:hAnsi="微软雅黑" w:eastAsia="微软雅黑" w:cs="微软雅黑"/>
+                <w:sz w:val="21"/>
+                <w:szCs w:val="21"/>
+                <w:lang w:eastAsia="zh-CN" w:bidi="ar"/>
+              </w:rPr>
+              <w:t>≥</w:t>
+            </w:r>
+            <w:bookmarkStart w:id="1" w:name="_GoBack"/>
+            <w:bookmarkEnd w:id="1"/>
+            <w:r>
+              <w:rPr>
+                <w:rFonts w:hint="eastAsia" w:ascii="Times New Roman" w:hAnsi="Times New Roman" w:cs="Times New Roman"/>
+                <w:color w:val="000000"/>
+                <w:sz w:val="21"/>
+                <w:szCs w:val="21"/>
+                <w:lang w:eastAsia="zh-CN"/>
+              </w:rPr>
+              <w:t>15</w:t>
+            </w:r>
+            <w:r>
+              <w:rPr>
+                <w:rFonts w:ascii="Times New Roman" w:hAnsi="Times New Roman" w:cs="Times New Roman"/>
+                <w:color w:val="000000"/>
+                <w:sz w:val="21"/>
+                <w:szCs w:val="21"/>
+              </w:rPr>
+              <w:t>00</w:t>
+            </w:r>
+            <w:r>
+              <w:rPr>
+                <w:rFonts w:hint="eastAsia" w:ascii="Times New Roman" w:hAnsi="Times New Roman" w:eastAsia="微软雅黑" w:cs="黑体"/>
+                <w:sz w:val="21"/>
+                <w:lang w:eastAsia="zh-CN"/>
+              </w:rPr>
+              <w:t>{% endif %}</w:t>
             </w:r>
           </w:p>
         </w:tc>
@@ -40904,30 +41144,6 @@
             </w:pPr>
             <w:r>
               <w:rPr>
-                <w:rFonts w:hint="eastAsia" w:ascii="Times New Roman" w:hAnsi="Times New Roman" w:eastAsia="微软雅黑" w:cs="黑体"/>
-                <w:sz w:val="21"/>
-                <w:lang w:eastAsia="zh-CN"/>
-              </w:rPr>
-              <w:t xml:space="preserve">{% if summaryOfRresults.type == </w:t>
-            </w:r>
-            <w:r>
-              <w:rPr>
-                <w:rFonts w:ascii="Times New Roman" w:hAnsi="Times New Roman" w:eastAsia="微软雅黑" w:cs="黑体"/>
-                <w:sz w:val="21"/>
-                <w:lang w:eastAsia="zh-CN"/>
-              </w:rPr>
-              <w:t>“tissue”</w:t>
-            </w:r>
-            <w:r>
-              <w:rPr>
-                <w:rFonts w:hint="eastAsia" w:ascii="Times New Roman" w:hAnsi="Times New Roman" w:eastAsia="微软雅黑" w:cs="黑体"/>
-                <w:sz w:val="21"/>
-                <w:lang w:eastAsia="zh-CN"/>
-              </w:rPr>
-              <w:t xml:space="preserve"> %}</w:t>
-            </w:r>
-            <w:r>
-              <w:rPr>
                 <w:rFonts w:hint="eastAsia" w:ascii="微软雅黑" w:hAnsi="微软雅黑" w:eastAsia="微软雅黑" w:cs="微软雅黑"/>
                 <w:sz w:val="21"/>
                 <w:szCs w:val="21"/>
@@ -40942,51 +41158,7 @@
                 <w:szCs w:val="21"/>
                 <w:lang w:eastAsia="zh-CN" w:bidi="ar"/>
               </w:rPr>
-              <w:t>500</w:t>
-            </w:r>
-            <w:r>
-              <w:rPr>
-                <w:rFonts w:hint="eastAsia" w:ascii="Times New Roman" w:hAnsi="Times New Roman" w:eastAsia="微软雅黑" w:cs="黑体"/>
-                <w:sz w:val="21"/>
-                <w:lang w:eastAsia="zh-CN"/>
-              </w:rPr>
-              <w:t>{% else %}</w:t>
-            </w:r>
-            <w:r>
-              <w:rPr>
-                <w:rFonts w:hint="eastAsia" w:ascii="微软雅黑" w:hAnsi="微软雅黑" w:eastAsia="微软雅黑" w:cs="微软雅黑"/>
-                <w:sz w:val="21"/>
-                <w:szCs w:val="21"/>
-                <w:lang w:eastAsia="zh-CN" w:bidi="ar"/>
-              </w:rPr>
-              <w:t>≥</w:t>
-            </w:r>
-            <w:r>
-              <w:rPr>
-                <w:rFonts w:hint="eastAsia" w:ascii="Times New Roman" w:hAnsi="Times New Roman" w:cs="Times New Roman"/>
-                <w:color w:val="000000"/>
-                <w:sz w:val="21"/>
-                <w:szCs w:val="21"/>
-                <w:lang w:eastAsia="zh-CN"/>
-              </w:rPr>
-              <w:t>15</w:t>
-            </w:r>
-            <w:r>
-              <w:rPr>
-                <w:rFonts w:ascii="Times New Roman" w:hAnsi="Times New Roman" w:cs="Times New Roman"/>
-                <w:color w:val="000000"/>
-                <w:sz w:val="21"/>
-                <w:szCs w:val="21"/>
-              </w:rPr>
-              <w:t>00</w:t>
-            </w:r>
-            <w:r>
-              <w:rPr>
-                <w:rFonts w:hint="eastAsia" w:ascii="Times New Roman" w:hAnsi="Times New Roman" w:eastAsia="微软雅黑" w:cs="黑体"/>
-                <w:sz w:val="21"/>
-                <w:lang w:eastAsia="zh-CN"/>
-              </w:rPr>
-              <w:t>{% endif %}</w:t>
+              <w:t>90%</w:t>
             </w:r>
           </w:p>
         </w:tc>

--- a/WebContent/docx/NovoPM1.0报告-晶赛.docx
+++ b/WebContent/docx/NovoPM1.0报告-晶赛.docx
@@ -2412,6 +2412,12 @@
             <w:insideH w:val="single" w:color="BEBEBE" w:themeColor="background1" w:themeShade="BF" w:sz="4" w:space="0"/>
             <w:insideV w:val="single" w:color="BEBEBE" w:themeColor="background1" w:themeShade="BF" w:sz="4" w:space="0"/>
           </w:tblBorders>
+          <w:tblCellMar>
+            <w:top w:w="0" w:type="dxa"/>
+            <w:left w:w="108" w:type="dxa"/>
+            <w:bottom w:w="0" w:type="dxa"/>
+            <w:right w:w="108" w:type="dxa"/>
+          </w:tblCellMar>
         </w:tblPrEx>
         <w:trPr>
           <w:trHeight w:val="517" w:hRule="atLeast"/>
@@ -4132,12 +4138,12 @@
         <w:tblW w:w="10211" w:type="dxa"/>
         <w:tblInd w:w="0" w:type="dxa"/>
         <w:tblBorders>
-          <w:top w:val="single" w:color="1AA4A8" w:sz="4" w:space="0"/>
-          <w:left w:val="single" w:color="1AA4A8" w:sz="4" w:space="0"/>
-          <w:bottom w:val="single" w:color="1AA4A8" w:sz="4" w:space="0"/>
-          <w:right w:val="single" w:color="1AA4A8" w:sz="4" w:space="0"/>
-          <w:insideH w:val="single" w:color="1AA4A8" w:sz="4" w:space="0"/>
-          <w:insideV w:val="single" w:color="1AA4A8" w:sz="4" w:space="0"/>
+          <w:top w:val="single" w:color="BEBEBE" w:sz="4" w:space="0"/>
+          <w:left w:val="single" w:color="BEBEBE" w:sz="4" w:space="0"/>
+          <w:bottom w:val="single" w:color="BEBEBE" w:sz="4" w:space="0"/>
+          <w:right w:val="single" w:color="BEBEBE" w:sz="4" w:space="0"/>
+          <w:insideH w:val="single" w:color="BEBEBE" w:sz="4" w:space="0"/>
+          <w:insideV w:val="single" w:color="BEBEBE" w:sz="4" w:space="0"/>
         </w:tblBorders>
         <w:tblLayout w:type="fixed"/>
         <w:tblCellMar>
@@ -4155,12 +4161,12 @@
       <w:tr>
         <w:tblPrEx>
           <w:tblBorders>
-            <w:top w:val="single" w:color="1AA4A8" w:sz="4" w:space="0"/>
-            <w:left w:val="single" w:color="1AA4A8" w:sz="4" w:space="0"/>
-            <w:bottom w:val="single" w:color="1AA4A8" w:sz="4" w:space="0"/>
-            <w:right w:val="single" w:color="1AA4A8" w:sz="4" w:space="0"/>
-            <w:insideH w:val="single" w:color="1AA4A8" w:sz="4" w:space="0"/>
-            <w:insideV w:val="single" w:color="1AA4A8" w:sz="4" w:space="0"/>
+            <w:top w:val="single" w:color="BEBEBE" w:sz="4" w:space="0"/>
+            <w:left w:val="single" w:color="BEBEBE" w:sz="4" w:space="0"/>
+            <w:bottom w:val="single" w:color="BEBEBE" w:sz="4" w:space="0"/>
+            <w:right w:val="single" w:color="BEBEBE" w:sz="4" w:space="0"/>
+            <w:insideH w:val="single" w:color="BEBEBE" w:sz="4" w:space="0"/>
+            <w:insideV w:val="single" w:color="BEBEBE" w:sz="4" w:space="0"/>
           </w:tblBorders>
           <w:tblCellMar>
             <w:top w:w="0" w:type="dxa"/>
@@ -4176,12 +4182,6 @@
           <w:tcPr>
             <w:tcW w:w="4818" w:type="dxa"/>
             <w:gridSpan w:val="2"/>
-            <w:tcBorders>
-              <w:top w:val="single" w:color="BEBEBE" w:themeColor="background1" w:themeShade="BF" w:sz="4" w:space="0"/>
-              <w:left w:val="single" w:color="BEBEBE" w:themeColor="background1" w:themeShade="BF" w:sz="4" w:space="0"/>
-              <w:bottom w:val="single" w:color="BEBEBE" w:themeColor="background1" w:themeShade="BF" w:sz="4" w:space="0"/>
-              <w:right w:val="single" w:color="BEBEBE" w:themeColor="background1" w:themeShade="BF" w:sz="4" w:space="0"/>
-            </w:tcBorders>
             <w:shd w:val="clear" w:color="auto" w:fill="1AA4A8"/>
             <w:vAlign w:val="center"/>
           </w:tcPr>
@@ -4225,12 +4225,6 @@
         <w:tc>
           <w:tcPr>
             <w:tcW w:w="5393" w:type="dxa"/>
-            <w:tcBorders>
-              <w:top w:val="single" w:color="BEBEBE" w:themeColor="background1" w:themeShade="BF" w:sz="4" w:space="0"/>
-              <w:left w:val="single" w:color="BEBEBE" w:themeColor="background1" w:themeShade="BF" w:sz="4" w:space="0"/>
-              <w:bottom w:val="single" w:color="BEBEBE" w:themeColor="background1" w:themeShade="BF" w:sz="4" w:space="0"/>
-              <w:right w:val="single" w:color="BEBEBE" w:themeColor="background1" w:themeShade="BF" w:sz="4" w:space="0"/>
-            </w:tcBorders>
             <w:shd w:val="clear" w:color="auto" w:fill="1AA4A8"/>
             <w:vAlign w:val="center"/>
           </w:tcPr>
@@ -4263,12 +4257,12 @@
       <w:tr>
         <w:tblPrEx>
           <w:tblBorders>
-            <w:top w:val="single" w:color="1AA4A8" w:sz="4" w:space="0"/>
-            <w:left w:val="single" w:color="1AA4A8" w:sz="4" w:space="0"/>
-            <w:bottom w:val="single" w:color="1AA4A8" w:sz="4" w:space="0"/>
-            <w:right w:val="single" w:color="1AA4A8" w:sz="4" w:space="0"/>
-            <w:insideH w:val="single" w:color="1AA4A8" w:sz="4" w:space="0"/>
-            <w:insideV w:val="single" w:color="1AA4A8" w:sz="4" w:space="0"/>
+            <w:top w:val="single" w:color="BEBEBE" w:sz="4" w:space="0"/>
+            <w:left w:val="single" w:color="BEBEBE" w:sz="4" w:space="0"/>
+            <w:bottom w:val="single" w:color="BEBEBE" w:sz="4" w:space="0"/>
+            <w:right w:val="single" w:color="BEBEBE" w:sz="4" w:space="0"/>
+            <w:insideH w:val="single" w:color="BEBEBE" w:sz="4" w:space="0"/>
+            <w:insideV w:val="single" w:color="BEBEBE" w:sz="4" w:space="0"/>
           </w:tblBorders>
           <w:tblCellMar>
             <w:top w:w="0" w:type="dxa"/>
@@ -4284,12 +4278,6 @@
           <w:tcPr>
             <w:tcW w:w="4818" w:type="dxa"/>
             <w:gridSpan w:val="2"/>
-            <w:tcBorders>
-              <w:top w:val="single" w:color="BEBEBE" w:themeColor="background1" w:themeShade="BF" w:sz="4" w:space="0"/>
-              <w:left w:val="single" w:color="BEBEBE" w:themeColor="background1" w:themeShade="BF" w:sz="4" w:space="0"/>
-              <w:bottom w:val="single" w:color="BEBEBE" w:themeColor="background1" w:themeShade="BF" w:sz="4" w:space="0"/>
-              <w:right w:val="single" w:color="BEBEBE" w:themeColor="background1" w:themeShade="BF" w:sz="4" w:space="0"/>
-            </w:tcBorders>
             <w:shd w:val="clear" w:color="auto" w:fill="auto"/>
             <w:vAlign w:val="center"/>
           </w:tcPr>
@@ -4336,12 +4324,6 @@
         <w:tc>
           <w:tcPr>
             <w:tcW w:w="5393" w:type="dxa"/>
-            <w:tcBorders>
-              <w:top w:val="single" w:color="BEBEBE" w:themeColor="background1" w:themeShade="BF" w:sz="4" w:space="0"/>
-              <w:left w:val="single" w:color="BEBEBE" w:themeColor="background1" w:themeShade="BF" w:sz="4" w:space="0"/>
-              <w:bottom w:val="single" w:color="BEBEBE" w:themeColor="background1" w:themeShade="BF" w:sz="4" w:space="0"/>
-              <w:right w:val="single" w:color="BEBEBE" w:themeColor="background1" w:themeShade="BF" w:sz="4" w:space="0"/>
-            </w:tcBorders>
             <w:shd w:val="clear" w:color="auto" w:fill="auto"/>
             <w:vAlign w:val="center"/>
           </w:tcPr>
@@ -4427,12 +4409,12 @@
       <w:tr>
         <w:tblPrEx>
           <w:tblBorders>
-            <w:top w:val="single" w:color="1AA4A8" w:sz="4" w:space="0"/>
-            <w:left w:val="single" w:color="1AA4A8" w:sz="4" w:space="0"/>
-            <w:bottom w:val="single" w:color="1AA4A8" w:sz="4" w:space="0"/>
-            <w:right w:val="single" w:color="1AA4A8" w:sz="4" w:space="0"/>
-            <w:insideH w:val="single" w:color="1AA4A8" w:sz="4" w:space="0"/>
-            <w:insideV w:val="single" w:color="1AA4A8" w:sz="4" w:space="0"/>
+            <w:top w:val="single" w:color="BEBEBE" w:sz="4" w:space="0"/>
+            <w:left w:val="single" w:color="BEBEBE" w:sz="4" w:space="0"/>
+            <w:bottom w:val="single" w:color="BEBEBE" w:sz="4" w:space="0"/>
+            <w:right w:val="single" w:color="BEBEBE" w:sz="4" w:space="0"/>
+            <w:insideH w:val="single" w:color="BEBEBE" w:sz="4" w:space="0"/>
+            <w:insideV w:val="single" w:color="BEBEBE" w:sz="4" w:space="0"/>
           </w:tblBorders>
           <w:tblCellMar>
             <w:top w:w="0" w:type="dxa"/>
@@ -4448,12 +4430,6 @@
           <w:tcPr>
             <w:tcW w:w="1910" w:type="dxa"/>
             <w:vMerge w:val="restart"/>
-            <w:tcBorders>
-              <w:top w:val="single" w:color="BEBEBE" w:themeColor="background1" w:themeShade="BF" w:sz="4" w:space="0"/>
-              <w:left w:val="single" w:color="BEBEBE" w:themeColor="background1" w:themeShade="BF" w:sz="4" w:space="0"/>
-              <w:bottom w:val="single" w:color="BEBEBE" w:themeColor="background1" w:themeShade="BF" w:sz="4" w:space="0"/>
-              <w:right w:val="single" w:color="BEBEBE" w:themeColor="background1" w:themeShade="BF" w:sz="4" w:space="0"/>
-            </w:tcBorders>
             <w:shd w:val="clear" w:color="auto" w:fill="auto"/>
             <w:vAlign w:val="center"/>
           </w:tcPr>
@@ -4501,12 +4477,6 @@
         <w:tc>
           <w:tcPr>
             <w:tcW w:w="2908" w:type="dxa"/>
-            <w:tcBorders>
-              <w:top w:val="single" w:color="BEBEBE" w:themeColor="background1" w:themeShade="BF" w:sz="4" w:space="0"/>
-              <w:left w:val="single" w:color="BEBEBE" w:themeColor="background1" w:themeShade="BF" w:sz="4" w:space="0"/>
-              <w:bottom w:val="single" w:color="BEBEBE" w:themeColor="background1" w:themeShade="BF" w:sz="4" w:space="0"/>
-              <w:right w:val="single" w:color="BEBEBE" w:themeColor="background1" w:themeShade="BF" w:sz="4" w:space="0"/>
-            </w:tcBorders>
             <w:shd w:val="clear" w:color="auto" w:fill="auto"/>
             <w:vAlign w:val="center"/>
           </w:tcPr>
@@ -4552,12 +4522,6 @@
         <w:tc>
           <w:tcPr>
             <w:tcW w:w="5393" w:type="dxa"/>
-            <w:tcBorders>
-              <w:top w:val="single" w:color="BEBEBE" w:themeColor="background1" w:themeShade="BF" w:sz="4" w:space="0"/>
-              <w:left w:val="single" w:color="BEBEBE" w:themeColor="background1" w:themeShade="BF" w:sz="4" w:space="0"/>
-              <w:bottom w:val="single" w:color="BEBEBE" w:themeColor="background1" w:themeShade="BF" w:sz="4" w:space="0"/>
-              <w:right w:val="single" w:color="BEBEBE" w:themeColor="background1" w:themeShade="BF" w:sz="4" w:space="0"/>
-            </w:tcBorders>
             <w:shd w:val="clear" w:color="auto" w:fill="auto"/>
             <w:vAlign w:val="center"/>
           </w:tcPr>
@@ -4692,12 +4656,12 @@
       <w:tr>
         <w:tblPrEx>
           <w:tblBorders>
-            <w:top w:val="single" w:color="1AA4A8" w:sz="4" w:space="0"/>
-            <w:left w:val="single" w:color="1AA4A8" w:sz="4" w:space="0"/>
-            <w:bottom w:val="single" w:color="1AA4A8" w:sz="4" w:space="0"/>
-            <w:right w:val="single" w:color="1AA4A8" w:sz="4" w:space="0"/>
-            <w:insideH w:val="single" w:color="1AA4A8" w:sz="4" w:space="0"/>
-            <w:insideV w:val="single" w:color="1AA4A8" w:sz="4" w:space="0"/>
+            <w:top w:val="single" w:color="BEBEBE" w:sz="4" w:space="0"/>
+            <w:left w:val="single" w:color="BEBEBE" w:sz="4" w:space="0"/>
+            <w:bottom w:val="single" w:color="BEBEBE" w:sz="4" w:space="0"/>
+            <w:right w:val="single" w:color="BEBEBE" w:sz="4" w:space="0"/>
+            <w:insideH w:val="single" w:color="BEBEBE" w:sz="4" w:space="0"/>
+            <w:insideV w:val="single" w:color="BEBEBE" w:sz="4" w:space="0"/>
           </w:tblBorders>
           <w:tblCellMar>
             <w:top w:w="0" w:type="dxa"/>
@@ -4713,12 +4677,6 @@
           <w:tcPr>
             <w:tcW w:w="1910" w:type="dxa"/>
             <w:vMerge w:val="continue"/>
-            <w:tcBorders>
-              <w:top w:val="single" w:color="BEBEBE" w:themeColor="background1" w:themeShade="BF" w:sz="4" w:space="0"/>
-              <w:left w:val="single" w:color="BEBEBE" w:themeColor="background1" w:themeShade="BF" w:sz="4" w:space="0"/>
-              <w:bottom w:val="single" w:color="BEBEBE" w:themeColor="background1" w:themeShade="BF" w:sz="4" w:space="0"/>
-              <w:right w:val="single" w:color="BEBEBE" w:themeColor="background1" w:themeShade="BF" w:sz="4" w:space="0"/>
-            </w:tcBorders>
             <w:shd w:val="clear" w:color="auto" w:fill="auto"/>
             <w:vAlign w:val="center"/>
           </w:tcPr>
@@ -4755,12 +4713,6 @@
         <w:tc>
           <w:tcPr>
             <w:tcW w:w="2908" w:type="dxa"/>
-            <w:tcBorders>
-              <w:top w:val="single" w:color="BEBEBE" w:themeColor="background1" w:themeShade="BF" w:sz="4" w:space="0"/>
-              <w:left w:val="single" w:color="BEBEBE" w:themeColor="background1" w:themeShade="BF" w:sz="4" w:space="0"/>
-              <w:bottom w:val="single" w:color="BEBEBE" w:themeColor="background1" w:themeShade="BF" w:sz="4" w:space="0"/>
-              <w:right w:val="single" w:color="BEBEBE" w:themeColor="background1" w:themeShade="BF" w:sz="4" w:space="0"/>
-            </w:tcBorders>
             <w:shd w:val="clear" w:color="auto" w:fill="auto"/>
             <w:vAlign w:val="center"/>
           </w:tcPr>
@@ -4808,12 +4760,6 @@
         <w:tc>
           <w:tcPr>
             <w:tcW w:w="5393" w:type="dxa"/>
-            <w:tcBorders>
-              <w:top w:val="single" w:color="BEBEBE" w:themeColor="background1" w:themeShade="BF" w:sz="4" w:space="0"/>
-              <w:left w:val="single" w:color="BEBEBE" w:themeColor="background1" w:themeShade="BF" w:sz="4" w:space="0"/>
-              <w:bottom w:val="single" w:color="BEBEBE" w:themeColor="background1" w:themeShade="BF" w:sz="4" w:space="0"/>
-              <w:right w:val="single" w:color="BEBEBE" w:themeColor="background1" w:themeShade="BF" w:sz="4" w:space="0"/>
-            </w:tcBorders>
             <w:shd w:val="clear" w:color="auto" w:fill="auto"/>
             <w:vAlign w:val="center"/>
           </w:tcPr>
@@ -4858,12 +4804,12 @@
       <w:tr>
         <w:tblPrEx>
           <w:tblBorders>
-            <w:top w:val="single" w:color="1AA4A8" w:sz="4" w:space="0"/>
-            <w:left w:val="single" w:color="1AA4A8" w:sz="4" w:space="0"/>
-            <w:bottom w:val="single" w:color="1AA4A8" w:sz="4" w:space="0"/>
-            <w:right w:val="single" w:color="1AA4A8" w:sz="4" w:space="0"/>
-            <w:insideH w:val="single" w:color="1AA4A8" w:sz="4" w:space="0"/>
-            <w:insideV w:val="single" w:color="1AA4A8" w:sz="4" w:space="0"/>
+            <w:top w:val="single" w:color="BEBEBE" w:sz="4" w:space="0"/>
+            <w:left w:val="single" w:color="BEBEBE" w:sz="4" w:space="0"/>
+            <w:bottom w:val="single" w:color="BEBEBE" w:sz="4" w:space="0"/>
+            <w:right w:val="single" w:color="BEBEBE" w:sz="4" w:space="0"/>
+            <w:insideH w:val="single" w:color="BEBEBE" w:sz="4" w:space="0"/>
+            <w:insideV w:val="single" w:color="BEBEBE" w:sz="4" w:space="0"/>
           </w:tblBorders>
           <w:tblCellMar>
             <w:top w:w="0" w:type="dxa"/>
@@ -4879,12 +4825,6 @@
           <w:tcPr>
             <w:tcW w:w="1910" w:type="dxa"/>
             <w:vMerge w:val="continue"/>
-            <w:tcBorders>
-              <w:top w:val="single" w:color="BEBEBE" w:themeColor="background1" w:themeShade="BF" w:sz="4" w:space="0"/>
-              <w:left w:val="single" w:color="BEBEBE" w:themeColor="background1" w:themeShade="BF" w:sz="4" w:space="0"/>
-              <w:bottom w:val="single" w:color="BEBEBE" w:themeColor="background1" w:themeShade="BF" w:sz="4" w:space="0"/>
-              <w:right w:val="single" w:color="BEBEBE" w:themeColor="background1" w:themeShade="BF" w:sz="4" w:space="0"/>
-            </w:tcBorders>
             <w:shd w:val="clear" w:color="auto" w:fill="auto"/>
             <w:vAlign w:val="center"/>
           </w:tcPr>
@@ -4920,12 +4860,6 @@
         <w:tc>
           <w:tcPr>
             <w:tcW w:w="2908" w:type="dxa"/>
-            <w:tcBorders>
-              <w:top w:val="single" w:color="BEBEBE" w:themeColor="background1" w:themeShade="BF" w:sz="4" w:space="0"/>
-              <w:left w:val="single" w:color="BEBEBE" w:themeColor="background1" w:themeShade="BF" w:sz="4" w:space="0"/>
-              <w:bottom w:val="single" w:color="BEBEBE" w:themeColor="background1" w:themeShade="BF" w:sz="4" w:space="0"/>
-              <w:right w:val="single" w:color="BEBEBE" w:themeColor="background1" w:themeShade="BF" w:sz="4" w:space="0"/>
-            </w:tcBorders>
             <w:shd w:val="clear" w:color="auto" w:fill="auto"/>
             <w:vAlign w:val="center"/>
           </w:tcPr>
@@ -4973,12 +4907,6 @@
         <w:tc>
           <w:tcPr>
             <w:tcW w:w="5393" w:type="dxa"/>
-            <w:tcBorders>
-              <w:top w:val="single" w:color="BEBEBE" w:themeColor="background1" w:themeShade="BF" w:sz="4" w:space="0"/>
-              <w:left w:val="single" w:color="BEBEBE" w:themeColor="background1" w:themeShade="BF" w:sz="4" w:space="0"/>
-              <w:bottom w:val="single" w:color="BEBEBE" w:themeColor="background1" w:themeShade="BF" w:sz="4" w:space="0"/>
-              <w:right w:val="single" w:color="BEBEBE" w:themeColor="background1" w:themeShade="BF" w:sz="4" w:space="0"/>
-            </w:tcBorders>
             <w:shd w:val="clear" w:color="auto" w:fill="auto"/>
             <w:vAlign w:val="center"/>
           </w:tcPr>
@@ -5077,12 +5005,12 @@
       <w:tr>
         <w:tblPrEx>
           <w:tblBorders>
-            <w:top w:val="single" w:color="1AA4A8" w:sz="4" w:space="0"/>
-            <w:left w:val="single" w:color="1AA4A8" w:sz="4" w:space="0"/>
-            <w:bottom w:val="single" w:color="1AA4A8" w:sz="4" w:space="0"/>
-            <w:right w:val="single" w:color="1AA4A8" w:sz="4" w:space="0"/>
-            <w:insideH w:val="single" w:color="1AA4A8" w:sz="4" w:space="0"/>
-            <w:insideV w:val="single" w:color="1AA4A8" w:sz="4" w:space="0"/>
+            <w:top w:val="single" w:color="BEBEBE" w:sz="4" w:space="0"/>
+            <w:left w:val="single" w:color="BEBEBE" w:sz="4" w:space="0"/>
+            <w:bottom w:val="single" w:color="BEBEBE" w:sz="4" w:space="0"/>
+            <w:right w:val="single" w:color="BEBEBE" w:sz="4" w:space="0"/>
+            <w:insideH w:val="single" w:color="BEBEBE" w:sz="4" w:space="0"/>
+            <w:insideV w:val="single" w:color="BEBEBE" w:sz="4" w:space="0"/>
           </w:tblBorders>
           <w:tblCellMar>
             <w:top w:w="0" w:type="dxa"/>
@@ -5098,12 +5026,6 @@
           <w:tcPr>
             <w:tcW w:w="1910" w:type="dxa"/>
             <w:vMerge w:val="continue"/>
-            <w:tcBorders>
-              <w:top w:val="single" w:color="BEBEBE" w:themeColor="background1" w:themeShade="BF" w:sz="4" w:space="0"/>
-              <w:left w:val="single" w:color="BEBEBE" w:themeColor="background1" w:themeShade="BF" w:sz="4" w:space="0"/>
-              <w:bottom w:val="single" w:color="BEBEBE" w:themeColor="background1" w:themeShade="BF" w:sz="4" w:space="0"/>
-              <w:right w:val="single" w:color="BEBEBE" w:themeColor="background1" w:themeShade="BF" w:sz="4" w:space="0"/>
-            </w:tcBorders>
             <w:shd w:val="clear" w:color="auto" w:fill="auto"/>
             <w:vAlign w:val="center"/>
           </w:tcPr>
@@ -5139,12 +5061,6 @@
         <w:tc>
           <w:tcPr>
             <w:tcW w:w="2908" w:type="dxa"/>
-            <w:tcBorders>
-              <w:top w:val="single" w:color="BEBEBE" w:themeColor="background1" w:themeShade="BF" w:sz="4" w:space="0"/>
-              <w:left w:val="single" w:color="BEBEBE" w:themeColor="background1" w:themeShade="BF" w:sz="4" w:space="0"/>
-              <w:bottom w:val="single" w:color="BEBEBE" w:themeColor="background1" w:themeShade="BF" w:sz="4" w:space="0"/>
-              <w:right w:val="single" w:color="BEBEBE" w:themeColor="background1" w:themeShade="BF" w:sz="4" w:space="0"/>
-            </w:tcBorders>
             <w:shd w:val="clear" w:color="auto" w:fill="auto"/>
             <w:vAlign w:val="center"/>
           </w:tcPr>
@@ -5208,12 +5124,6 @@
         <w:tc>
           <w:tcPr>
             <w:tcW w:w="5393" w:type="dxa"/>
-            <w:tcBorders>
-              <w:top w:val="single" w:color="BEBEBE" w:themeColor="background1" w:themeShade="BF" w:sz="4" w:space="0"/>
-              <w:left w:val="single" w:color="BEBEBE" w:themeColor="background1" w:themeShade="BF" w:sz="4" w:space="0"/>
-              <w:bottom w:val="single" w:color="BEBEBE" w:themeColor="background1" w:themeShade="BF" w:sz="4" w:space="0"/>
-              <w:right w:val="single" w:color="BEBEBE" w:themeColor="background1" w:themeShade="BF" w:sz="4" w:space="0"/>
-            </w:tcBorders>
             <w:shd w:val="clear" w:color="auto" w:fill="auto"/>
             <w:vAlign w:val="center"/>
           </w:tcPr>
@@ -5296,12 +5206,12 @@
       <w:tr>
         <w:tblPrEx>
           <w:tblBorders>
-            <w:top w:val="single" w:color="1AA4A8" w:sz="4" w:space="0"/>
-            <w:left w:val="single" w:color="1AA4A8" w:sz="4" w:space="0"/>
-            <w:bottom w:val="single" w:color="1AA4A8" w:sz="4" w:space="0"/>
-            <w:right w:val="single" w:color="1AA4A8" w:sz="4" w:space="0"/>
-            <w:insideH w:val="single" w:color="1AA4A8" w:sz="4" w:space="0"/>
-            <w:insideV w:val="single" w:color="1AA4A8" w:sz="4" w:space="0"/>
+            <w:top w:val="single" w:color="BEBEBE" w:sz="4" w:space="0"/>
+            <w:left w:val="single" w:color="BEBEBE" w:sz="4" w:space="0"/>
+            <w:bottom w:val="single" w:color="BEBEBE" w:sz="4" w:space="0"/>
+            <w:right w:val="single" w:color="BEBEBE" w:sz="4" w:space="0"/>
+            <w:insideH w:val="single" w:color="BEBEBE" w:sz="4" w:space="0"/>
+            <w:insideV w:val="single" w:color="BEBEBE" w:sz="4" w:space="0"/>
           </w:tblBorders>
           <w:tblCellMar>
             <w:top w:w="0" w:type="dxa"/>
@@ -5317,12 +5227,6 @@
           <w:tcPr>
             <w:tcW w:w="1910" w:type="dxa"/>
             <w:vMerge w:val="continue"/>
-            <w:tcBorders>
-              <w:top w:val="single" w:color="BEBEBE" w:themeColor="background1" w:themeShade="BF" w:sz="4" w:space="0"/>
-              <w:left w:val="single" w:color="BEBEBE" w:themeColor="background1" w:themeShade="BF" w:sz="4" w:space="0"/>
-              <w:bottom w:val="single" w:color="BEBEBE" w:themeColor="background1" w:themeShade="BF" w:sz="4" w:space="0"/>
-              <w:right w:val="single" w:color="BEBEBE" w:themeColor="background1" w:themeShade="BF" w:sz="4" w:space="0"/>
-            </w:tcBorders>
             <w:shd w:val="clear" w:color="auto" w:fill="auto"/>
             <w:vAlign w:val="center"/>
           </w:tcPr>
@@ -5358,12 +5262,6 @@
         <w:tc>
           <w:tcPr>
             <w:tcW w:w="2908" w:type="dxa"/>
-            <w:tcBorders>
-              <w:top w:val="single" w:color="BEBEBE" w:themeColor="background1" w:themeShade="BF" w:sz="4" w:space="0"/>
-              <w:left w:val="single" w:color="BEBEBE" w:themeColor="background1" w:themeShade="BF" w:sz="4" w:space="0"/>
-              <w:bottom w:val="single" w:color="BEBEBE" w:themeColor="background1" w:themeShade="BF" w:sz="4" w:space="0"/>
-              <w:right w:val="single" w:color="BEBEBE" w:themeColor="background1" w:themeShade="BF" w:sz="4" w:space="0"/>
-            </w:tcBorders>
             <w:shd w:val="clear" w:color="auto" w:fill="auto"/>
             <w:vAlign w:val="center"/>
           </w:tcPr>
@@ -5427,12 +5325,6 @@
         <w:tc>
           <w:tcPr>
             <w:tcW w:w="5393" w:type="dxa"/>
-            <w:tcBorders>
-              <w:top w:val="single" w:color="BEBEBE" w:themeColor="background1" w:themeShade="BF" w:sz="4" w:space="0"/>
-              <w:left w:val="single" w:color="BEBEBE" w:themeColor="background1" w:themeShade="BF" w:sz="4" w:space="0"/>
-              <w:bottom w:val="single" w:color="BEBEBE" w:themeColor="background1" w:themeShade="BF" w:sz="4" w:space="0"/>
-              <w:right w:val="single" w:color="BEBEBE" w:themeColor="background1" w:themeShade="BF" w:sz="4" w:space="0"/>
-            </w:tcBorders>
             <w:shd w:val="clear" w:color="auto" w:fill="auto"/>
             <w:vAlign w:val="center"/>
           </w:tcPr>
@@ -5515,12 +5407,12 @@
       <w:tr>
         <w:tblPrEx>
           <w:tblBorders>
-            <w:top w:val="single" w:color="1AA4A8" w:sz="4" w:space="0"/>
-            <w:left w:val="single" w:color="1AA4A8" w:sz="4" w:space="0"/>
-            <w:bottom w:val="single" w:color="1AA4A8" w:sz="4" w:space="0"/>
-            <w:right w:val="single" w:color="1AA4A8" w:sz="4" w:space="0"/>
-            <w:insideH w:val="single" w:color="1AA4A8" w:sz="4" w:space="0"/>
-            <w:insideV w:val="single" w:color="1AA4A8" w:sz="4" w:space="0"/>
+            <w:top w:val="single" w:color="BEBEBE" w:sz="4" w:space="0"/>
+            <w:left w:val="single" w:color="BEBEBE" w:sz="4" w:space="0"/>
+            <w:bottom w:val="single" w:color="BEBEBE" w:sz="4" w:space="0"/>
+            <w:right w:val="single" w:color="BEBEBE" w:sz="4" w:space="0"/>
+            <w:insideH w:val="single" w:color="BEBEBE" w:sz="4" w:space="0"/>
+            <w:insideV w:val="single" w:color="BEBEBE" w:sz="4" w:space="0"/>
           </w:tblBorders>
           <w:tblCellMar>
             <w:top w:w="0" w:type="dxa"/>
@@ -5536,12 +5428,6 @@
           <w:tcPr>
             <w:tcW w:w="1910" w:type="dxa"/>
             <w:vMerge w:val="continue"/>
-            <w:tcBorders>
-              <w:top w:val="single" w:color="BEBEBE" w:themeColor="background1" w:themeShade="BF" w:sz="4" w:space="0"/>
-              <w:left w:val="single" w:color="BEBEBE" w:themeColor="background1" w:themeShade="BF" w:sz="4" w:space="0"/>
-              <w:bottom w:val="single" w:color="BEBEBE" w:themeColor="background1" w:themeShade="BF" w:sz="4" w:space="0"/>
-              <w:right w:val="single" w:color="BEBEBE" w:themeColor="background1" w:themeShade="BF" w:sz="4" w:space="0"/>
-            </w:tcBorders>
             <w:shd w:val="clear" w:color="auto" w:fill="auto"/>
             <w:vAlign w:val="center"/>
           </w:tcPr>
@@ -5577,12 +5463,6 @@
         <w:tc>
           <w:tcPr>
             <w:tcW w:w="2908" w:type="dxa"/>
-            <w:tcBorders>
-              <w:top w:val="single" w:color="BEBEBE" w:themeColor="background1" w:themeShade="BF" w:sz="4" w:space="0"/>
-              <w:left w:val="single" w:color="BEBEBE" w:themeColor="background1" w:themeShade="BF" w:sz="4" w:space="0"/>
-              <w:bottom w:val="single" w:color="BEBEBE" w:themeColor="background1" w:themeShade="BF" w:sz="4" w:space="0"/>
-              <w:right w:val="single" w:color="BEBEBE" w:themeColor="background1" w:themeShade="BF" w:sz="4" w:space="0"/>
-            </w:tcBorders>
             <w:shd w:val="clear" w:color="auto" w:fill="auto"/>
             <w:vAlign w:val="center"/>
           </w:tcPr>
@@ -5631,12 +5511,6 @@
         <w:tc>
           <w:tcPr>
             <w:tcW w:w="5393" w:type="dxa"/>
-            <w:tcBorders>
-              <w:top w:val="single" w:color="BEBEBE" w:themeColor="background1" w:themeShade="BF" w:sz="4" w:space="0"/>
-              <w:left w:val="single" w:color="BEBEBE" w:themeColor="background1" w:themeShade="BF" w:sz="4" w:space="0"/>
-              <w:bottom w:val="single" w:color="BEBEBE" w:themeColor="background1" w:themeShade="BF" w:sz="4" w:space="0"/>
-              <w:right w:val="single" w:color="BEBEBE" w:themeColor="background1" w:themeShade="BF" w:sz="4" w:space="0"/>
-            </w:tcBorders>
             <w:shd w:val="clear" w:color="auto" w:fill="auto"/>
             <w:vAlign w:val="center"/>
           </w:tcPr>
@@ -5735,12 +5609,12 @@
       <w:tr>
         <w:tblPrEx>
           <w:tblBorders>
-            <w:top w:val="single" w:color="1AA4A8" w:sz="4" w:space="0"/>
-            <w:left w:val="single" w:color="1AA4A8" w:sz="4" w:space="0"/>
-            <w:bottom w:val="single" w:color="1AA4A8" w:sz="4" w:space="0"/>
-            <w:right w:val="single" w:color="1AA4A8" w:sz="4" w:space="0"/>
-            <w:insideH w:val="single" w:color="1AA4A8" w:sz="4" w:space="0"/>
-            <w:insideV w:val="single" w:color="1AA4A8" w:sz="4" w:space="0"/>
+            <w:top w:val="single" w:color="BEBEBE" w:sz="4" w:space="0"/>
+            <w:left w:val="single" w:color="BEBEBE" w:sz="4" w:space="0"/>
+            <w:bottom w:val="single" w:color="BEBEBE" w:sz="4" w:space="0"/>
+            <w:right w:val="single" w:color="BEBEBE" w:sz="4" w:space="0"/>
+            <w:insideH w:val="single" w:color="BEBEBE" w:sz="4" w:space="0"/>
+            <w:insideV w:val="single" w:color="BEBEBE" w:sz="4" w:space="0"/>
           </w:tblBorders>
           <w:tblCellMar>
             <w:top w:w="0" w:type="dxa"/>
@@ -5754,14 +5628,443 @@
         </w:trPr>
         <w:tc>
           <w:tcPr>
+            <w:tcW w:w="1910" w:type="dxa"/>
+            <w:vMerge w:val="continue"/>
+            <w:shd w:val="clear" w:color="auto" w:fill="auto"/>
+            <w:vAlign w:val="center"/>
+          </w:tcPr>
+          <w:p>
+            <w:pPr>
+              <w:keepNext w:val="0"/>
+              <w:keepLines w:val="0"/>
+              <w:pageBreakBefore w:val="0"/>
+              <w:widowControl w:val="0"/>
+              <w:kinsoku/>
+              <w:wordWrap/>
+              <w:overflowPunct/>
+              <w:topLinePunct w:val="0"/>
+              <w:autoSpaceDE/>
+              <w:autoSpaceDN/>
+              <w:bidi w:val="0"/>
+              <w:adjustRightInd/>
+              <w:snapToGrid/>
+              <w:ind w:left="119"/>
+              <w:textAlignment w:val="auto"/>
+              <w:rPr>
+                <w:rFonts w:ascii="Times New Roman" w:hAnsi="Times New Roman" w:eastAsia="微软雅黑" w:cs="Times New Roman"/>
+                <w:b/>
+                <w:bCs/>
+                <w:sz w:val="21"/>
+                <w:szCs w:val="21"/>
+                <w:highlight w:val="none"/>
+                <w:lang w:eastAsia="zh-CN"/>
+              </w:rPr>
+            </w:pPr>
+          </w:p>
+        </w:tc>
+        <w:tc>
+          <w:tcPr>
+            <w:tcW w:w="8301" w:type="dxa"/>
+            <w:gridSpan w:val="2"/>
+            <w:shd w:val="clear" w:color="auto" w:fill="auto"/>
+            <w:vAlign w:val="center"/>
+          </w:tcPr>
+          <w:p>
+            <w:pPr>
+              <w:pStyle w:val="45"/>
+              <w:keepNext w:val="0"/>
+              <w:keepLines w:val="0"/>
+              <w:pageBreakBefore w:val="0"/>
+              <w:widowControl w:val="0"/>
+              <w:kinsoku/>
+              <w:wordWrap/>
+              <w:overflowPunct/>
+              <w:topLinePunct w:val="0"/>
+              <w:autoSpaceDE/>
+              <w:autoSpaceDN/>
+              <w:bidi w:val="0"/>
+              <w:adjustRightInd/>
+              <w:snapToGrid/>
+              <w:spacing w:before="100" w:line="187" w:lineRule="auto"/>
+              <w:ind w:left="119" w:right="119"/>
+              <w:jc w:val="both"/>
+              <w:textAlignment w:val="auto"/>
+              <w:rPr>
+                <w:rFonts w:ascii="Times New Roman" w:hAnsi="Times New Roman" w:eastAsia="微软雅黑" w:cs="Times New Roman"/>
+                <w:sz w:val="21"/>
+                <w:szCs w:val="21"/>
+                <w:lang w:eastAsia="zh-CN"/>
+              </w:rPr>
+            </w:pPr>
+            <w:r>
+              <w:rPr>
+                <w:rFonts w:hint="eastAsia" w:ascii="Times New Roman" w:hAnsi="Times New Roman" w:eastAsia="微软雅黑" w:cs="Times New Roman"/>
+                <w:b/>
+                <w:bCs/>
+                <w:sz w:val="21"/>
+                <w:szCs w:val="21"/>
+                <w:lang w:eastAsia="zh-CN"/>
+              </w:rPr>
+              <w:t>{%tr if PDInfo != undefined %}</w:t>
+            </w:r>
+          </w:p>
+        </w:tc>
+      </w:tr>
+      <w:tr>
+        <w:tblPrEx>
+          <w:tblBorders>
+            <w:top w:val="single" w:color="BEBEBE" w:sz="4" w:space="0"/>
+            <w:left w:val="single" w:color="BEBEBE" w:sz="4" w:space="0"/>
+            <w:bottom w:val="single" w:color="BEBEBE" w:sz="4" w:space="0"/>
+            <w:right w:val="single" w:color="BEBEBE" w:sz="4" w:space="0"/>
+            <w:insideH w:val="single" w:color="BEBEBE" w:sz="4" w:space="0"/>
+            <w:insideV w:val="single" w:color="BEBEBE" w:sz="4" w:space="0"/>
+          </w:tblBorders>
+          <w:tblCellMar>
+            <w:top w:w="0" w:type="dxa"/>
+            <w:left w:w="0" w:type="dxa"/>
+            <w:bottom w:w="0" w:type="dxa"/>
+            <w:right w:w="0" w:type="dxa"/>
+          </w:tblCellMar>
+        </w:tblPrEx>
+        <w:trPr>
+          <w:trHeight w:val="397" w:hRule="atLeast"/>
+        </w:trPr>
+        <w:tc>
+          <w:tcPr>
+            <w:tcW w:w="1910" w:type="dxa"/>
+            <w:vMerge w:val="continue"/>
+            <w:shd w:val="clear" w:color="auto" w:fill="auto"/>
+            <w:vAlign w:val="center"/>
+          </w:tcPr>
+          <w:p>
+            <w:pPr>
+              <w:keepNext w:val="0"/>
+              <w:keepLines w:val="0"/>
+              <w:pageBreakBefore w:val="0"/>
+              <w:widowControl w:val="0"/>
+              <w:kinsoku/>
+              <w:wordWrap/>
+              <w:overflowPunct/>
+              <w:topLinePunct w:val="0"/>
+              <w:autoSpaceDE/>
+              <w:autoSpaceDN/>
+              <w:bidi w:val="0"/>
+              <w:adjustRightInd/>
+              <w:snapToGrid/>
+              <w:ind w:left="119"/>
+              <w:textAlignment w:val="auto"/>
+              <w:rPr>
+                <w:rFonts w:ascii="Times New Roman" w:hAnsi="Times New Roman" w:eastAsia="微软雅黑" w:cs="Times New Roman"/>
+                <w:b/>
+                <w:bCs/>
+                <w:sz w:val="21"/>
+                <w:szCs w:val="21"/>
+                <w:highlight w:val="none"/>
+                <w:lang w:eastAsia="zh-CN"/>
+              </w:rPr>
+            </w:pPr>
+          </w:p>
+        </w:tc>
+        <w:tc>
+          <w:tcPr>
+            <w:tcW w:w="2908" w:type="dxa"/>
+            <w:shd w:val="clear" w:color="auto" w:fill="auto"/>
+            <w:vAlign w:val="center"/>
+          </w:tcPr>
+          <w:p>
+            <w:pPr>
+              <w:ind w:left="119" w:leftChars="0"/>
+              <w:rPr>
+                <w:rFonts w:hint="eastAsia" w:ascii="Times New Roman" w:hAnsi="Times New Roman" w:eastAsia="微软雅黑" w:cs="Times New Roman"/>
+                <w:b/>
+                <w:bCs/>
+                <w:kern w:val="2"/>
+                <w:sz w:val="21"/>
+                <w:szCs w:val="21"/>
+                <w:lang w:val="en-US" w:eastAsia="zh-CN" w:bidi="ar-SA"/>
+              </w:rPr>
+            </w:pPr>
+            <w:r>
+              <w:rPr>
+                <w:rFonts w:hint="eastAsia" w:ascii="Times New Roman" w:hAnsi="Times New Roman" w:eastAsia="微软雅黑" w:cs="Times New Roman"/>
+                <w:b/>
+                <w:bCs/>
+                <w:sz w:val="21"/>
+                <w:szCs w:val="21"/>
+                <w:highlight w:val="none"/>
+                <w:lang w:val="en-US" w:eastAsia="zh-CN" w:bidi="ar"/>
+              </w:rPr>
+              <w:t>{{ PDInfo.test_item }}</w:t>
+            </w:r>
+          </w:p>
+        </w:tc>
+        <w:tc>
+          <w:tcPr>
+            <w:tcW w:w="5393" w:type="dxa"/>
+            <w:shd w:val="clear" w:color="auto" w:fill="auto"/>
+            <w:vAlign w:val="center"/>
+          </w:tcPr>
+          <w:p>
+            <w:pPr>
+              <w:pStyle w:val="45"/>
+              <w:ind w:left="118" w:leftChars="0"/>
+              <w:rPr>
+                <w:rFonts w:ascii="Times New Roman" w:hAnsi="Times New Roman" w:eastAsia="微软雅黑" w:cs="Times New Roman"/>
+                <w:kern w:val="2"/>
+                <w:sz w:val="21"/>
+                <w:szCs w:val="21"/>
+                <w:lang w:val="en-US" w:eastAsia="zh-CN" w:bidi="ar-SA"/>
+              </w:rPr>
+            </w:pPr>
+            <w:r>
+              <w:rPr>
+                <w:rFonts w:hint="eastAsia" w:ascii="Times New Roman" w:hAnsi="Times New Roman" w:eastAsia="微软雅黑" w:cs="Times New Roman"/>
+                <w:sz w:val="21"/>
+                <w:szCs w:val="21"/>
+                <w:lang w:eastAsia="zh-CN"/>
+              </w:rPr>
+              <w:t>T</w:t>
+            </w:r>
+            <w:r>
+              <w:rPr>
+                <w:rFonts w:ascii="Times New Roman" w:hAnsi="Times New Roman" w:eastAsia="微软雅黑" w:cs="Times New Roman"/>
+                <w:sz w:val="21"/>
+                <w:szCs w:val="21"/>
+                <w:lang w:eastAsia="zh-CN"/>
+              </w:rPr>
+              <w:t>PS</w:t>
+            </w:r>
+            <w:r>
+              <w:rPr>
+                <w:rFonts w:hint="eastAsia" w:ascii="Times New Roman" w:hAnsi="Times New Roman" w:eastAsia="微软雅黑" w:cs="Times New Roman"/>
+                <w:sz w:val="21"/>
+                <w:szCs w:val="21"/>
+                <w:lang w:eastAsia="zh-CN"/>
+              </w:rPr>
+              <w:t>:</w:t>
+            </w:r>
+            <w:r>
+              <w:rPr>
+                <w:rFonts w:ascii="Times New Roman" w:hAnsi="Times New Roman" w:eastAsia="微软雅黑" w:cs="Times New Roman"/>
+                <w:sz w:val="21"/>
+                <w:szCs w:val="21"/>
+                <w:lang w:eastAsia="zh-CN"/>
+              </w:rPr>
+              <w:t xml:space="preserve"> </w:t>
+            </w:r>
+            <w:r>
+              <w:rPr>
+                <w:rFonts w:hint="eastAsia" w:ascii="Times New Roman" w:hAnsi="Times New Roman" w:eastAsia="微软雅黑" w:cs="Times New Roman"/>
+                <w:sz w:val="21"/>
+                <w:szCs w:val="21"/>
+                <w:lang w:eastAsia="zh-CN"/>
+              </w:rPr>
+              <w:t>{{</w:t>
+            </w:r>
+            <w:r>
+              <w:rPr>
+                <w:rFonts w:ascii="Times New Roman" w:hAnsi="Times New Roman" w:eastAsia="微软雅黑" w:cs="Times New Roman"/>
+                <w:sz w:val="21"/>
+                <w:szCs w:val="21"/>
+                <w:lang w:eastAsia="zh-CN"/>
+              </w:rPr>
+              <w:t xml:space="preserve"> PDInfo</w:t>
+            </w:r>
+            <w:r>
+              <w:rPr>
+                <w:rFonts w:hint="eastAsia" w:ascii="Times New Roman" w:hAnsi="Times New Roman" w:eastAsia="微软雅黑" w:cs="Times New Roman"/>
+                <w:sz w:val="21"/>
+                <w:szCs w:val="21"/>
+                <w:lang w:eastAsia="zh-CN"/>
+              </w:rPr>
+              <w:t>.TPS }}，</w:t>
+            </w:r>
+            <w:r>
+              <w:rPr>
+                <w:rFonts w:ascii="Times New Roman" w:hAnsi="Times New Roman" w:eastAsia="微软雅黑" w:cs="Times New Roman"/>
+                <w:sz w:val="21"/>
+                <w:szCs w:val="21"/>
+                <w:lang w:eastAsia="zh-CN"/>
+              </w:rPr>
+              <w:t xml:space="preserve"> CPS </w:t>
+            </w:r>
+            <w:r>
+              <w:rPr>
+                <w:rFonts w:hint="eastAsia" w:ascii="Times New Roman" w:hAnsi="Times New Roman" w:eastAsia="微软雅黑" w:cs="Times New Roman"/>
+                <w:sz w:val="21"/>
+                <w:szCs w:val="21"/>
+                <w:lang w:eastAsia="zh-CN"/>
+              </w:rPr>
+              <w:t>:</w:t>
+            </w:r>
+            <w:r>
+              <w:rPr>
+                <w:rFonts w:ascii="Times New Roman" w:hAnsi="Times New Roman" w:eastAsia="微软雅黑" w:cs="Times New Roman"/>
+                <w:sz w:val="21"/>
+                <w:szCs w:val="21"/>
+                <w:lang w:eastAsia="zh-CN"/>
+              </w:rPr>
+              <w:t xml:space="preserve"> </w:t>
+            </w:r>
+            <w:r>
+              <w:rPr>
+                <w:rFonts w:hint="eastAsia" w:ascii="Times New Roman" w:hAnsi="Times New Roman" w:eastAsia="微软雅黑" w:cs="Times New Roman"/>
+                <w:sz w:val="21"/>
+                <w:szCs w:val="21"/>
+                <w:lang w:eastAsia="zh-CN"/>
+              </w:rPr>
+              <w:t>{{</w:t>
+            </w:r>
+            <w:r>
+              <w:rPr>
+                <w:rFonts w:ascii="Times New Roman" w:hAnsi="Times New Roman" w:eastAsia="微软雅黑" w:cs="Times New Roman"/>
+                <w:sz w:val="21"/>
+                <w:szCs w:val="21"/>
+                <w:lang w:eastAsia="zh-CN"/>
+              </w:rPr>
+              <w:t xml:space="preserve"> PDInfo</w:t>
+            </w:r>
+            <w:r>
+              <w:rPr>
+                <w:rFonts w:hint="eastAsia" w:ascii="Times New Roman" w:hAnsi="Times New Roman" w:eastAsia="微软雅黑" w:cs="Times New Roman"/>
+                <w:sz w:val="21"/>
+                <w:szCs w:val="21"/>
+                <w:lang w:eastAsia="zh-CN"/>
+              </w:rPr>
+              <w:t>.CPS }}</w:t>
+            </w:r>
+          </w:p>
+        </w:tc>
+      </w:tr>
+      <w:tr>
+        <w:tblPrEx>
+          <w:tblBorders>
+            <w:top w:val="single" w:color="BEBEBE" w:sz="4" w:space="0"/>
+            <w:left w:val="single" w:color="BEBEBE" w:sz="4" w:space="0"/>
+            <w:bottom w:val="single" w:color="BEBEBE" w:sz="4" w:space="0"/>
+            <w:right w:val="single" w:color="BEBEBE" w:sz="4" w:space="0"/>
+            <w:insideH w:val="single" w:color="BEBEBE" w:sz="4" w:space="0"/>
+            <w:insideV w:val="single" w:color="BEBEBE" w:sz="4" w:space="0"/>
+          </w:tblBorders>
+          <w:tblCellMar>
+            <w:top w:w="0" w:type="dxa"/>
+            <w:left w:w="0" w:type="dxa"/>
+            <w:bottom w:w="0" w:type="dxa"/>
+            <w:right w:w="0" w:type="dxa"/>
+          </w:tblCellMar>
+        </w:tblPrEx>
+        <w:trPr>
+          <w:trHeight w:val="397" w:hRule="atLeast"/>
+        </w:trPr>
+        <w:tc>
+          <w:tcPr>
+            <w:tcW w:w="1910" w:type="dxa"/>
+            <w:vMerge w:val="continue"/>
+            <w:shd w:val="clear" w:color="auto" w:fill="auto"/>
+            <w:vAlign w:val="center"/>
+          </w:tcPr>
+          <w:p>
+            <w:pPr>
+              <w:keepNext w:val="0"/>
+              <w:keepLines w:val="0"/>
+              <w:pageBreakBefore w:val="0"/>
+              <w:widowControl w:val="0"/>
+              <w:kinsoku/>
+              <w:wordWrap/>
+              <w:overflowPunct/>
+              <w:topLinePunct w:val="0"/>
+              <w:autoSpaceDE/>
+              <w:autoSpaceDN/>
+              <w:bidi w:val="0"/>
+              <w:adjustRightInd/>
+              <w:snapToGrid/>
+              <w:ind w:left="119"/>
+              <w:textAlignment w:val="auto"/>
+              <w:rPr>
+                <w:rFonts w:ascii="Times New Roman" w:hAnsi="Times New Roman" w:eastAsia="微软雅黑" w:cs="Times New Roman"/>
+                <w:b/>
+                <w:bCs/>
+                <w:sz w:val="21"/>
+                <w:szCs w:val="21"/>
+                <w:highlight w:val="none"/>
+                <w:lang w:eastAsia="zh-CN"/>
+              </w:rPr>
+            </w:pPr>
+          </w:p>
+        </w:tc>
+        <w:tc>
+          <w:tcPr>
+            <w:tcW w:w="8301" w:type="dxa"/>
+            <w:gridSpan w:val="2"/>
+            <w:shd w:val="clear" w:color="auto" w:fill="auto"/>
+            <w:vAlign w:val="center"/>
+          </w:tcPr>
+          <w:p>
+            <w:pPr>
+              <w:pStyle w:val="45"/>
+              <w:keepNext w:val="0"/>
+              <w:keepLines w:val="0"/>
+              <w:pageBreakBefore w:val="0"/>
+              <w:widowControl w:val="0"/>
+              <w:kinsoku/>
+              <w:wordWrap/>
+              <w:overflowPunct/>
+              <w:topLinePunct w:val="0"/>
+              <w:autoSpaceDE/>
+              <w:autoSpaceDN/>
+              <w:bidi w:val="0"/>
+              <w:adjustRightInd/>
+              <w:snapToGrid/>
+              <w:spacing w:before="100" w:line="187" w:lineRule="auto"/>
+              <w:ind w:left="119" w:right="119"/>
+              <w:jc w:val="both"/>
+              <w:textAlignment w:val="auto"/>
+              <w:rPr>
+                <w:rFonts w:ascii="Times New Roman" w:hAnsi="Times New Roman" w:eastAsia="微软雅黑" w:cs="Times New Roman"/>
+                <w:sz w:val="21"/>
+                <w:szCs w:val="21"/>
+                <w:lang w:eastAsia="zh-CN"/>
+              </w:rPr>
+            </w:pPr>
+            <w:r>
+              <w:rPr>
+                <w:rFonts w:hint="eastAsia" w:ascii="Times New Roman" w:hAnsi="Times New Roman" w:eastAsia="微软雅黑" w:cs="Times New Roman"/>
+                <w:b/>
+                <w:bCs/>
+                <w:sz w:val="21"/>
+                <w:szCs w:val="21"/>
+                <w:lang w:eastAsia="zh-CN"/>
+              </w:rPr>
+              <w:t>{%tr endif %}</w:t>
+            </w:r>
+          </w:p>
+        </w:tc>
+      </w:tr>
+      <w:tr>
+        <w:tblPrEx>
+          <w:tblBorders>
+            <w:top w:val="single" w:color="BEBEBE" w:sz="4" w:space="0"/>
+            <w:left w:val="single" w:color="BEBEBE" w:sz="4" w:space="0"/>
+            <w:bottom w:val="single" w:color="BEBEBE" w:sz="4" w:space="0"/>
+            <w:right w:val="single" w:color="BEBEBE" w:sz="4" w:space="0"/>
+            <w:insideH w:val="single" w:color="BEBEBE" w:sz="4" w:space="0"/>
+            <w:insideV w:val="single" w:color="BEBEBE" w:sz="4" w:space="0"/>
+          </w:tblBorders>
+          <w:tblCellMar>
+            <w:top w:w="0" w:type="dxa"/>
+            <w:left w:w="0" w:type="dxa"/>
+            <w:bottom w:w="0" w:type="dxa"/>
+            <w:right w:w="0" w:type="dxa"/>
+          </w:tblCellMar>
+        </w:tblPrEx>
+        <w:trPr>
+          <w:trHeight w:val="397" w:hRule="atLeast"/>
+        </w:trPr>
+        <w:tc>
+          <w:tcPr>
             <w:tcW w:w="4818" w:type="dxa"/>
             <w:gridSpan w:val="2"/>
-            <w:tcBorders>
-              <w:top w:val="single" w:color="BEBEBE" w:themeColor="background1" w:themeShade="BF" w:sz="4" w:space="0"/>
-              <w:left w:val="single" w:color="BEBEBE" w:themeColor="background1" w:themeShade="BF" w:sz="4" w:space="0"/>
-              <w:bottom w:val="single" w:color="BEBEBE" w:themeColor="background1" w:themeShade="BF" w:sz="4" w:space="0"/>
-              <w:right w:val="single" w:color="BEBEBE" w:themeColor="background1" w:themeShade="BF" w:sz="4" w:space="0"/>
-            </w:tcBorders>
             <w:shd w:val="clear" w:color="auto" w:fill="auto"/>
             <w:vAlign w:val="center"/>
           </w:tcPr>
@@ -5808,12 +6111,6 @@
         <w:tc>
           <w:tcPr>
             <w:tcW w:w="5393" w:type="dxa"/>
-            <w:tcBorders>
-              <w:top w:val="single" w:color="BEBEBE" w:themeColor="background1" w:themeShade="BF" w:sz="4" w:space="0"/>
-              <w:left w:val="single" w:color="BEBEBE" w:themeColor="background1" w:themeShade="BF" w:sz="4" w:space="0"/>
-              <w:bottom w:val="single" w:color="BEBEBE" w:themeColor="background1" w:themeShade="BF" w:sz="4" w:space="0"/>
-              <w:right w:val="single" w:color="BEBEBE" w:themeColor="background1" w:themeShade="BF" w:sz="4" w:space="0"/>
-            </w:tcBorders>
             <w:shd w:val="clear" w:color="auto" w:fill="auto"/>
           </w:tcPr>
           <w:p>
@@ -5956,12 +6253,12 @@
       <w:tr>
         <w:tblPrEx>
           <w:tblBorders>
-            <w:top w:val="single" w:color="1AA4A8" w:sz="4" w:space="0"/>
-            <w:left w:val="single" w:color="1AA4A8" w:sz="4" w:space="0"/>
-            <w:bottom w:val="single" w:color="1AA4A8" w:sz="4" w:space="0"/>
-            <w:right w:val="single" w:color="1AA4A8" w:sz="4" w:space="0"/>
-            <w:insideH w:val="single" w:color="1AA4A8" w:sz="4" w:space="0"/>
-            <w:insideV w:val="single" w:color="1AA4A8" w:sz="4" w:space="0"/>
+            <w:top w:val="single" w:color="BEBEBE" w:sz="4" w:space="0"/>
+            <w:left w:val="single" w:color="BEBEBE" w:sz="4" w:space="0"/>
+            <w:bottom w:val="single" w:color="BEBEBE" w:sz="4" w:space="0"/>
+            <w:right w:val="single" w:color="BEBEBE" w:sz="4" w:space="0"/>
+            <w:insideH w:val="single" w:color="BEBEBE" w:sz="4" w:space="0"/>
+            <w:insideV w:val="single" w:color="BEBEBE" w:sz="4" w:space="0"/>
           </w:tblBorders>
           <w:tblCellMar>
             <w:top w:w="0" w:type="dxa"/>
@@ -5977,12 +6274,6 @@
           <w:tcPr>
             <w:tcW w:w="4818" w:type="dxa"/>
             <w:gridSpan w:val="2"/>
-            <w:tcBorders>
-              <w:top w:val="single" w:color="BEBEBE" w:themeColor="background1" w:themeShade="BF" w:sz="4" w:space="0"/>
-              <w:left w:val="single" w:color="BEBEBE" w:themeColor="background1" w:themeShade="BF" w:sz="4" w:space="0"/>
-              <w:bottom w:val="single" w:color="BEBEBE" w:themeColor="background1" w:themeShade="BF" w:sz="4" w:space="0"/>
-              <w:right w:val="single" w:color="BEBEBE" w:themeColor="background1" w:themeShade="BF" w:sz="4" w:space="0"/>
-            </w:tcBorders>
             <w:shd w:val="clear" w:color="auto" w:fill="auto"/>
             <w:vAlign w:val="center"/>
           </w:tcPr>
@@ -6031,12 +6322,6 @@
         <w:tc>
           <w:tcPr>
             <w:tcW w:w="5393" w:type="dxa"/>
-            <w:tcBorders>
-              <w:top w:val="single" w:color="BEBEBE" w:themeColor="background1" w:themeShade="BF" w:sz="4" w:space="0"/>
-              <w:left w:val="single" w:color="BEBEBE" w:themeColor="background1" w:themeShade="BF" w:sz="4" w:space="0"/>
-              <w:bottom w:val="single" w:color="BEBEBE" w:themeColor="background1" w:themeShade="BF" w:sz="4" w:space="0"/>
-              <w:right w:val="single" w:color="BEBEBE" w:themeColor="background1" w:themeShade="BF" w:sz="4" w:space="0"/>
-            </w:tcBorders>
             <w:shd w:val="clear" w:color="auto" w:fill="auto"/>
           </w:tcPr>
           <w:p>
@@ -6122,12 +6407,12 @@
       <w:tr>
         <w:tblPrEx>
           <w:tblBorders>
-            <w:top w:val="single" w:color="1AA4A8" w:sz="4" w:space="0"/>
-            <w:left w:val="single" w:color="1AA4A8" w:sz="4" w:space="0"/>
-            <w:bottom w:val="single" w:color="1AA4A8" w:sz="4" w:space="0"/>
-            <w:right w:val="single" w:color="1AA4A8" w:sz="4" w:space="0"/>
-            <w:insideH w:val="single" w:color="1AA4A8" w:sz="4" w:space="0"/>
-            <w:insideV w:val="single" w:color="1AA4A8" w:sz="4" w:space="0"/>
+            <w:top w:val="single" w:color="BEBEBE" w:sz="4" w:space="0"/>
+            <w:left w:val="single" w:color="BEBEBE" w:sz="4" w:space="0"/>
+            <w:bottom w:val="single" w:color="BEBEBE" w:sz="4" w:space="0"/>
+            <w:right w:val="single" w:color="BEBEBE" w:sz="4" w:space="0"/>
+            <w:insideH w:val="single" w:color="BEBEBE" w:sz="4" w:space="0"/>
+            <w:insideV w:val="single" w:color="BEBEBE" w:sz="4" w:space="0"/>
           </w:tblBorders>
           <w:tblCellMar>
             <w:top w:w="0" w:type="dxa"/>
@@ -6143,12 +6428,6 @@
           <w:tcPr>
             <w:tcW w:w="4818" w:type="dxa"/>
             <w:gridSpan w:val="2"/>
-            <w:tcBorders>
-              <w:top w:val="single" w:color="BEBEBE" w:themeColor="background1" w:themeShade="BF" w:sz="4" w:space="0"/>
-              <w:left w:val="single" w:color="BEBEBE" w:themeColor="background1" w:themeShade="BF" w:sz="4" w:space="0"/>
-              <w:bottom w:val="single" w:color="BEBEBE" w:themeColor="background1" w:themeShade="BF" w:sz="4" w:space="0"/>
-              <w:right w:val="single" w:color="BEBEBE" w:themeColor="background1" w:themeShade="BF" w:sz="4" w:space="0"/>
-            </w:tcBorders>
             <w:shd w:val="clear" w:color="auto" w:fill="auto"/>
             <w:vAlign w:val="center"/>
           </w:tcPr>
@@ -6193,12 +6472,6 @@
         <w:tc>
           <w:tcPr>
             <w:tcW w:w="5393" w:type="dxa"/>
-            <w:tcBorders>
-              <w:top w:val="single" w:color="BEBEBE" w:themeColor="background1" w:themeShade="BF" w:sz="4" w:space="0"/>
-              <w:left w:val="single" w:color="BEBEBE" w:themeColor="background1" w:themeShade="BF" w:sz="4" w:space="0"/>
-              <w:bottom w:val="single" w:color="BEBEBE" w:themeColor="background1" w:themeShade="BF" w:sz="4" w:space="0"/>
-              <w:right w:val="single" w:color="BEBEBE" w:themeColor="background1" w:themeShade="BF" w:sz="4" w:space="0"/>
-            </w:tcBorders>
             <w:shd w:val="clear" w:color="auto" w:fill="auto"/>
             <w:vAlign w:val="center"/>
           </w:tcPr>
@@ -10482,7 +10755,8 @@
         </w:tc>
         <w:tc>
           <w:tcPr>
-            <w:tcW w:w="3525" w:type="dxa"/>
+            <w:tcW w:w="6985" w:type="dxa"/>
+            <w:gridSpan w:val="2"/>
             <w:tcBorders>
               <w:top w:val="single" w:color="D7D7D7" w:themeColor="background1" w:themeShade="D8" w:sz="4" w:space="0"/>
               <w:left w:val="single" w:color="D7D7D7" w:themeColor="background1" w:themeShade="D8" w:sz="4" w:space="0"/>
@@ -10494,135 +10768,6 @@
           </w:tcPr>
           <w:p>
             <w:pPr>
-              <w:widowControl/>
-              <w:snapToGrid w:val="0"/>
-              <w:jc w:val="center"/>
-              <w:textAlignment w:val="center"/>
-              <w:rPr>
-                <w:rFonts w:hint="eastAsia" w:ascii="Times New Roman" w:hAnsi="Times New Roman" w:eastAsia="微软雅黑" w:cs="Times New Roman"/>
-                <w:sz w:val="21"/>
-                <w:szCs w:val="21"/>
-                <w:highlight w:val="yellow"/>
-                <w:lang w:eastAsia="zh-CN"/>
-              </w:rPr>
-            </w:pPr>
-            <w:r>
-              <w:rPr>
-                <w:rFonts w:hint="eastAsia" w:ascii="Times New Roman" w:hAnsi="Times New Roman" w:eastAsia="微软雅黑" w:cs="Times New Roman"/>
-                <w:sz w:val="21"/>
-                <w:szCs w:val="21"/>
-                <w:highlight w:val="none"/>
-                <w:lang w:eastAsia="zh-CN"/>
-              </w:rPr>
-              <w:t>TPS</w:t>
-            </w:r>
-            <w:r>
-              <w:rPr>
-                <w:rFonts w:hint="default" w:ascii="Times New Roman" w:hAnsi="Times New Roman" w:eastAsia="微软雅黑" w:cs="Times New Roman"/>
-                <w:sz w:val="21"/>
-                <w:szCs w:val="21"/>
-                <w:highlight w:val="none"/>
-                <w:lang w:val="en-US" w:eastAsia="zh-CN"/>
-              </w:rPr>
-              <w:t>:</w:t>
-            </w:r>
-            <w:r>
-              <w:rPr>
-                <w:rFonts w:hint="eastAsia" w:ascii="Times New Roman" w:hAnsi="Times New Roman" w:eastAsia="微软雅黑" w:cs="Times New Roman"/>
-                <w:sz w:val="21"/>
-                <w:szCs w:val="21"/>
-                <w:lang w:eastAsia="zh-CN"/>
-              </w:rPr>
-              <w:t>{{</w:t>
-            </w:r>
-            <w:r>
-              <w:rPr>
-                <w:rFonts w:ascii="Times New Roman" w:hAnsi="Times New Roman" w:eastAsia="微软雅黑" w:cs="Times New Roman"/>
-                <w:sz w:val="21"/>
-                <w:szCs w:val="21"/>
-                <w:lang w:eastAsia="zh-CN"/>
-              </w:rPr>
-              <w:t xml:space="preserve"> PDInfo</w:t>
-            </w:r>
-            <w:r>
-              <w:rPr>
-                <w:rFonts w:hint="eastAsia" w:ascii="Times New Roman" w:hAnsi="Times New Roman" w:eastAsia="微软雅黑" w:cs="Times New Roman"/>
-                <w:sz w:val="21"/>
-                <w:szCs w:val="21"/>
-                <w:lang w:eastAsia="zh-CN"/>
-              </w:rPr>
-              <w:t>.TPS }}，</w:t>
-            </w:r>
-            <w:r>
-              <w:rPr>
-                <w:rFonts w:ascii="Times New Roman" w:hAnsi="Times New Roman" w:eastAsia="微软雅黑" w:cs="Times New Roman"/>
-                <w:sz w:val="21"/>
-                <w:szCs w:val="21"/>
-                <w:lang w:eastAsia="zh-CN"/>
-              </w:rPr>
-              <w:t xml:space="preserve"> CPS </w:t>
-            </w:r>
-            <w:r>
-              <w:rPr>
-                <w:rFonts w:hint="eastAsia" w:ascii="Times New Roman" w:hAnsi="Times New Roman" w:eastAsia="微软雅黑" w:cs="Times New Roman"/>
-                <w:sz w:val="21"/>
-                <w:szCs w:val="21"/>
-                <w:lang w:eastAsia="zh-CN"/>
-              </w:rPr>
-              <w:t>:</w:t>
-            </w:r>
-            <w:r>
-              <w:rPr>
-                <w:rFonts w:ascii="Times New Roman" w:hAnsi="Times New Roman" w:eastAsia="微软雅黑" w:cs="Times New Roman"/>
-                <w:sz w:val="21"/>
-                <w:szCs w:val="21"/>
-                <w:lang w:eastAsia="zh-CN"/>
-              </w:rPr>
-              <w:t xml:space="preserve"> </w:t>
-            </w:r>
-            <w:r>
-              <w:rPr>
-                <w:rFonts w:hint="eastAsia" w:ascii="Times New Roman" w:hAnsi="Times New Roman" w:eastAsia="微软雅黑" w:cs="Times New Roman"/>
-                <w:sz w:val="21"/>
-                <w:szCs w:val="21"/>
-                <w:lang w:eastAsia="zh-CN"/>
-              </w:rPr>
-              <w:t>{{</w:t>
-            </w:r>
-            <w:r>
-              <w:rPr>
-                <w:rFonts w:ascii="Times New Roman" w:hAnsi="Times New Roman" w:eastAsia="微软雅黑" w:cs="Times New Roman"/>
-                <w:sz w:val="21"/>
-                <w:szCs w:val="21"/>
-                <w:lang w:eastAsia="zh-CN"/>
-              </w:rPr>
-              <w:t xml:space="preserve"> PDInfo</w:t>
-            </w:r>
-            <w:r>
-              <w:rPr>
-                <w:rFonts w:hint="eastAsia" w:ascii="Times New Roman" w:hAnsi="Times New Roman" w:eastAsia="微软雅黑" w:cs="Times New Roman"/>
-                <w:sz w:val="21"/>
-                <w:szCs w:val="21"/>
-                <w:lang w:eastAsia="zh-CN"/>
-              </w:rPr>
-              <w:t>.CPS }}</w:t>
-            </w:r>
-          </w:p>
-        </w:tc>
-        <w:tc>
-          <w:tcPr>
-            <w:tcW w:w="3460" w:type="dxa"/>
-            <w:tcBorders>
-              <w:top w:val="single" w:color="D7D7D7" w:themeColor="background1" w:themeShade="D8" w:sz="4" w:space="0"/>
-              <w:left w:val="single" w:color="D7D7D7" w:themeColor="background1" w:themeShade="D8" w:sz="4" w:space="0"/>
-              <w:bottom w:val="single" w:color="D7D7D7" w:themeColor="background1" w:themeShade="D8" w:sz="4" w:space="0"/>
-              <w:right w:val="single" w:color="D7D7D7" w:themeColor="background1" w:themeShade="D8" w:sz="4" w:space="0"/>
-            </w:tcBorders>
-            <w:shd w:val="clear" w:color="auto" w:fill="auto"/>
-            <w:vAlign w:val="center"/>
-          </w:tcPr>
-          <w:p>
-            <w:pPr>
               <w:numPr>
                 <w:ilvl w:val="0"/>
                 <w:numId w:val="0"/>
@@ -10635,6 +10780,107 @@
                 <w:vertAlign w:val="baseline"/>
               </w:rPr>
             </w:pPr>
+            <w:r>
+              <w:rPr>
+                <w:rFonts w:hint="eastAsia" w:ascii="Times New Roman" w:hAnsi="Times New Roman" w:eastAsia="微软雅黑" w:cs="Times New Roman"/>
+                <w:sz w:val="21"/>
+                <w:szCs w:val="21"/>
+                <w:highlight w:val="none"/>
+                <w:lang w:eastAsia="zh-CN"/>
+              </w:rPr>
+              <w:t>TPS</w:t>
+            </w:r>
+            <w:r>
+              <w:rPr>
+                <w:rFonts w:hint="default" w:ascii="Times New Roman" w:hAnsi="Times New Roman" w:eastAsia="微软雅黑" w:cs="Times New Roman"/>
+                <w:sz w:val="21"/>
+                <w:szCs w:val="21"/>
+                <w:highlight w:val="none"/>
+                <w:lang w:val="en-US" w:eastAsia="zh-CN"/>
+              </w:rPr>
+              <w:t>:</w:t>
+            </w:r>
+            <w:r>
+              <w:rPr>
+                <w:rFonts w:hint="eastAsia" w:ascii="Times New Roman" w:hAnsi="Times New Roman" w:eastAsia="微软雅黑" w:cs="Times New Roman"/>
+                <w:sz w:val="21"/>
+                <w:szCs w:val="21"/>
+                <w:lang w:eastAsia="zh-CN"/>
+              </w:rPr>
+              <w:t>{{</w:t>
+            </w:r>
+            <w:r>
+              <w:rPr>
+                <w:rFonts w:ascii="Times New Roman" w:hAnsi="Times New Roman" w:eastAsia="微软雅黑" w:cs="Times New Roman"/>
+                <w:sz w:val="21"/>
+                <w:szCs w:val="21"/>
+                <w:lang w:eastAsia="zh-CN"/>
+              </w:rPr>
+              <w:t xml:space="preserve"> PDInfo</w:t>
+            </w:r>
+            <w:r>
+              <w:rPr>
+                <w:rFonts w:hint="eastAsia" w:ascii="Times New Roman" w:hAnsi="Times New Roman" w:eastAsia="微软雅黑" w:cs="Times New Roman"/>
+                <w:sz w:val="21"/>
+                <w:szCs w:val="21"/>
+                <w:lang w:eastAsia="zh-CN"/>
+              </w:rPr>
+              <w:t>.TPS }}，</w:t>
+            </w:r>
+            <w:r>
+              <w:rPr>
+                <w:rFonts w:ascii="Times New Roman" w:hAnsi="Times New Roman" w:eastAsia="微软雅黑" w:cs="Times New Roman"/>
+                <w:sz w:val="21"/>
+                <w:szCs w:val="21"/>
+                <w:lang w:eastAsia="zh-CN"/>
+              </w:rPr>
+              <w:t xml:space="preserve"> CPS </w:t>
+            </w:r>
+            <w:r>
+              <w:rPr>
+                <w:rFonts w:hint="eastAsia" w:ascii="Times New Roman" w:hAnsi="Times New Roman" w:eastAsia="微软雅黑" w:cs="Times New Roman"/>
+                <w:sz w:val="21"/>
+                <w:szCs w:val="21"/>
+                <w:lang w:eastAsia="zh-CN"/>
+              </w:rPr>
+              <w:t>:</w:t>
+            </w:r>
+            <w:r>
+              <w:rPr>
+                <w:rFonts w:ascii="Times New Roman" w:hAnsi="Times New Roman" w:eastAsia="微软雅黑" w:cs="Times New Roman"/>
+                <w:sz w:val="21"/>
+                <w:szCs w:val="21"/>
+                <w:lang w:eastAsia="zh-CN"/>
+              </w:rPr>
+              <w:t xml:space="preserve"> </w:t>
+            </w:r>
+            <w:r>
+              <w:rPr>
+                <w:rFonts w:hint="eastAsia" w:ascii="Times New Roman" w:hAnsi="Times New Roman" w:eastAsia="微软雅黑" w:cs="Times New Roman"/>
+                <w:sz w:val="21"/>
+                <w:szCs w:val="21"/>
+                <w:lang w:eastAsia="zh-CN"/>
+              </w:rPr>
+              <w:t>{{</w:t>
+            </w:r>
+            <w:r>
+              <w:rPr>
+                <w:rFonts w:ascii="Times New Roman" w:hAnsi="Times New Roman" w:eastAsia="微软雅黑" w:cs="Times New Roman"/>
+                <w:sz w:val="21"/>
+                <w:szCs w:val="21"/>
+                <w:lang w:eastAsia="zh-CN"/>
+              </w:rPr>
+              <w:t xml:space="preserve"> PDInfo</w:t>
+            </w:r>
+            <w:r>
+              <w:rPr>
+                <w:rFonts w:hint="eastAsia" w:ascii="Times New Roman" w:hAnsi="Times New Roman" w:eastAsia="微软雅黑" w:cs="Times New Roman"/>
+                <w:sz w:val="21"/>
+                <w:szCs w:val="21"/>
+                <w:lang w:eastAsia="zh-CN"/>
+              </w:rPr>
+              <w:t>.CPS }}</w:t>
+            </w:r>
           </w:p>
         </w:tc>
       </w:tr>
@@ -25041,6 +25287,12 @@
             <w:insideH w:val="single" w:color="D7D7D7" w:themeColor="background1" w:themeShade="D8" w:sz="4" w:space="0"/>
             <w:insideV w:val="single" w:color="D7D7D7" w:themeColor="background1" w:themeShade="D8" w:sz="4" w:space="0"/>
           </w:tblBorders>
+          <w:tblCellMar>
+            <w:top w:w="0" w:type="dxa"/>
+            <w:left w:w="108" w:type="dxa"/>
+            <w:bottom w:w="0" w:type="dxa"/>
+            <w:right w:w="108" w:type="dxa"/>
+          </w:tblCellMar>
         </w:tblPrEx>
         <w:trPr>
           <w:trHeight w:val="510" w:hRule="atLeast"/>
@@ -34230,22 +34482,13 @@
         <w:t>本次检测主要针对已报道的与免疫检查点抑制剂超进展相关基因突变，全面评估超进展发生可能性，对免疫治疗不良反应进行提前预警，为临床治疗方案提供更多参考依据。</w:t>
       </w:r>
     </w:p>
-    <w:p>
-      <w:pPr>
-        <w:spacing w:line="400" w:lineRule="exact"/>
-        <w:ind w:firstLine="420"/>
-        <w:rPr>
-          <w:rFonts w:hint="eastAsia" w:ascii="苹方 中等" w:hAnsi="苹方 中等" w:eastAsia="苹方 中等" w:cs="苹方 中等"/>
-          <w:spacing w:val="2"/>
-          <w:szCs w:val="21"/>
-        </w:rPr>
-      </w:pPr>
-    </w:p>
     <w:tbl>
       <w:tblPr>
         <w:tblStyle w:val="16"/>
+        <w:tblpPr w:leftFromText="180" w:rightFromText="180" w:vertAnchor="text" w:horzAnchor="page" w:tblpX="1010" w:tblpY="34"/>
+        <w:tblOverlap w:val="never"/>
         <w:tblW w:w="4837" w:type="pct"/>
-        <w:jc w:val="center"/>
+        <w:tblInd w:w="0" w:type="dxa"/>
         <w:tblBorders>
           <w:top w:val="single" w:color="CCCCCC" w:sz="4" w:space="0"/>
           <w:left w:val="single" w:color="CCCCCC" w:sz="4" w:space="0"/>
@@ -34290,7 +34533,6 @@
         <w:trPr>
           <w:gridAfter w:val="1"/>
           <w:wAfter w:w="2" w:type="pct"/>
-          <w:jc w:val="center"/>
         </w:trPr>
         <w:tc>
           <w:tcPr>
@@ -34395,7 +34637,6 @@
           <w:gridBefore w:val="1"/>
           <w:wBefore w:w="2" w:type="pct"/>
           <w:trHeight w:val="397" w:hRule="atLeast"/>
-          <w:jc w:val="center"/>
         </w:trPr>
         <w:tc>
           <w:tcPr>
@@ -34578,7 +34819,6 @@
           <w:gridBefore w:val="1"/>
           <w:wBefore w:w="2" w:type="pct"/>
           <w:trHeight w:val="397" w:hRule="atLeast"/>
-          <w:jc w:val="center"/>
         </w:trPr>
         <w:tc>
           <w:tcPr>
@@ -34727,7 +34967,6 @@
           <w:gridBefore w:val="1"/>
           <w:wBefore w:w="2" w:type="pct"/>
           <w:trHeight w:val="397" w:hRule="atLeast"/>
-          <w:jc w:val="center"/>
         </w:trPr>
         <w:tc>
           <w:tcPr>
@@ -34876,7 +35115,6 @@
           <w:gridBefore w:val="1"/>
           <w:wBefore w:w="2" w:type="pct"/>
           <w:trHeight w:val="397" w:hRule="atLeast"/>
-          <w:jc w:val="center"/>
         </w:trPr>
         <w:tc>
           <w:tcPr>
@@ -35025,7 +35263,6 @@
           <w:gridBefore w:val="1"/>
           <w:wBefore w:w="2" w:type="pct"/>
           <w:trHeight w:val="397" w:hRule="atLeast"/>
-          <w:jc w:val="center"/>
         </w:trPr>
         <w:tc>
           <w:tcPr>
@@ -35201,7 +35438,6 @@
           <w:gridBefore w:val="1"/>
           <w:wBefore w:w="2" w:type="pct"/>
           <w:trHeight w:val="397" w:hRule="atLeast"/>
-          <w:jc w:val="center"/>
         </w:trPr>
         <w:tc>
           <w:tcPr>
@@ -35359,7 +35595,6 @@
           <w:gridBefore w:val="1"/>
           <w:wBefore w:w="2" w:type="pct"/>
           <w:trHeight w:val="397" w:hRule="atLeast"/>
-          <w:jc w:val="center"/>
         </w:trPr>
         <w:tc>
           <w:tcPr>
@@ -35509,7 +35744,6 @@
           <w:gridBefore w:val="1"/>
           <w:wBefore w:w="2" w:type="pct"/>
           <w:trHeight w:val="397" w:hRule="atLeast"/>
-          <w:jc w:val="center"/>
         </w:trPr>
         <w:tc>
           <w:tcPr>
@@ -35638,6 +35872,2524 @@
         </w:tc>
       </w:tr>
     </w:tbl>
+    <w:p>
+      <w:pPr>
+        <w:rPr>
+          <w:rFonts w:hint="eastAsia" w:ascii="苹方 中等" w:hAnsi="苹方 中等" w:eastAsia="苹方 中等" w:cs="苹方 中等"/>
+          <w:spacing w:val="2"/>
+          <w:szCs w:val="21"/>
+        </w:rPr>
+      </w:pPr>
+      <w:r>
+        <w:rPr>
+          <w:rFonts w:hint="eastAsia" w:ascii="苹方 中等" w:hAnsi="苹方 中等" w:eastAsia="苹方 中等" w:cs="苹方 中等"/>
+          <w:spacing w:val="2"/>
+          <w:szCs w:val="21"/>
+        </w:rPr>
+        <w:br w:type="page"/>
+      </w:r>
+    </w:p>
+    <w:p>
+      <w:pPr>
+        <w:spacing w:line="400" w:lineRule="exact"/>
+        <w:ind w:firstLine="420"/>
+        <w:rPr>
+          <w:rFonts w:hint="eastAsia" w:ascii="苹方 中等" w:hAnsi="苹方 中等" w:eastAsia="苹方 中等" w:cs="苹方 中等"/>
+          <w:spacing w:val="2"/>
+          <w:szCs w:val="21"/>
+        </w:rPr>
+      </w:pPr>
+      <w:r>
+        <w:rPr>
+          <w:rFonts w:hint="eastAsia" w:ascii="Times New Roman" w:hAnsi="Times New Roman" w:eastAsia="微软雅黑" w:cs="Times New Roman"/>
+          <w:sz w:val="24"/>
+          <w:szCs w:val="24"/>
+          <w:lang w:eastAsia="zh-CN"/>
+        </w:rPr>
+        <w:t xml:space="preserve">{%if </w:t>
+      </w:r>
+      <w:r>
+        <w:rPr>
+          <w:rFonts w:ascii="Times New Roman" w:hAnsi="Times New Roman" w:eastAsia="微软雅黑" w:cs="Times New Roman"/>
+          <w:sz w:val="24"/>
+          <w:szCs w:val="24"/>
+          <w:lang w:eastAsia="zh-CN"/>
+        </w:rPr>
+        <w:t>PDInfo</w:t>
+      </w:r>
+      <w:r>
+        <w:rPr>
+          <w:rFonts w:hint="eastAsia" w:ascii="Times New Roman" w:hAnsi="Times New Roman" w:eastAsia="微软雅黑" w:cs="Times New Roman"/>
+          <w:sz w:val="24"/>
+          <w:szCs w:val="24"/>
+          <w:lang w:eastAsia="zh-CN"/>
+        </w:rPr>
+        <w:t xml:space="preserve"> != </w:t>
+      </w:r>
+      <w:r>
+        <w:rPr>
+          <w:rFonts w:ascii="Times New Roman" w:hAnsi="Times New Roman" w:eastAsia="微软雅黑" w:cs="Times New Roman"/>
+          <w:sz w:val="24"/>
+          <w:szCs w:val="24"/>
+          <w:lang w:eastAsia="zh-CN"/>
+        </w:rPr>
+        <w:t>undefined</w:t>
+      </w:r>
+      <w:r>
+        <w:rPr>
+          <w:rFonts w:hint="eastAsia" w:ascii="Times New Roman" w:hAnsi="Times New Roman" w:eastAsia="微软雅黑" w:cs="Times New Roman"/>
+          <w:sz w:val="24"/>
+          <w:szCs w:val="24"/>
+          <w:lang w:eastAsia="zh-CN"/>
+        </w:rPr>
+        <w:t xml:space="preserve"> %}</w:t>
+      </w:r>
+    </w:p>
+    <w:p>
+      <w:pPr>
+        <w:spacing w:line="400" w:lineRule="exact"/>
+        <w:ind w:left="0" w:leftChars="0" w:firstLine="0" w:firstLineChars="0"/>
+        <w:rPr>
+          <w:rFonts w:hint="eastAsia" w:ascii="苹方 中等" w:hAnsi="苹方 中等" w:eastAsia="苹方 中等" w:cs="苹方 中等"/>
+          <w:spacing w:val="2"/>
+          <w:szCs w:val="21"/>
+        </w:rPr>
+      </w:pPr>
+      <w:r>
+        <w:rPr>
+          <w:rFonts w:hint="eastAsia" w:ascii="苹方 中等" w:hAnsi="苹方 中等" w:eastAsia="苹方 中等" w:cs="苹方 中等"/>
+          <w:b/>
+          <w:bCs/>
+          <w:color w:val="595959" w:themeColor="text1" w:themeTint="A6"/>
+          <w:spacing w:val="2"/>
+          <w:sz w:val="24"/>
+          <w:lang w:eastAsia="zh"/>
+          <w14:textFill>
+            <w14:solidFill>
+              <w14:schemeClr w14:val="tx1">
+                <w14:lumMod w14:val="65000"/>
+                <w14:lumOff w14:val="35000"/>
+              </w14:schemeClr>
+            </w14:solidFill>
+          </w14:textFill>
+        </w:rPr>
+        <w:t>5.</w:t>
+      </w:r>
+      <w:r>
+        <w:rPr>
+          <w:rFonts w:hint="eastAsia" w:ascii="苹方 中等" w:hAnsi="苹方 中等" w:eastAsia="苹方 中等" w:cs="苹方 中等"/>
+          <w:b/>
+          <w:bCs/>
+          <w:color w:val="595959" w:themeColor="text1" w:themeTint="A6"/>
+          <w:spacing w:val="2"/>
+          <w:sz w:val="24"/>
+          <w:lang w:val="en-US" w:eastAsia="zh-CN"/>
+          <w14:textFill>
+            <w14:solidFill>
+              <w14:schemeClr w14:val="tx1">
+                <w14:lumMod w14:val="65000"/>
+                <w14:lumOff w14:val="35000"/>
+              </w14:schemeClr>
+            </w14:solidFill>
+          </w14:textFill>
+        </w:rPr>
+        <w:t>6</w:t>
+      </w:r>
+      <w:r>
+        <w:rPr>
+          <w:rFonts w:hint="eastAsia" w:ascii="苹方 中等" w:hAnsi="苹方 中等" w:eastAsia="苹方 中等" w:cs="苹方 中等"/>
+          <w:b/>
+          <w:bCs/>
+          <w:color w:val="595959" w:themeColor="text1" w:themeTint="A6"/>
+          <w:spacing w:val="2"/>
+          <w:sz w:val="24"/>
+          <w:lang w:eastAsia="zh"/>
+          <w14:textFill>
+            <w14:solidFill>
+              <w14:schemeClr w14:val="tx1">
+                <w14:lumMod w14:val="65000"/>
+                <w14:lumOff w14:val="35000"/>
+              </w14:schemeClr>
+            </w14:solidFill>
+          </w14:textFill>
+        </w:rPr>
+        <w:t xml:space="preserve"> PD-L1检测结果</w:t>
+      </w:r>
+    </w:p>
+    <w:p>
+      <w:pPr>
+        <w:ind w:left="218" w:leftChars="104" w:firstLine="17" w:firstLineChars="8"/>
+        <w:rPr>
+          <w:rFonts w:ascii="Times New Roman" w:hAnsi="Times New Roman" w:eastAsia="微软雅黑" w:cs="黑体"/>
+          <w:b/>
+          <w:bCs/>
+          <w:color w:val="auto"/>
+          <w:sz w:val="21"/>
+          <w:szCs w:val="21"/>
+          <w:lang w:eastAsia="zh-CN"/>
+        </w:rPr>
+      </w:pPr>
+      <w:r>
+        <w:rPr>
+          <w:rFonts w:hint="eastAsia" w:ascii="Times New Roman" w:hAnsi="Times New Roman" w:eastAsia="微软雅黑" w:cs="黑体"/>
+          <w:b/>
+          <w:bCs/>
+          <w:color w:val="auto"/>
+          <w:sz w:val="21"/>
+          <w:szCs w:val="21"/>
+          <w:lang w:eastAsia="zh-CN"/>
+        </w:rPr>
+        <w:t>组织切片质控：</w:t>
+      </w:r>
+    </w:p>
+    <w:tbl>
+      <w:tblPr>
+        <w:tblStyle w:val="17"/>
+        <w:tblW w:w="9913" w:type="dxa"/>
+        <w:tblInd w:w="293" w:type="dxa"/>
+        <w:tblBorders>
+          <w:top w:val="single" w:color="7E7E7E" w:themeColor="background1" w:themeShade="7F" w:sz="12" w:space="0"/>
+          <w:left w:val="none" w:color="auto" w:sz="0" w:space="0"/>
+          <w:bottom w:val="single" w:color="7E7E7E" w:themeColor="background1" w:themeShade="7F" w:sz="12" w:space="0"/>
+          <w:right w:val="none" w:color="auto" w:sz="0" w:space="0"/>
+          <w:insideH w:val="dotted" w:color="033F86" w:sz="4" w:space="0"/>
+          <w:insideV w:val="dotted" w:color="033F86" w:sz="4" w:space="0"/>
+        </w:tblBorders>
+        <w:tblLayout w:type="autofit"/>
+        <w:tblCellMar>
+          <w:top w:w="0" w:type="dxa"/>
+          <w:left w:w="108" w:type="dxa"/>
+          <w:bottom w:w="0" w:type="dxa"/>
+          <w:right w:w="108" w:type="dxa"/>
+        </w:tblCellMar>
+      </w:tblPr>
+      <w:tblGrid>
+        <w:gridCol w:w="3138"/>
+        <w:gridCol w:w="6775"/>
+      </w:tblGrid>
+      <w:tr>
+        <w:tblPrEx>
+          <w:tblBorders>
+            <w:top w:val="single" w:color="7E7E7E" w:themeColor="background1" w:themeShade="7F" w:sz="12" w:space="0"/>
+            <w:left w:val="none" w:color="auto" w:sz="0" w:space="0"/>
+            <w:bottom w:val="single" w:color="7E7E7E" w:themeColor="background1" w:themeShade="7F" w:sz="12" w:space="0"/>
+            <w:right w:val="none" w:color="auto" w:sz="0" w:space="0"/>
+            <w:insideH w:val="dotted" w:color="033F86" w:sz="4" w:space="0"/>
+            <w:insideV w:val="dotted" w:color="033F86" w:sz="4" w:space="0"/>
+          </w:tblBorders>
+          <w:tblCellMar>
+            <w:top w:w="0" w:type="dxa"/>
+            <w:left w:w="108" w:type="dxa"/>
+            <w:bottom w:w="0" w:type="dxa"/>
+            <w:right w:w="108" w:type="dxa"/>
+          </w:tblCellMar>
+        </w:tblPrEx>
+        <w:tc>
+          <w:tcPr>
+            <w:tcW w:w="3138" w:type="dxa"/>
+            <w:tcBorders>
+              <w:top w:val="single" w:color="D7D7D7" w:sz="4" w:space="0"/>
+              <w:left w:val="single" w:color="D7D7D7" w:sz="4" w:space="0"/>
+              <w:bottom w:val="single" w:color="D7D7D7" w:sz="4" w:space="0"/>
+              <w:right w:val="single" w:color="D7D7D7" w:sz="4" w:space="0"/>
+              <w:tl2br w:val="nil"/>
+              <w:tr2bl w:val="nil"/>
+            </w:tcBorders>
+            <w:vAlign w:val="center"/>
+          </w:tcPr>
+          <w:p>
+            <w:pPr>
+              <w:ind w:left="218" w:leftChars="104" w:firstLine="14" w:firstLineChars="8"/>
+              <w:jc w:val="center"/>
+              <w:rPr>
+                <w:rFonts w:ascii="Times New Roman" w:hAnsi="Times New Roman" w:eastAsia="微软雅黑" w:cs="Times New Roman"/>
+                <w:bCs/>
+                <w:color w:val="000000"/>
+                <w:sz w:val="18"/>
+                <w:szCs w:val="18"/>
+                <w:lang w:eastAsia="zh-CN"/>
+              </w:rPr>
+            </w:pPr>
+            <w:r>
+              <w:rPr>
+                <w:rFonts w:ascii="Times New Roman" w:hAnsi="Times New Roman" w:eastAsia="微软雅黑" w:cs="Times New Roman"/>
+                <w:bCs/>
+                <w:color w:val="000000"/>
+                <w:sz w:val="18"/>
+                <w:szCs w:val="18"/>
+                <w:lang w:eastAsia="zh-CN"/>
+              </w:rPr>
+              <w:t>肿瘤细胞数是否大于</w:t>
+            </w:r>
+            <w:r>
+              <w:rPr>
+                <w:rFonts w:hint="eastAsia" w:ascii="Times New Roman" w:hAnsi="Times New Roman" w:eastAsia="微软雅黑" w:cs="Times New Roman"/>
+                <w:bCs/>
+                <w:color w:val="000000"/>
+                <w:sz w:val="18"/>
+                <w:szCs w:val="18"/>
+                <w:lang w:eastAsia="zh-CN"/>
+              </w:rPr>
+              <w:t>1</w:t>
+            </w:r>
+            <w:r>
+              <w:rPr>
+                <w:rFonts w:ascii="Times New Roman" w:hAnsi="Times New Roman" w:eastAsia="微软雅黑" w:cs="Times New Roman"/>
+                <w:bCs/>
+                <w:color w:val="000000"/>
+                <w:sz w:val="18"/>
+                <w:szCs w:val="18"/>
+                <w:lang w:eastAsia="zh-CN"/>
+              </w:rPr>
+              <w:t>00个</w:t>
+            </w:r>
+          </w:p>
+        </w:tc>
+        <w:tc>
+          <w:tcPr>
+            <w:tcW w:w="6775" w:type="dxa"/>
+            <w:tcBorders>
+              <w:top w:val="single" w:color="D7D7D7" w:sz="4" w:space="0"/>
+              <w:left w:val="single" w:color="D7D7D7" w:sz="4" w:space="0"/>
+              <w:bottom w:val="single" w:color="D7D7D7" w:sz="4" w:space="0"/>
+              <w:right w:val="single" w:color="D7D7D7" w:sz="4" w:space="0"/>
+              <w:tl2br w:val="nil"/>
+              <w:tr2bl w:val="nil"/>
+            </w:tcBorders>
+            <w:vAlign w:val="center"/>
+          </w:tcPr>
+          <w:p>
+            <w:pPr>
+              <w:pStyle w:val="52"/>
+              <w:ind w:left="218" w:leftChars="104" w:firstLine="14" w:firstLineChars="8"/>
+            </w:pPr>
+            <w:r>
+              <w:rPr>
+                <w:rFonts w:hint="eastAsia"/>
+              </w:rPr>
+              <w:t>{{</w:t>
+            </w:r>
+            <w:r>
+              <w:t xml:space="preserve"> PDInfo</w:t>
+            </w:r>
+            <w:r>
+              <w:rPr>
+                <w:rFonts w:hint="eastAsia"/>
+              </w:rPr>
+              <w:t>.</w:t>
+            </w:r>
+            <w:r>
+              <w:t>Tumor_cell_count</w:t>
+            </w:r>
+            <w:r>
+              <w:rPr>
+                <w:rFonts w:hint="eastAsia"/>
+              </w:rPr>
+              <w:t xml:space="preserve"> }}</w:t>
+            </w:r>
+          </w:p>
+        </w:tc>
+      </w:tr>
+      <w:tr>
+        <w:tblPrEx>
+          <w:tblBorders>
+            <w:top w:val="single" w:color="7E7E7E" w:themeColor="background1" w:themeShade="7F" w:sz="12" w:space="0"/>
+            <w:left w:val="none" w:color="auto" w:sz="0" w:space="0"/>
+            <w:bottom w:val="single" w:color="7E7E7E" w:themeColor="background1" w:themeShade="7F" w:sz="12" w:space="0"/>
+            <w:right w:val="none" w:color="auto" w:sz="0" w:space="0"/>
+            <w:insideH w:val="dotted" w:color="033F86" w:sz="4" w:space="0"/>
+            <w:insideV w:val="dotted" w:color="033F86" w:sz="4" w:space="0"/>
+          </w:tblBorders>
+          <w:tblCellMar>
+            <w:top w:w="0" w:type="dxa"/>
+            <w:left w:w="108" w:type="dxa"/>
+            <w:bottom w:w="0" w:type="dxa"/>
+            <w:right w:w="108" w:type="dxa"/>
+          </w:tblCellMar>
+        </w:tblPrEx>
+        <w:tc>
+          <w:tcPr>
+            <w:tcW w:w="9913" w:type="dxa"/>
+            <w:gridSpan w:val="2"/>
+            <w:tcBorders>
+              <w:top w:val="single" w:color="D7D7D7" w:sz="4" w:space="0"/>
+              <w:left w:val="single" w:color="D7D7D7" w:sz="4" w:space="0"/>
+              <w:bottom w:val="single" w:color="D7D7D7" w:sz="4" w:space="0"/>
+              <w:right w:val="single" w:color="D7D7D7" w:sz="4" w:space="0"/>
+              <w:tl2br w:val="nil"/>
+              <w:tr2bl w:val="nil"/>
+            </w:tcBorders>
+          </w:tcPr>
+          <w:p>
+            <w:pPr>
+              <w:pStyle w:val="53"/>
+              <w:ind w:left="218" w:leftChars="104" w:firstLine="14" w:firstLineChars="8"/>
+            </w:pPr>
+            <w:r>
+              <w:t>镜下描述：</w:t>
+            </w:r>
+            <w:r>
+              <w:rPr>
+                <w:rFonts w:hint="eastAsia"/>
+              </w:rPr>
+              <w:t>{{</w:t>
+            </w:r>
+            <w:r>
+              <w:t xml:space="preserve"> PDInfo</w:t>
+            </w:r>
+            <w:r>
+              <w:rPr>
+                <w:rFonts w:hint="eastAsia"/>
+              </w:rPr>
+              <w:t>.</w:t>
+            </w:r>
+            <w:r>
+              <w:t>Seen_microscopically</w:t>
+            </w:r>
+            <w:r>
+              <w:rPr>
+                <w:rFonts w:hint="eastAsia"/>
+              </w:rPr>
+              <w:t xml:space="preserve"> }}</w:t>
+            </w:r>
+          </w:p>
+        </w:tc>
+      </w:tr>
+    </w:tbl>
+    <w:p>
+      <w:pPr>
+        <w:ind w:left="218" w:leftChars="104" w:firstLine="17" w:firstLineChars="8"/>
+        <w:jc w:val="center"/>
+        <w:rPr>
+          <w:rFonts w:ascii="Times New Roman" w:hAnsi="Times New Roman" w:eastAsia="微软雅黑" w:cs="Times New Roman"/>
+          <w:b/>
+          <w:sz w:val="21"/>
+          <w:szCs w:val="21"/>
+          <w:lang w:eastAsia="zh-CN"/>
+        </w:rPr>
+      </w:pPr>
+      <w:r>
+        <w:rPr>
+          <w:rFonts w:hint="eastAsia" w:ascii="Times New Roman" w:hAnsi="Times New Roman" w:eastAsia="微软雅黑" w:cs="Times New Roman"/>
+          <w:b/>
+          <w:sz w:val="21"/>
+          <w:szCs w:val="21"/>
+          <w:lang w:eastAsia="zh-CN"/>
+        </w:rPr>
+        <w:t>{% if</w:t>
+      </w:r>
+      <w:r>
+        <w:rPr>
+          <w:rFonts w:ascii="Times New Roman" w:hAnsi="Times New Roman" w:eastAsia="微软雅黑" w:cs="Times New Roman"/>
+          <w:b/>
+          <w:sz w:val="21"/>
+          <w:szCs w:val="21"/>
+          <w:lang w:eastAsia="zh-CN"/>
+        </w:rPr>
+        <w:t xml:space="preserve"> PDInfo</w:t>
+      </w:r>
+      <w:r>
+        <w:rPr>
+          <w:rFonts w:hint="eastAsia" w:ascii="Times New Roman" w:hAnsi="Times New Roman" w:eastAsia="微软雅黑" w:cs="Times New Roman"/>
+          <w:b/>
+          <w:sz w:val="21"/>
+          <w:szCs w:val="21"/>
+          <w:lang w:eastAsia="zh-CN"/>
+        </w:rPr>
+        <w:t>.</w:t>
+      </w:r>
+      <w:r>
+        <w:rPr>
+          <w:rFonts w:ascii="Times New Roman" w:hAnsi="Times New Roman" w:eastAsia="微软雅黑" w:cs="Times New Roman"/>
+          <w:b/>
+          <w:sz w:val="21"/>
+          <w:szCs w:val="21"/>
+          <w:lang w:eastAsia="zh-CN"/>
+        </w:rPr>
+        <w:t>he_PIC_status</w:t>
+      </w:r>
+      <w:r>
+        <w:rPr>
+          <w:rFonts w:hint="eastAsia" w:ascii="Times New Roman" w:hAnsi="Times New Roman" w:eastAsia="微软雅黑" w:cs="Times New Roman"/>
+          <w:b/>
+          <w:sz w:val="21"/>
+          <w:szCs w:val="21"/>
+          <w:lang w:eastAsia="zh-CN"/>
+        </w:rPr>
+        <w:t xml:space="preserve"> %}</w:t>
+      </w:r>
+    </w:p>
+    <w:p>
+      <w:pPr>
+        <w:ind w:left="218" w:leftChars="104" w:firstLine="17" w:firstLineChars="8"/>
+        <w:jc w:val="center"/>
+        <w:rPr>
+          <w:rFonts w:ascii="Times New Roman" w:hAnsi="Times New Roman" w:eastAsia="微软雅黑" w:cs="Times New Roman"/>
+          <w:b/>
+          <w:sz w:val="21"/>
+          <w:szCs w:val="21"/>
+          <w:lang w:eastAsia="zh-CN"/>
+        </w:rPr>
+      </w:pPr>
+      <w:r>
+        <w:rPr>
+          <w:rFonts w:hint="eastAsia" w:ascii="Times New Roman" w:hAnsi="Times New Roman" w:eastAsia="微软雅黑" w:cs="Times New Roman"/>
+          <w:b/>
+          <w:sz w:val="21"/>
+          <w:szCs w:val="21"/>
+          <w:lang w:eastAsia="zh-CN"/>
+        </w:rPr>
+        <w:t xml:space="preserve">{{ </w:t>
+      </w:r>
+      <w:r>
+        <w:rPr>
+          <w:rFonts w:ascii="Times New Roman" w:hAnsi="Times New Roman" w:eastAsia="微软雅黑" w:cs="Times New Roman"/>
+          <w:b/>
+          <w:sz w:val="21"/>
+          <w:szCs w:val="21"/>
+          <w:lang w:eastAsia="zh-CN"/>
+        </w:rPr>
+        <w:t>PDInfo</w:t>
+      </w:r>
+      <w:r>
+        <w:rPr>
+          <w:rFonts w:hint="eastAsia" w:ascii="Times New Roman" w:hAnsi="Times New Roman" w:eastAsia="微软雅黑" w:cs="Times New Roman"/>
+          <w:b/>
+          <w:sz w:val="21"/>
+          <w:szCs w:val="21"/>
+          <w:lang w:eastAsia="zh-CN"/>
+        </w:rPr>
+        <w:t>.</w:t>
+      </w:r>
+      <w:r>
+        <w:rPr>
+          <w:rFonts w:ascii="Times New Roman" w:hAnsi="Times New Roman" w:eastAsia="微软雅黑" w:cs="Times New Roman"/>
+          <w:b/>
+          <w:sz w:val="21"/>
+          <w:szCs w:val="21"/>
+          <w:lang w:eastAsia="zh-CN"/>
+        </w:rPr>
+        <w:t>he_PIC</w:t>
+      </w:r>
+      <w:r>
+        <w:rPr>
+          <w:rFonts w:hint="eastAsia" w:ascii="Times New Roman" w:hAnsi="Times New Roman" w:eastAsia="微软雅黑" w:cs="Times New Roman"/>
+          <w:b/>
+          <w:sz w:val="21"/>
+          <w:szCs w:val="21"/>
+          <w:lang w:eastAsia="zh-CN"/>
+        </w:rPr>
+        <w:t xml:space="preserve"> | pdi</w:t>
+      </w:r>
+      <w:r>
+        <w:rPr>
+          <w:rFonts w:hint="eastAsia" w:ascii="Times New Roman" w:hAnsi="Times New Roman" w:eastAsia="微软雅黑" w:cs="Times New Roman"/>
+          <w:b/>
+          <w:szCs w:val="21"/>
+        </w:rPr>
+        <w:t>(131,94.4)</w:t>
+      </w:r>
+      <w:r>
+        <w:rPr>
+          <w:rFonts w:hint="eastAsia" w:ascii="Times New Roman" w:hAnsi="Times New Roman" w:eastAsia="微软雅黑" w:cs="Times New Roman"/>
+          <w:b/>
+          <w:sz w:val="21"/>
+          <w:szCs w:val="21"/>
+          <w:lang w:eastAsia="zh-CN"/>
+        </w:rPr>
+        <w:t xml:space="preserve"> }}{% endif %}</w:t>
+      </w:r>
+    </w:p>
+    <w:p>
+      <w:pPr>
+        <w:ind w:left="218" w:leftChars="104" w:firstLine="14" w:firstLineChars="8"/>
+        <w:jc w:val="center"/>
+        <w:rPr>
+          <w:rFonts w:ascii="Times New Roman" w:hAnsi="Times New Roman" w:eastAsia="微软雅黑" w:cs="Times New Roman"/>
+          <w:sz w:val="18"/>
+          <w:szCs w:val="18"/>
+          <w:lang w:eastAsia="zh-CN"/>
+        </w:rPr>
+      </w:pPr>
+      <w:r>
+        <w:rPr>
+          <w:rFonts w:ascii="Times New Roman" w:hAnsi="Times New Roman" w:eastAsia="微软雅黑" w:cs="Times New Roman"/>
+          <w:sz w:val="18"/>
+          <w:szCs w:val="18"/>
+          <w:lang w:eastAsia="zh-CN"/>
+        </w:rPr>
+        <w:t>HE染色切片200X</w:t>
+      </w:r>
+    </w:p>
+    <w:p>
+      <w:pPr>
+        <w:ind w:left="218" w:leftChars="104" w:firstLine="17" w:firstLineChars="8"/>
+        <w:rPr>
+          <w:rFonts w:hint="eastAsia" w:ascii="Times New Roman" w:hAnsi="Times New Roman" w:eastAsia="微软雅黑" w:cs="黑体"/>
+          <w:b/>
+          <w:bCs/>
+          <w:color w:val="auto"/>
+          <w:sz w:val="21"/>
+          <w:szCs w:val="21"/>
+          <w:lang w:eastAsia="zh-CN"/>
+        </w:rPr>
+      </w:pPr>
+      <w:r>
+        <w:rPr>
+          <w:rFonts w:hint="eastAsia" w:ascii="Times New Roman" w:hAnsi="Times New Roman" w:eastAsia="微软雅黑" w:cs="黑体"/>
+          <w:b/>
+          <w:bCs/>
+          <w:color w:val="auto"/>
+          <w:sz w:val="21"/>
+          <w:szCs w:val="21"/>
+          <w:lang w:eastAsia="zh-CN"/>
+        </w:rPr>
+        <w:t>检测结果：</w:t>
+      </w:r>
+    </w:p>
+    <w:tbl>
+      <w:tblPr>
+        <w:tblStyle w:val="16"/>
+        <w:tblW w:w="9916" w:type="dxa"/>
+        <w:jc w:val="center"/>
+        <w:tblBorders>
+          <w:top w:val="none" w:color="auto" w:sz="0" w:space="0"/>
+          <w:left w:val="none" w:color="auto" w:sz="0" w:space="0"/>
+          <w:bottom w:val="single" w:color="7E7E7E" w:themeColor="background1" w:themeShade="7F" w:sz="12" w:space="0"/>
+          <w:right w:val="none" w:color="auto" w:sz="0" w:space="0"/>
+          <w:insideH w:val="dotted" w:color="033F86" w:sz="4" w:space="0"/>
+          <w:insideV w:val="dotted" w:color="033F86" w:sz="4" w:space="0"/>
+        </w:tblBorders>
+        <w:tblLayout w:type="fixed"/>
+        <w:tblCellMar>
+          <w:top w:w="0" w:type="dxa"/>
+          <w:left w:w="108" w:type="dxa"/>
+          <w:bottom w:w="0" w:type="dxa"/>
+          <w:right w:w="108" w:type="dxa"/>
+        </w:tblCellMar>
+      </w:tblPr>
+      <w:tblGrid>
+        <w:gridCol w:w="1982"/>
+        <w:gridCol w:w="2107"/>
+        <w:gridCol w:w="2170"/>
+        <w:gridCol w:w="3657"/>
+      </w:tblGrid>
+      <w:tr>
+        <w:tblPrEx>
+          <w:tblBorders>
+            <w:top w:val="none" w:color="auto" w:sz="0" w:space="0"/>
+            <w:left w:val="none" w:color="auto" w:sz="0" w:space="0"/>
+            <w:bottom w:val="single" w:color="7E7E7E" w:themeColor="background1" w:themeShade="7F" w:sz="12" w:space="0"/>
+            <w:right w:val="none" w:color="auto" w:sz="0" w:space="0"/>
+            <w:insideH w:val="dotted" w:color="033F86" w:sz="4" w:space="0"/>
+            <w:insideV w:val="dotted" w:color="033F86" w:sz="4" w:space="0"/>
+          </w:tblBorders>
+          <w:tblCellMar>
+            <w:top w:w="0" w:type="dxa"/>
+            <w:left w:w="108" w:type="dxa"/>
+            <w:bottom w:w="0" w:type="dxa"/>
+            <w:right w:w="108" w:type="dxa"/>
+          </w:tblCellMar>
+        </w:tblPrEx>
+        <w:trPr>
+          <w:trHeight w:val="386" w:hRule="exact"/>
+          <w:jc w:val="center"/>
+        </w:trPr>
+        <w:tc>
+          <w:tcPr>
+            <w:tcW w:w="2001" w:type="dxa"/>
+            <w:tcBorders>
+              <w:top w:val="nil"/>
+              <w:left w:val="nil"/>
+              <w:bottom w:val="nil"/>
+              <w:right w:val="single" w:color="FFFFFF" w:sz="18" w:space="0"/>
+              <w:tl2br w:val="nil"/>
+              <w:tr2bl w:val="nil"/>
+            </w:tcBorders>
+            <w:shd w:val="clear" w:color="auto" w:fill="1AA4A8"/>
+            <w:vAlign w:val="center"/>
+          </w:tcPr>
+          <w:p>
+            <w:pPr>
+              <w:ind w:left="218" w:leftChars="104" w:firstLine="17" w:firstLineChars="8"/>
+              <w:jc w:val="center"/>
+              <w:rPr>
+                <w:rFonts w:ascii="Times New Roman" w:hAnsi="Times New Roman" w:eastAsia="微软雅黑" w:cs="Times New Roman"/>
+                <w:b/>
+                <w:bCs/>
+                <w:color w:val="FFFFFF" w:themeColor="background1"/>
+                <w:sz w:val="21"/>
+                <w:szCs w:val="21"/>
+                <w14:textFill>
+                  <w14:solidFill>
+                    <w14:schemeClr w14:val="bg1"/>
+                  </w14:solidFill>
+                </w14:textFill>
+              </w:rPr>
+            </w:pPr>
+            <w:r>
+              <w:rPr>
+                <w:rFonts w:hint="eastAsia" w:ascii="Times New Roman" w:hAnsi="Times New Roman" w:eastAsia="微软雅黑" w:cs="Times New Roman"/>
+                <w:b/>
+                <w:bCs/>
+                <w:color w:val="FFFFFF" w:themeColor="background1"/>
+                <w:sz w:val="21"/>
+                <w:szCs w:val="21"/>
+                <w14:textFill>
+                  <w14:solidFill>
+                    <w14:schemeClr w14:val="bg1"/>
+                  </w14:solidFill>
+                </w14:textFill>
+              </w:rPr>
+              <w:t>检测项目</w:t>
+            </w:r>
+          </w:p>
+        </w:tc>
+        <w:tc>
+          <w:tcPr>
+            <w:tcW w:w="2127" w:type="dxa"/>
+            <w:tcBorders>
+              <w:top w:val="nil"/>
+              <w:left w:val="single" w:color="FFFFFF" w:sz="18" w:space="0"/>
+              <w:bottom w:val="nil"/>
+              <w:right w:val="single" w:color="FFFFFF" w:sz="18" w:space="0"/>
+              <w:tl2br w:val="nil"/>
+              <w:tr2bl w:val="nil"/>
+            </w:tcBorders>
+            <w:shd w:val="clear" w:color="auto" w:fill="1AA4A8"/>
+            <w:vAlign w:val="center"/>
+          </w:tcPr>
+          <w:p>
+            <w:pPr>
+              <w:ind w:left="218" w:leftChars="104" w:firstLine="17" w:firstLineChars="8"/>
+              <w:jc w:val="center"/>
+              <w:rPr>
+                <w:rFonts w:ascii="Times New Roman" w:hAnsi="Times New Roman" w:eastAsia="微软雅黑" w:cs="Times New Roman"/>
+                <w:b/>
+                <w:bCs/>
+                <w:color w:val="FFFFFF" w:themeColor="background1"/>
+                <w:sz w:val="21"/>
+                <w:szCs w:val="21"/>
+                <w14:textFill>
+                  <w14:solidFill>
+                    <w14:schemeClr w14:val="bg1"/>
+                  </w14:solidFill>
+                </w14:textFill>
+              </w:rPr>
+            </w:pPr>
+            <w:r>
+              <w:rPr>
+                <w:rFonts w:hint="eastAsia" w:ascii="Times New Roman" w:hAnsi="Times New Roman" w:eastAsia="微软雅黑" w:cs="Times New Roman"/>
+                <w:b/>
+                <w:bCs/>
+                <w:color w:val="FFFFFF" w:themeColor="background1"/>
+                <w:sz w:val="21"/>
+                <w:szCs w:val="21"/>
+                <w14:textFill>
+                  <w14:solidFill>
+                    <w14:schemeClr w14:val="bg1"/>
+                  </w14:solidFill>
+                </w14:textFill>
+              </w:rPr>
+              <w:t>检测方法</w:t>
+            </w:r>
+          </w:p>
+        </w:tc>
+        <w:tc>
+          <w:tcPr>
+            <w:tcW w:w="2190" w:type="dxa"/>
+            <w:tcBorders>
+              <w:top w:val="nil"/>
+              <w:left w:val="single" w:color="FFFFFF" w:sz="18" w:space="0"/>
+              <w:bottom w:val="nil"/>
+              <w:right w:val="single" w:color="FFFFFF" w:sz="18" w:space="0"/>
+              <w:tl2br w:val="nil"/>
+              <w:tr2bl w:val="nil"/>
+            </w:tcBorders>
+            <w:shd w:val="clear" w:color="auto" w:fill="1AA4A8"/>
+            <w:vAlign w:val="top"/>
+          </w:tcPr>
+          <w:p>
+            <w:pPr>
+              <w:ind w:left="218" w:leftChars="104" w:firstLine="17" w:firstLineChars="8"/>
+              <w:jc w:val="center"/>
+              <w:rPr>
+                <w:rFonts w:ascii="Times New Roman" w:hAnsi="Times New Roman" w:eastAsia="微软雅黑" w:cs="Times New Roman"/>
+                <w:b/>
+                <w:bCs/>
+                <w:color w:val="FFFFFF" w:themeColor="background1"/>
+                <w:sz w:val="21"/>
+                <w:szCs w:val="21"/>
+                <w14:textFill>
+                  <w14:solidFill>
+                    <w14:schemeClr w14:val="bg1"/>
+                  </w14:solidFill>
+                </w14:textFill>
+              </w:rPr>
+            </w:pPr>
+            <w:r>
+              <w:rPr>
+                <w:rFonts w:hint="eastAsia" w:ascii="Times New Roman" w:hAnsi="Times New Roman" w:eastAsia="微软雅黑" w:cs="Times New Roman"/>
+                <w:b/>
+                <w:bCs/>
+                <w:color w:val="FFFFFF" w:themeColor="background1"/>
+                <w:sz w:val="21"/>
+                <w:szCs w:val="21"/>
+                <w14:textFill>
+                  <w14:solidFill>
+                    <w14:schemeClr w14:val="bg1"/>
+                  </w14:solidFill>
+                </w14:textFill>
+              </w:rPr>
+              <w:t>检测抗体</w:t>
+            </w:r>
+          </w:p>
+        </w:tc>
+        <w:tc>
+          <w:tcPr>
+            <w:tcW w:w="3693" w:type="dxa"/>
+            <w:tcBorders>
+              <w:top w:val="nil"/>
+              <w:left w:val="single" w:color="FFFFFF" w:sz="18" w:space="0"/>
+              <w:bottom w:val="nil"/>
+              <w:right w:val="nil"/>
+              <w:tl2br w:val="nil"/>
+              <w:tr2bl w:val="nil"/>
+            </w:tcBorders>
+            <w:shd w:val="clear" w:color="auto" w:fill="1AA4A8"/>
+            <w:vAlign w:val="center"/>
+          </w:tcPr>
+          <w:p>
+            <w:pPr>
+              <w:ind w:left="218" w:leftChars="104" w:firstLine="17" w:firstLineChars="8"/>
+              <w:jc w:val="center"/>
+              <w:rPr>
+                <w:rFonts w:ascii="Times New Roman" w:hAnsi="Times New Roman" w:eastAsia="微软雅黑" w:cs="Times New Roman"/>
+                <w:b/>
+                <w:bCs/>
+                <w:color w:val="FFFFFF" w:themeColor="background1"/>
+                <w:sz w:val="21"/>
+                <w:szCs w:val="21"/>
+                <w14:textFill>
+                  <w14:solidFill>
+                    <w14:schemeClr w14:val="bg1"/>
+                  </w14:solidFill>
+                </w14:textFill>
+              </w:rPr>
+            </w:pPr>
+            <w:r>
+              <w:rPr>
+                <w:rFonts w:hint="eastAsia" w:ascii="Times New Roman" w:hAnsi="Times New Roman" w:eastAsia="微软雅黑" w:cs="Times New Roman"/>
+                <w:b/>
+                <w:bCs/>
+                <w:color w:val="FFFFFF" w:themeColor="background1"/>
+                <w:sz w:val="21"/>
+                <w:szCs w:val="21"/>
+                <w14:textFill>
+                  <w14:solidFill>
+                    <w14:schemeClr w14:val="bg1"/>
+                  </w14:solidFill>
+                </w14:textFill>
+              </w:rPr>
+              <w:t>检测结果</w:t>
+            </w:r>
+          </w:p>
+        </w:tc>
+      </w:tr>
+      <w:tr>
+        <w:tblPrEx>
+          <w:tblBorders>
+            <w:top w:val="none" w:color="auto" w:sz="0" w:space="0"/>
+            <w:left w:val="none" w:color="auto" w:sz="0" w:space="0"/>
+            <w:bottom w:val="single" w:color="7E7E7E" w:themeColor="background1" w:themeShade="7F" w:sz="12" w:space="0"/>
+            <w:right w:val="none" w:color="auto" w:sz="0" w:space="0"/>
+            <w:insideH w:val="dotted" w:color="033F86" w:sz="4" w:space="0"/>
+            <w:insideV w:val="dotted" w:color="033F86" w:sz="4" w:space="0"/>
+          </w:tblBorders>
+          <w:tblCellMar>
+            <w:top w:w="0" w:type="dxa"/>
+            <w:left w:w="108" w:type="dxa"/>
+            <w:bottom w:w="0" w:type="dxa"/>
+            <w:right w:w="108" w:type="dxa"/>
+          </w:tblCellMar>
+        </w:tblPrEx>
+        <w:trPr>
+          <w:trHeight w:val="218" w:hRule="atLeast"/>
+          <w:jc w:val="center"/>
+        </w:trPr>
+        <w:tc>
+          <w:tcPr>
+            <w:tcW w:w="2001" w:type="dxa"/>
+            <w:vMerge w:val="restart"/>
+            <w:tcBorders>
+              <w:top w:val="nil"/>
+              <w:left w:val="nil"/>
+              <w:bottom w:val="single" w:color="A4A4A4" w:sz="4" w:space="0"/>
+              <w:right w:val="single" w:color="A4A4A4" w:sz="4" w:space="0"/>
+              <w:tl2br w:val="nil"/>
+              <w:tr2bl w:val="nil"/>
+            </w:tcBorders>
+            <w:vAlign w:val="center"/>
+          </w:tcPr>
+          <w:p>
+            <w:pPr>
+              <w:spacing w:line="276" w:lineRule="auto"/>
+              <w:ind w:left="218" w:leftChars="104" w:firstLine="14" w:firstLineChars="8"/>
+              <w:jc w:val="center"/>
+              <w:rPr>
+                <w:rFonts w:ascii="Times New Roman" w:hAnsi="Times New Roman" w:eastAsia="微软雅黑" w:cs="Times New Roman"/>
+                <w:b/>
+                <w:sz w:val="18"/>
+                <w:szCs w:val="18"/>
+              </w:rPr>
+            </w:pPr>
+            <w:r>
+              <w:rPr>
+                <w:rFonts w:hint="eastAsia" w:ascii="Times New Roman" w:hAnsi="Times New Roman" w:eastAsia="微软雅黑" w:cs="Times New Roman"/>
+                <w:sz w:val="18"/>
+                <w:szCs w:val="18"/>
+              </w:rPr>
+              <w:t>{{</w:t>
+            </w:r>
+            <w:r>
+              <w:rPr>
+                <w:rFonts w:ascii="Times New Roman" w:hAnsi="Times New Roman" w:eastAsia="微软雅黑" w:cs="Times New Roman"/>
+                <w:sz w:val="18"/>
+                <w:szCs w:val="18"/>
+              </w:rPr>
+              <w:t xml:space="preserve"> PDInfo</w:t>
+            </w:r>
+            <w:r>
+              <w:rPr>
+                <w:rFonts w:hint="eastAsia" w:ascii="Times New Roman" w:hAnsi="Times New Roman" w:eastAsia="微软雅黑" w:cs="Times New Roman"/>
+                <w:sz w:val="18"/>
+                <w:szCs w:val="18"/>
+              </w:rPr>
+              <w:t>.</w:t>
+            </w:r>
+            <w:r>
+              <w:rPr>
+                <w:rFonts w:ascii="Times New Roman" w:hAnsi="Times New Roman" w:eastAsia="微软雅黑" w:cs="Times New Roman"/>
+                <w:sz w:val="18"/>
+                <w:szCs w:val="18"/>
+              </w:rPr>
+              <w:t>test_item</w:t>
+            </w:r>
+            <w:r>
+              <w:rPr>
+                <w:rFonts w:hint="eastAsia" w:ascii="Times New Roman" w:hAnsi="Times New Roman" w:eastAsia="微软雅黑" w:cs="Times New Roman"/>
+                <w:sz w:val="18"/>
+                <w:szCs w:val="18"/>
+              </w:rPr>
+              <w:t xml:space="preserve"> }}</w:t>
+            </w:r>
+          </w:p>
+        </w:tc>
+        <w:tc>
+          <w:tcPr>
+            <w:tcW w:w="2127" w:type="dxa"/>
+            <w:vMerge w:val="restart"/>
+            <w:tcBorders>
+              <w:top w:val="nil"/>
+              <w:left w:val="single" w:color="A4A4A4" w:sz="4" w:space="0"/>
+              <w:bottom w:val="single" w:color="A4A4A4" w:sz="4" w:space="0"/>
+              <w:right w:val="single" w:color="A4A4A4" w:sz="4" w:space="0"/>
+              <w:tl2br w:val="nil"/>
+              <w:tr2bl w:val="nil"/>
+            </w:tcBorders>
+            <w:vAlign w:val="center"/>
+          </w:tcPr>
+          <w:p>
+            <w:pPr>
+              <w:spacing w:line="276" w:lineRule="auto"/>
+              <w:ind w:left="218" w:leftChars="104" w:firstLine="14" w:firstLineChars="8"/>
+              <w:jc w:val="center"/>
+              <w:rPr>
+                <w:rFonts w:ascii="Times New Roman" w:hAnsi="Times New Roman" w:eastAsia="微软雅黑" w:cs="Times New Roman"/>
+                <w:b/>
+                <w:sz w:val="18"/>
+                <w:szCs w:val="18"/>
+              </w:rPr>
+            </w:pPr>
+            <w:r>
+              <w:rPr>
+                <w:rFonts w:hint="eastAsia" w:ascii="Times New Roman" w:hAnsi="Times New Roman" w:eastAsia="微软雅黑" w:cs="Times New Roman"/>
+                <w:sz w:val="18"/>
+                <w:szCs w:val="18"/>
+              </w:rPr>
+              <w:t>{{</w:t>
+            </w:r>
+            <w:r>
+              <w:rPr>
+                <w:rFonts w:ascii="Times New Roman" w:hAnsi="Times New Roman" w:eastAsia="微软雅黑" w:cs="Times New Roman"/>
+                <w:sz w:val="18"/>
+                <w:szCs w:val="18"/>
+              </w:rPr>
+              <w:t xml:space="preserve"> PDInfo</w:t>
+            </w:r>
+            <w:r>
+              <w:rPr>
+                <w:rFonts w:hint="eastAsia" w:ascii="Times New Roman" w:hAnsi="Times New Roman" w:eastAsia="微软雅黑" w:cs="Times New Roman"/>
+                <w:sz w:val="18"/>
+                <w:szCs w:val="18"/>
+              </w:rPr>
+              <w:t>.</w:t>
+            </w:r>
+            <w:r>
+              <w:rPr>
+                <w:rFonts w:ascii="Times New Roman" w:hAnsi="Times New Roman" w:eastAsia="微软雅黑" w:cs="Times New Roman"/>
+                <w:sz w:val="18"/>
+                <w:szCs w:val="18"/>
+              </w:rPr>
+              <w:t>Detection_method</w:t>
+            </w:r>
+            <w:r>
+              <w:rPr>
+                <w:rFonts w:hint="eastAsia" w:ascii="Times New Roman" w:hAnsi="Times New Roman" w:eastAsia="微软雅黑" w:cs="Times New Roman"/>
+                <w:sz w:val="18"/>
+                <w:szCs w:val="18"/>
+              </w:rPr>
+              <w:t xml:space="preserve"> }}</w:t>
+            </w:r>
+          </w:p>
+        </w:tc>
+        <w:tc>
+          <w:tcPr>
+            <w:tcW w:w="2190" w:type="dxa"/>
+            <w:vMerge w:val="restart"/>
+            <w:tcBorders>
+              <w:top w:val="nil"/>
+              <w:left w:val="single" w:color="A4A4A4" w:sz="4" w:space="0"/>
+              <w:bottom w:val="single" w:color="A4A4A4" w:sz="4" w:space="0"/>
+              <w:right w:val="single" w:color="A4A4A4" w:sz="4" w:space="0"/>
+              <w:tl2br w:val="nil"/>
+              <w:tr2bl w:val="nil"/>
+            </w:tcBorders>
+            <w:vAlign w:val="center"/>
+          </w:tcPr>
+          <w:p>
+            <w:pPr>
+              <w:spacing w:line="276" w:lineRule="auto"/>
+              <w:ind w:left="218" w:leftChars="104" w:firstLine="14" w:firstLineChars="8"/>
+              <w:jc w:val="center"/>
+              <w:rPr>
+                <w:rFonts w:ascii="Times New Roman" w:hAnsi="Times New Roman" w:eastAsia="微软雅黑" w:cs="Times New Roman"/>
+                <w:b/>
+                <w:sz w:val="18"/>
+                <w:szCs w:val="18"/>
+              </w:rPr>
+            </w:pPr>
+            <w:r>
+              <w:rPr>
+                <w:rFonts w:hint="eastAsia" w:ascii="Times New Roman" w:hAnsi="Times New Roman" w:eastAsia="微软雅黑" w:cs="Times New Roman"/>
+                <w:sz w:val="18"/>
+                <w:szCs w:val="18"/>
+              </w:rPr>
+              <w:t>{{</w:t>
+            </w:r>
+            <w:r>
+              <w:rPr>
+                <w:rFonts w:ascii="Times New Roman" w:hAnsi="Times New Roman" w:eastAsia="微软雅黑" w:cs="Times New Roman"/>
+                <w:sz w:val="18"/>
+                <w:szCs w:val="18"/>
+              </w:rPr>
+              <w:t xml:space="preserve"> PDInfo</w:t>
+            </w:r>
+            <w:r>
+              <w:rPr>
+                <w:rFonts w:hint="eastAsia" w:ascii="Times New Roman" w:hAnsi="Times New Roman" w:eastAsia="微软雅黑" w:cs="Times New Roman"/>
+                <w:sz w:val="18"/>
+                <w:szCs w:val="18"/>
+              </w:rPr>
+              <w:t>.</w:t>
+            </w:r>
+            <w:r>
+              <w:rPr>
+                <w:rFonts w:ascii="Times New Roman" w:hAnsi="Times New Roman" w:eastAsia="微软雅黑" w:cs="Times New Roman"/>
+                <w:sz w:val="18"/>
+                <w:szCs w:val="18"/>
+              </w:rPr>
+              <w:t>Detect_antibody</w:t>
+            </w:r>
+            <w:r>
+              <w:rPr>
+                <w:rFonts w:hint="eastAsia" w:ascii="Times New Roman" w:hAnsi="Times New Roman" w:eastAsia="微软雅黑" w:cs="Times New Roman"/>
+                <w:sz w:val="18"/>
+                <w:szCs w:val="18"/>
+              </w:rPr>
+              <w:t xml:space="preserve"> }}</w:t>
+            </w:r>
+          </w:p>
+        </w:tc>
+        <w:tc>
+          <w:tcPr>
+            <w:tcW w:w="3693" w:type="dxa"/>
+            <w:tcBorders>
+              <w:top w:val="nil"/>
+              <w:left w:val="single" w:color="A4A4A4" w:sz="4" w:space="0"/>
+              <w:bottom w:val="single" w:color="A4A4A4" w:sz="4" w:space="0"/>
+              <w:right w:val="nil"/>
+              <w:tl2br w:val="nil"/>
+              <w:tr2bl w:val="nil"/>
+            </w:tcBorders>
+            <w:vAlign w:val="center"/>
+          </w:tcPr>
+          <w:p>
+            <w:pPr>
+              <w:pStyle w:val="54"/>
+              <w:ind w:left="218" w:leftChars="104" w:firstLine="14" w:firstLineChars="8"/>
+            </w:pPr>
+            <w:r>
+              <w:t>TPS：</w:t>
+            </w:r>
+            <w:r>
+              <w:rPr>
+                <w:rFonts w:hint="eastAsia" w:ascii="Times New Roman" w:hAnsi="Times New Roman" w:cs="Times New Roman"/>
+              </w:rPr>
+              <w:t>{{</w:t>
+            </w:r>
+            <w:r>
+              <w:rPr>
+                <w:rFonts w:ascii="Times New Roman" w:hAnsi="Times New Roman" w:cs="Times New Roman"/>
+              </w:rPr>
+              <w:t xml:space="preserve"> PDInfo</w:t>
+            </w:r>
+            <w:r>
+              <w:rPr>
+                <w:rFonts w:hint="eastAsia" w:ascii="Times New Roman" w:hAnsi="Times New Roman" w:cs="Times New Roman"/>
+              </w:rPr>
+              <w:t>.TPS }}</w:t>
+            </w:r>
+          </w:p>
+        </w:tc>
+      </w:tr>
+      <w:tr>
+        <w:tblPrEx>
+          <w:tblBorders>
+            <w:top w:val="none" w:color="auto" w:sz="0" w:space="0"/>
+            <w:left w:val="none" w:color="auto" w:sz="0" w:space="0"/>
+            <w:bottom w:val="single" w:color="7E7E7E" w:themeColor="background1" w:themeShade="7F" w:sz="12" w:space="0"/>
+            <w:right w:val="none" w:color="auto" w:sz="0" w:space="0"/>
+            <w:insideH w:val="dotted" w:color="033F86" w:sz="4" w:space="0"/>
+            <w:insideV w:val="dotted" w:color="033F86" w:sz="4" w:space="0"/>
+          </w:tblBorders>
+          <w:tblCellMar>
+            <w:top w:w="0" w:type="dxa"/>
+            <w:left w:w="108" w:type="dxa"/>
+            <w:bottom w:w="0" w:type="dxa"/>
+            <w:right w:w="108" w:type="dxa"/>
+          </w:tblCellMar>
+        </w:tblPrEx>
+        <w:trPr>
+          <w:trHeight w:val="217" w:hRule="atLeast"/>
+          <w:jc w:val="center"/>
+        </w:trPr>
+        <w:tc>
+          <w:tcPr>
+            <w:tcW w:w="2001" w:type="dxa"/>
+            <w:vMerge w:val="continue"/>
+            <w:tcBorders>
+              <w:top w:val="single" w:color="A4A4A4" w:sz="4" w:space="0"/>
+              <w:left w:val="nil"/>
+              <w:bottom w:val="single" w:color="A4A4A4" w:sz="4" w:space="0"/>
+              <w:right w:val="single" w:color="A4A4A4" w:sz="4" w:space="0"/>
+              <w:tl2br w:val="nil"/>
+              <w:tr2bl w:val="nil"/>
+            </w:tcBorders>
+            <w:vAlign w:val="center"/>
+          </w:tcPr>
+          <w:p>
+            <w:pPr>
+              <w:spacing w:line="276" w:lineRule="auto"/>
+              <w:ind w:left="218" w:leftChars="104" w:firstLine="14" w:firstLineChars="8"/>
+              <w:jc w:val="center"/>
+              <w:rPr>
+                <w:rFonts w:ascii="微软雅黑" w:hAnsi="微软雅黑" w:eastAsia="微软雅黑" w:cs="微软雅黑"/>
+                <w:color w:val="000000"/>
+                <w:sz w:val="18"/>
+                <w:szCs w:val="18"/>
+              </w:rPr>
+            </w:pPr>
+          </w:p>
+        </w:tc>
+        <w:tc>
+          <w:tcPr>
+            <w:tcW w:w="2127" w:type="dxa"/>
+            <w:vMerge w:val="continue"/>
+            <w:tcBorders>
+              <w:top w:val="single" w:color="A4A4A4" w:sz="4" w:space="0"/>
+              <w:left w:val="single" w:color="A4A4A4" w:sz="4" w:space="0"/>
+              <w:bottom w:val="single" w:color="A4A4A4" w:sz="4" w:space="0"/>
+              <w:right w:val="single" w:color="A4A4A4" w:sz="4" w:space="0"/>
+              <w:tl2br w:val="nil"/>
+              <w:tr2bl w:val="nil"/>
+            </w:tcBorders>
+            <w:vAlign w:val="center"/>
+          </w:tcPr>
+          <w:p>
+            <w:pPr>
+              <w:spacing w:line="276" w:lineRule="auto"/>
+              <w:ind w:left="218" w:leftChars="104" w:firstLine="14" w:firstLineChars="8"/>
+              <w:jc w:val="center"/>
+              <w:rPr>
+                <w:rFonts w:ascii="Times New Roman" w:hAnsi="Times New Roman" w:eastAsia="微软雅黑" w:cs="Times New Roman"/>
+                <w:sz w:val="18"/>
+                <w:szCs w:val="18"/>
+              </w:rPr>
+            </w:pPr>
+          </w:p>
+        </w:tc>
+        <w:tc>
+          <w:tcPr>
+            <w:tcW w:w="2190" w:type="dxa"/>
+            <w:vMerge w:val="continue"/>
+            <w:tcBorders>
+              <w:top w:val="single" w:color="A4A4A4" w:sz="4" w:space="0"/>
+              <w:left w:val="single" w:color="A4A4A4" w:sz="4" w:space="0"/>
+              <w:bottom w:val="single" w:color="A4A4A4" w:sz="4" w:space="0"/>
+              <w:right w:val="single" w:color="A4A4A4" w:sz="4" w:space="0"/>
+              <w:tl2br w:val="nil"/>
+              <w:tr2bl w:val="nil"/>
+            </w:tcBorders>
+            <w:vAlign w:val="center"/>
+          </w:tcPr>
+          <w:p>
+            <w:pPr>
+              <w:spacing w:line="276" w:lineRule="auto"/>
+              <w:ind w:left="218" w:leftChars="104" w:firstLine="14" w:firstLineChars="8"/>
+              <w:jc w:val="center"/>
+              <w:rPr>
+                <w:rFonts w:ascii="Times New Roman" w:hAnsi="Times New Roman" w:eastAsia="微软雅黑" w:cs="Times New Roman"/>
+                <w:sz w:val="18"/>
+                <w:szCs w:val="18"/>
+              </w:rPr>
+            </w:pPr>
+          </w:p>
+        </w:tc>
+        <w:tc>
+          <w:tcPr>
+            <w:tcW w:w="3693" w:type="dxa"/>
+            <w:tcBorders>
+              <w:top w:val="single" w:color="A4A4A4" w:sz="4" w:space="0"/>
+              <w:left w:val="single" w:color="A4A4A4" w:sz="4" w:space="0"/>
+              <w:bottom w:val="single" w:color="A4A4A4" w:sz="4" w:space="0"/>
+              <w:right w:val="nil"/>
+              <w:tl2br w:val="nil"/>
+              <w:tr2bl w:val="nil"/>
+            </w:tcBorders>
+            <w:vAlign w:val="center"/>
+          </w:tcPr>
+          <w:p>
+            <w:pPr>
+              <w:pStyle w:val="54"/>
+              <w:ind w:left="218" w:leftChars="104" w:firstLine="14" w:firstLineChars="8"/>
+            </w:pPr>
+            <w:r>
+              <w:t>CPS：</w:t>
+            </w:r>
+            <w:r>
+              <w:rPr>
+                <w:rFonts w:hint="eastAsia" w:ascii="Times New Roman" w:hAnsi="Times New Roman" w:cs="Times New Roman"/>
+              </w:rPr>
+              <w:t>{{</w:t>
+            </w:r>
+            <w:r>
+              <w:rPr>
+                <w:rFonts w:ascii="Times New Roman" w:hAnsi="Times New Roman" w:cs="Times New Roman"/>
+              </w:rPr>
+              <w:t xml:space="preserve"> PDInfo</w:t>
+            </w:r>
+            <w:r>
+              <w:rPr>
+                <w:rFonts w:hint="eastAsia" w:ascii="Times New Roman" w:hAnsi="Times New Roman" w:cs="Times New Roman"/>
+              </w:rPr>
+              <w:t>.CPS }}</w:t>
+            </w:r>
+          </w:p>
+        </w:tc>
+      </w:tr>
+    </w:tbl>
+    <w:p>
+      <w:pPr>
+        <w:spacing w:line="276" w:lineRule="auto"/>
+        <w:ind w:left="218" w:leftChars="104" w:right="428" w:rightChars="204" w:firstLine="14" w:firstLineChars="8"/>
+        <w:rPr>
+          <w:rFonts w:ascii="微软雅黑" w:hAnsi="微软雅黑" w:eastAsia="微软雅黑" w:cs="微软雅黑"/>
+          <w:b/>
+          <w:color w:val="000000"/>
+          <w:sz w:val="18"/>
+          <w:szCs w:val="18"/>
+        </w:rPr>
+      </w:pPr>
+    </w:p>
+    <w:p>
+      <w:pPr>
+        <w:ind w:left="218" w:leftChars="104" w:firstLine="17" w:firstLineChars="8"/>
+        <w:rPr>
+          <w:rFonts w:ascii="Times New Roman" w:hAnsi="Times New Roman" w:eastAsia="微软雅黑" w:cs="黑体"/>
+          <w:b/>
+          <w:bCs/>
+          <w:color w:val="auto"/>
+          <w:sz w:val="21"/>
+          <w:szCs w:val="21"/>
+          <w:lang w:eastAsia="zh-CN"/>
+        </w:rPr>
+      </w:pPr>
+      <w:bookmarkStart w:id="1" w:name="_GoBack"/>
+      <w:r>
+        <w:rPr>
+          <w:rFonts w:ascii="Times New Roman" w:hAnsi="Times New Roman" w:eastAsia="微软雅黑" w:cs="黑体"/>
+          <w:b/>
+          <w:bCs/>
+          <w:color w:val="auto"/>
+          <w:sz w:val="21"/>
+          <w:szCs w:val="21"/>
+          <w:lang w:eastAsia="zh-CN"/>
+        </w:rPr>
+        <w:t>检测图谱</w:t>
+      </w:r>
+      <w:r>
+        <w:rPr>
+          <w:rFonts w:hint="eastAsia" w:ascii="Times New Roman" w:hAnsi="Times New Roman" w:eastAsia="微软雅黑" w:cs="黑体"/>
+          <w:b/>
+          <w:bCs/>
+          <w:color w:val="auto"/>
+          <w:sz w:val="21"/>
+          <w:szCs w:val="21"/>
+          <w:lang w:eastAsia="zh-CN"/>
+        </w:rPr>
+        <w:t>：</w:t>
+      </w:r>
+      <w:r>
+        <w:rPr>
+          <w:rFonts w:ascii="Times New Roman" w:hAnsi="Times New Roman" w:eastAsia="微软雅黑" w:cs="黑体"/>
+          <w:b/>
+          <w:bCs/>
+          <w:color w:val="auto"/>
+          <w:sz w:val="21"/>
+          <w:szCs w:val="21"/>
+          <w:lang w:eastAsia="zh-CN"/>
+        </w:rPr>
+        <w:t xml:space="preserve"> </w:t>
+      </w:r>
+    </w:p>
+    <w:bookmarkEnd w:id="1"/>
+    <w:p>
+      <w:pPr>
+        <w:spacing w:line="276" w:lineRule="auto"/>
+        <w:ind w:left="218" w:leftChars="104" w:right="428" w:rightChars="204" w:firstLine="14" w:firstLineChars="8"/>
+        <w:rPr>
+          <w:rFonts w:ascii="Times New Roman" w:hAnsi="Times New Roman" w:eastAsia="微软雅黑" w:cs="Times New Roman"/>
+          <w:sz w:val="18"/>
+          <w:szCs w:val="18"/>
+        </w:rPr>
+      </w:pPr>
+    </w:p>
+    <w:tbl>
+      <w:tblPr>
+        <w:tblStyle w:val="17"/>
+        <w:tblW w:w="0" w:type="auto"/>
+        <w:jc w:val="center"/>
+        <w:tblBorders>
+          <w:top w:val="none" w:color="auto" w:sz="0" w:space="0"/>
+          <w:left w:val="none" w:color="auto" w:sz="0" w:space="0"/>
+          <w:bottom w:val="none" w:color="auto" w:sz="0" w:space="0"/>
+          <w:right w:val="none" w:color="auto" w:sz="0" w:space="0"/>
+          <w:insideH w:val="none" w:color="auto" w:sz="0" w:space="0"/>
+          <w:insideV w:val="none" w:color="auto" w:sz="0" w:space="0"/>
+        </w:tblBorders>
+        <w:tblLayout w:type="fixed"/>
+        <w:tblCellMar>
+          <w:top w:w="0" w:type="dxa"/>
+          <w:left w:w="113" w:type="dxa"/>
+          <w:bottom w:w="0" w:type="dxa"/>
+          <w:right w:w="113" w:type="dxa"/>
+        </w:tblCellMar>
+      </w:tblPr>
+      <w:tblGrid>
+        <w:gridCol w:w="3118"/>
+        <w:gridCol w:w="3118"/>
+        <w:gridCol w:w="3118"/>
+      </w:tblGrid>
+      <w:tr>
+        <w:tblPrEx>
+          <w:tblBorders>
+            <w:top w:val="none" w:color="auto" w:sz="0" w:space="0"/>
+            <w:left w:val="none" w:color="auto" w:sz="0" w:space="0"/>
+            <w:bottom w:val="none" w:color="auto" w:sz="0" w:space="0"/>
+            <w:right w:val="none" w:color="auto" w:sz="0" w:space="0"/>
+            <w:insideH w:val="none" w:color="auto" w:sz="0" w:space="0"/>
+            <w:insideV w:val="none" w:color="auto" w:sz="0" w:space="0"/>
+          </w:tblBorders>
+          <w:tblCellMar>
+            <w:top w:w="0" w:type="dxa"/>
+            <w:left w:w="113" w:type="dxa"/>
+            <w:bottom w:w="0" w:type="dxa"/>
+            <w:right w:w="113" w:type="dxa"/>
+          </w:tblCellMar>
+        </w:tblPrEx>
+        <w:trPr>
+          <w:trHeight w:val="1984" w:hRule="atLeast"/>
+          <w:jc w:val="center"/>
+        </w:trPr>
+        <w:tc>
+          <w:tcPr>
+            <w:tcW w:w="3118" w:type="dxa"/>
+            <w:vAlign w:val="center"/>
+          </w:tcPr>
+          <w:p>
+            <w:pPr>
+              <w:ind w:left="218" w:leftChars="104" w:firstLine="17" w:firstLineChars="8"/>
+              <w:jc w:val="center"/>
+            </w:pPr>
+            <w:r>
+              <w:rPr>
+                <w:rFonts w:hint="eastAsia" w:ascii="Times New Roman" w:hAnsi="Times New Roman" w:eastAsia="微软雅黑" w:cs="Times New Roman"/>
+                <w:b/>
+                <w:szCs w:val="21"/>
+              </w:rPr>
+              <w:t xml:space="preserve">{% if </w:t>
+            </w:r>
+            <w:r>
+              <w:rPr>
+                <w:rFonts w:ascii="Times New Roman" w:hAnsi="Times New Roman" w:eastAsia="微软雅黑" w:cs="Times New Roman"/>
+                <w:b/>
+                <w:szCs w:val="21"/>
+              </w:rPr>
+              <w:t>PDInfo</w:t>
+            </w:r>
+            <w:r>
+              <w:rPr>
+                <w:rFonts w:hint="eastAsia" w:ascii="Times New Roman" w:hAnsi="Times New Roman" w:eastAsia="微软雅黑" w:cs="Times New Roman"/>
+                <w:b/>
+                <w:szCs w:val="21"/>
+              </w:rPr>
+              <w:t>.</w:t>
+            </w:r>
+            <w:r>
+              <w:rPr>
+                <w:rFonts w:ascii="Times New Roman" w:hAnsi="Times New Roman" w:eastAsia="微软雅黑" w:cs="Times New Roman"/>
+                <w:b/>
+                <w:szCs w:val="21"/>
+              </w:rPr>
+              <w:t>yangkong</w:t>
+            </w:r>
+            <w:r>
+              <w:rPr>
+                <w:rFonts w:hint="eastAsia" w:ascii="Times New Roman" w:hAnsi="Times New Roman" w:eastAsia="微软雅黑" w:cs="Times New Roman"/>
+                <w:b/>
+                <w:szCs w:val="21"/>
+              </w:rPr>
+              <w:t xml:space="preserve">_PIC_status %}{{ </w:t>
+            </w:r>
+            <w:r>
+              <w:rPr>
+                <w:rFonts w:ascii="Times New Roman" w:hAnsi="Times New Roman" w:eastAsia="微软雅黑" w:cs="Times New Roman"/>
+                <w:b/>
+                <w:szCs w:val="21"/>
+              </w:rPr>
+              <w:t>PDInfo</w:t>
+            </w:r>
+            <w:r>
+              <w:rPr>
+                <w:rFonts w:hint="eastAsia" w:ascii="Times New Roman" w:hAnsi="Times New Roman" w:eastAsia="微软雅黑" w:cs="Times New Roman"/>
+                <w:b/>
+                <w:szCs w:val="21"/>
+              </w:rPr>
+              <w:t>.</w:t>
+            </w:r>
+            <w:r>
+              <w:rPr>
+                <w:rFonts w:ascii="Times New Roman" w:hAnsi="Times New Roman" w:eastAsia="微软雅黑" w:cs="Times New Roman"/>
+                <w:b/>
+                <w:szCs w:val="21"/>
+              </w:rPr>
+              <w:t>yangkong_PIC</w:t>
+            </w:r>
+            <w:r>
+              <w:rPr>
+                <w:rFonts w:hint="eastAsia" w:ascii="Times New Roman" w:hAnsi="Times New Roman" w:eastAsia="微软雅黑" w:cs="Times New Roman"/>
+                <w:b/>
+                <w:szCs w:val="21"/>
+              </w:rPr>
+              <w:t xml:space="preserve"> | </w:t>
+            </w:r>
+            <w:r>
+              <w:rPr>
+                <w:rFonts w:hint="eastAsia" w:ascii="Times New Roman" w:hAnsi="Times New Roman" w:eastAsia="微软雅黑" w:cs="Times New Roman"/>
+                <w:b/>
+                <w:szCs w:val="21"/>
+                <w:lang w:eastAsia="zh-CN"/>
+              </w:rPr>
+              <w:t>pd</w:t>
+            </w:r>
+            <w:r>
+              <w:rPr>
+                <w:rFonts w:hint="eastAsia" w:ascii="Times New Roman" w:hAnsi="Times New Roman" w:eastAsia="微软雅黑" w:cs="Times New Roman"/>
+                <w:b/>
+                <w:szCs w:val="21"/>
+              </w:rPr>
+              <w:t>i(131,94.4) }}{% endif %}</w:t>
+            </w:r>
+          </w:p>
+        </w:tc>
+        <w:tc>
+          <w:tcPr>
+            <w:tcW w:w="3118" w:type="dxa"/>
+            <w:vAlign w:val="center"/>
+          </w:tcPr>
+          <w:p>
+            <w:pPr>
+              <w:ind w:left="218" w:leftChars="104" w:firstLine="17" w:firstLineChars="8"/>
+              <w:jc w:val="center"/>
+            </w:pPr>
+            <w:r>
+              <w:rPr>
+                <w:rFonts w:hint="eastAsia" w:ascii="Times New Roman" w:hAnsi="Times New Roman" w:eastAsia="微软雅黑" w:cs="Times New Roman"/>
+                <w:b/>
+                <w:szCs w:val="21"/>
+              </w:rPr>
+              <w:t xml:space="preserve">{% if </w:t>
+            </w:r>
+            <w:r>
+              <w:rPr>
+                <w:rFonts w:ascii="Times New Roman" w:hAnsi="Times New Roman" w:eastAsia="微软雅黑" w:cs="Times New Roman"/>
+                <w:b/>
+                <w:szCs w:val="21"/>
+              </w:rPr>
+              <w:t>PDInfo</w:t>
+            </w:r>
+            <w:r>
+              <w:rPr>
+                <w:rFonts w:hint="eastAsia" w:ascii="Times New Roman" w:hAnsi="Times New Roman" w:eastAsia="微软雅黑" w:cs="Times New Roman"/>
+                <w:b/>
+                <w:szCs w:val="21"/>
+              </w:rPr>
+              <w:t>.</w:t>
+            </w:r>
+            <w:r>
+              <w:rPr>
+                <w:rFonts w:ascii="Times New Roman" w:hAnsi="Times New Roman" w:eastAsia="微软雅黑" w:cs="Times New Roman"/>
+                <w:b/>
+                <w:szCs w:val="21"/>
+              </w:rPr>
+              <w:t>yinkong</w:t>
+            </w:r>
+            <w:r>
+              <w:rPr>
+                <w:rFonts w:hint="eastAsia" w:ascii="Times New Roman" w:hAnsi="Times New Roman" w:eastAsia="微软雅黑" w:cs="Times New Roman"/>
+                <w:b/>
+                <w:szCs w:val="21"/>
+              </w:rPr>
+              <w:t xml:space="preserve">_PIC_status %}{{ </w:t>
+            </w:r>
+            <w:r>
+              <w:rPr>
+                <w:rFonts w:ascii="Times New Roman" w:hAnsi="Times New Roman" w:eastAsia="微软雅黑" w:cs="Times New Roman"/>
+                <w:b/>
+                <w:szCs w:val="21"/>
+              </w:rPr>
+              <w:t>PDInfo</w:t>
+            </w:r>
+            <w:r>
+              <w:rPr>
+                <w:rFonts w:hint="eastAsia" w:ascii="Times New Roman" w:hAnsi="Times New Roman" w:eastAsia="微软雅黑" w:cs="Times New Roman"/>
+                <w:b/>
+                <w:szCs w:val="21"/>
+              </w:rPr>
+              <w:t>.</w:t>
+            </w:r>
+            <w:r>
+              <w:rPr>
+                <w:rFonts w:ascii="Times New Roman" w:hAnsi="Times New Roman" w:eastAsia="微软雅黑" w:cs="Times New Roman"/>
+                <w:b/>
+                <w:szCs w:val="21"/>
+              </w:rPr>
+              <w:t>yinkong_PIC</w:t>
+            </w:r>
+            <w:r>
+              <w:rPr>
+                <w:rFonts w:hint="eastAsia" w:ascii="Times New Roman" w:hAnsi="Times New Roman" w:eastAsia="微软雅黑" w:cs="Times New Roman"/>
+                <w:b/>
+                <w:szCs w:val="21"/>
+              </w:rPr>
+              <w:t xml:space="preserve"> | </w:t>
+            </w:r>
+            <w:r>
+              <w:rPr>
+                <w:rFonts w:hint="eastAsia" w:ascii="Times New Roman" w:hAnsi="Times New Roman" w:eastAsia="微软雅黑" w:cs="Times New Roman"/>
+                <w:b/>
+                <w:szCs w:val="21"/>
+                <w:lang w:eastAsia="zh-CN"/>
+              </w:rPr>
+              <w:t>pd</w:t>
+            </w:r>
+            <w:r>
+              <w:rPr>
+                <w:rFonts w:hint="eastAsia" w:ascii="Times New Roman" w:hAnsi="Times New Roman" w:eastAsia="微软雅黑" w:cs="Times New Roman"/>
+                <w:b/>
+                <w:szCs w:val="21"/>
+              </w:rPr>
+              <w:t>i(131,94.4) }}{% endif %}</w:t>
+            </w:r>
+          </w:p>
+        </w:tc>
+        <w:tc>
+          <w:tcPr>
+            <w:tcW w:w="3118" w:type="dxa"/>
+            <w:vAlign w:val="center"/>
+          </w:tcPr>
+          <w:p>
+            <w:pPr>
+              <w:ind w:left="218" w:leftChars="104" w:firstLine="17" w:firstLineChars="8"/>
+              <w:jc w:val="center"/>
+            </w:pPr>
+            <w:r>
+              <w:rPr>
+                <w:rFonts w:hint="eastAsia" w:ascii="Times New Roman" w:hAnsi="Times New Roman" w:eastAsia="微软雅黑" w:cs="Times New Roman"/>
+                <w:b/>
+                <w:szCs w:val="21"/>
+              </w:rPr>
+              <w:t xml:space="preserve">{% if </w:t>
+            </w:r>
+            <w:r>
+              <w:rPr>
+                <w:rFonts w:ascii="Times New Roman" w:hAnsi="Times New Roman" w:eastAsia="微软雅黑" w:cs="Times New Roman"/>
+                <w:b/>
+                <w:szCs w:val="21"/>
+              </w:rPr>
+              <w:t>PDInfo</w:t>
+            </w:r>
+            <w:r>
+              <w:rPr>
+                <w:rFonts w:hint="eastAsia" w:ascii="Times New Roman" w:hAnsi="Times New Roman" w:eastAsia="微软雅黑" w:cs="Times New Roman"/>
+                <w:b/>
+                <w:szCs w:val="21"/>
+              </w:rPr>
+              <w:t xml:space="preserve">.pd_PIC_status %}{{ </w:t>
+            </w:r>
+            <w:r>
+              <w:rPr>
+                <w:rFonts w:ascii="Times New Roman" w:hAnsi="Times New Roman" w:eastAsia="微软雅黑" w:cs="Times New Roman"/>
+                <w:b/>
+                <w:szCs w:val="21"/>
+              </w:rPr>
+              <w:t>PDInfo</w:t>
+            </w:r>
+            <w:r>
+              <w:rPr>
+                <w:rFonts w:hint="eastAsia" w:ascii="Times New Roman" w:hAnsi="Times New Roman" w:eastAsia="微软雅黑" w:cs="Times New Roman"/>
+                <w:b/>
+                <w:szCs w:val="21"/>
+              </w:rPr>
+              <w:t>.pd</w:t>
+            </w:r>
+            <w:r>
+              <w:rPr>
+                <w:rFonts w:ascii="Times New Roman" w:hAnsi="Times New Roman" w:eastAsia="微软雅黑" w:cs="Times New Roman"/>
+                <w:b/>
+                <w:szCs w:val="21"/>
+              </w:rPr>
+              <w:t>_PIC</w:t>
+            </w:r>
+            <w:r>
+              <w:rPr>
+                <w:rFonts w:hint="eastAsia" w:ascii="Times New Roman" w:hAnsi="Times New Roman" w:eastAsia="微软雅黑" w:cs="Times New Roman"/>
+                <w:b/>
+                <w:szCs w:val="21"/>
+              </w:rPr>
+              <w:t xml:space="preserve"> | </w:t>
+            </w:r>
+            <w:r>
+              <w:rPr>
+                <w:rFonts w:hint="eastAsia" w:ascii="Times New Roman" w:hAnsi="Times New Roman" w:eastAsia="微软雅黑" w:cs="Times New Roman"/>
+                <w:b/>
+                <w:szCs w:val="21"/>
+                <w:lang w:eastAsia="zh-CN"/>
+              </w:rPr>
+              <w:t>pd</w:t>
+            </w:r>
+            <w:r>
+              <w:rPr>
+                <w:rFonts w:hint="eastAsia" w:ascii="Times New Roman" w:hAnsi="Times New Roman" w:eastAsia="微软雅黑" w:cs="Times New Roman"/>
+                <w:b/>
+                <w:szCs w:val="21"/>
+              </w:rPr>
+              <w:t>i(131,94.4) }}{% endif %}</w:t>
+            </w:r>
+          </w:p>
+        </w:tc>
+      </w:tr>
+      <w:tr>
+        <w:tblPrEx>
+          <w:tblBorders>
+            <w:top w:val="none" w:color="auto" w:sz="0" w:space="0"/>
+            <w:left w:val="none" w:color="auto" w:sz="0" w:space="0"/>
+            <w:bottom w:val="none" w:color="auto" w:sz="0" w:space="0"/>
+            <w:right w:val="none" w:color="auto" w:sz="0" w:space="0"/>
+            <w:insideH w:val="none" w:color="auto" w:sz="0" w:space="0"/>
+            <w:insideV w:val="none" w:color="auto" w:sz="0" w:space="0"/>
+          </w:tblBorders>
+          <w:tblCellMar>
+            <w:top w:w="0" w:type="dxa"/>
+            <w:left w:w="113" w:type="dxa"/>
+            <w:bottom w:w="0" w:type="dxa"/>
+            <w:right w:w="113" w:type="dxa"/>
+          </w:tblCellMar>
+        </w:tblPrEx>
+        <w:trPr>
+          <w:jc w:val="center"/>
+        </w:trPr>
+        <w:tc>
+          <w:tcPr>
+            <w:tcW w:w="3118" w:type="dxa"/>
+            <w:vAlign w:val="center"/>
+          </w:tcPr>
+          <w:p>
+            <w:pPr>
+              <w:ind w:left="218" w:leftChars="104" w:firstLine="14" w:firstLineChars="8"/>
+              <w:jc w:val="center"/>
+              <w:rPr>
+                <w:rFonts w:ascii="Times New Roman" w:hAnsi="Times New Roman" w:eastAsia="微软雅黑" w:cs="Times New Roman"/>
+                <w:sz w:val="18"/>
+                <w:szCs w:val="18"/>
+              </w:rPr>
+            </w:pPr>
+            <w:r>
+              <w:rPr>
+                <w:rFonts w:hint="eastAsia" w:ascii="Times New Roman" w:hAnsi="Times New Roman" w:eastAsia="微软雅黑" w:cs="Times New Roman"/>
+                <w:sz w:val="18"/>
+                <w:szCs w:val="18"/>
+              </w:rPr>
+              <w:t>PD-L1{{</w:t>
+            </w:r>
+            <w:r>
+              <w:rPr>
+                <w:rFonts w:ascii="Times New Roman" w:hAnsi="Times New Roman" w:eastAsia="微软雅黑" w:cs="Times New Roman"/>
+                <w:sz w:val="18"/>
+                <w:szCs w:val="18"/>
+              </w:rPr>
+              <w:t xml:space="preserve"> PDInfo</w:t>
+            </w:r>
+            <w:r>
+              <w:rPr>
+                <w:rFonts w:hint="eastAsia" w:ascii="Times New Roman" w:hAnsi="Times New Roman" w:eastAsia="微软雅黑" w:cs="Times New Roman"/>
+                <w:sz w:val="18"/>
+                <w:szCs w:val="18"/>
+              </w:rPr>
+              <w:t>.</w:t>
+            </w:r>
+            <w:r>
+              <w:rPr>
+                <w:rFonts w:ascii="Times New Roman" w:hAnsi="Times New Roman" w:eastAsia="微软雅黑" w:cs="Times New Roman"/>
+                <w:sz w:val="18"/>
+                <w:szCs w:val="18"/>
+              </w:rPr>
+              <w:t>antibody</w:t>
+            </w:r>
+            <w:r>
+              <w:rPr>
+                <w:rFonts w:hint="eastAsia" w:ascii="Times New Roman" w:hAnsi="Times New Roman" w:eastAsia="微软雅黑" w:cs="Times New Roman"/>
+                <w:sz w:val="18"/>
+                <w:szCs w:val="18"/>
+              </w:rPr>
+              <w:t xml:space="preserve"> }} 阳性对照 200X</w:t>
+            </w:r>
+          </w:p>
+        </w:tc>
+        <w:tc>
+          <w:tcPr>
+            <w:tcW w:w="3118" w:type="dxa"/>
+            <w:vAlign w:val="center"/>
+          </w:tcPr>
+          <w:p>
+            <w:pPr>
+              <w:ind w:left="218" w:leftChars="104" w:firstLine="14" w:firstLineChars="8"/>
+              <w:jc w:val="center"/>
+              <w:rPr>
+                <w:rFonts w:ascii="Times New Roman" w:hAnsi="Times New Roman" w:eastAsia="微软雅黑" w:cs="Times New Roman"/>
+                <w:sz w:val="18"/>
+                <w:szCs w:val="18"/>
+              </w:rPr>
+            </w:pPr>
+            <w:r>
+              <w:rPr>
+                <w:rFonts w:hint="eastAsia" w:ascii="Times New Roman" w:hAnsi="Times New Roman" w:eastAsia="微软雅黑" w:cs="Times New Roman"/>
+                <w:sz w:val="18"/>
+                <w:szCs w:val="18"/>
+              </w:rPr>
+              <w:t>PD-L1{{</w:t>
+            </w:r>
+            <w:r>
+              <w:rPr>
+                <w:rFonts w:ascii="Times New Roman" w:hAnsi="Times New Roman" w:eastAsia="微软雅黑" w:cs="Times New Roman"/>
+                <w:sz w:val="18"/>
+                <w:szCs w:val="18"/>
+              </w:rPr>
+              <w:t xml:space="preserve"> PDInfo</w:t>
+            </w:r>
+            <w:r>
+              <w:rPr>
+                <w:rFonts w:hint="eastAsia" w:ascii="Times New Roman" w:hAnsi="Times New Roman" w:eastAsia="微软雅黑" w:cs="Times New Roman"/>
+                <w:sz w:val="18"/>
+                <w:szCs w:val="18"/>
+              </w:rPr>
+              <w:t>.</w:t>
+            </w:r>
+            <w:r>
+              <w:rPr>
+                <w:rFonts w:ascii="Times New Roman" w:hAnsi="Times New Roman" w:eastAsia="微软雅黑" w:cs="Times New Roman"/>
+                <w:sz w:val="18"/>
+                <w:szCs w:val="18"/>
+              </w:rPr>
+              <w:t>antibody</w:t>
+            </w:r>
+            <w:r>
+              <w:rPr>
+                <w:rFonts w:hint="eastAsia" w:ascii="Times New Roman" w:hAnsi="Times New Roman" w:eastAsia="微软雅黑" w:cs="Times New Roman"/>
+                <w:sz w:val="18"/>
+                <w:szCs w:val="18"/>
+              </w:rPr>
+              <w:t xml:space="preserve"> }} 阴性对照 200X</w:t>
+            </w:r>
+          </w:p>
+        </w:tc>
+        <w:tc>
+          <w:tcPr>
+            <w:tcW w:w="3118" w:type="dxa"/>
+            <w:vAlign w:val="center"/>
+          </w:tcPr>
+          <w:p>
+            <w:pPr>
+              <w:ind w:left="218" w:leftChars="104" w:firstLine="14" w:firstLineChars="8"/>
+              <w:jc w:val="center"/>
+              <w:rPr>
+                <w:rFonts w:ascii="Times New Roman" w:hAnsi="Times New Roman" w:eastAsia="微软雅黑" w:cs="Times New Roman"/>
+                <w:sz w:val="18"/>
+                <w:szCs w:val="18"/>
+              </w:rPr>
+            </w:pPr>
+            <w:r>
+              <w:rPr>
+                <w:rFonts w:ascii="Times New Roman" w:hAnsi="Times New Roman" w:eastAsia="微软雅黑" w:cs="Times New Roman"/>
+                <w:sz w:val="18"/>
+                <w:szCs w:val="18"/>
+              </w:rPr>
+              <w:t>PD-L1</w:t>
+            </w:r>
+            <w:r>
+              <w:rPr>
+                <w:rFonts w:hint="eastAsia" w:ascii="Times New Roman" w:hAnsi="Times New Roman" w:eastAsia="微软雅黑" w:cs="Times New Roman"/>
+                <w:sz w:val="18"/>
+                <w:szCs w:val="18"/>
+              </w:rPr>
+              <w:t>{{</w:t>
+            </w:r>
+            <w:r>
+              <w:rPr>
+                <w:rFonts w:ascii="Times New Roman" w:hAnsi="Times New Roman" w:eastAsia="微软雅黑" w:cs="Times New Roman"/>
+                <w:sz w:val="18"/>
+                <w:szCs w:val="18"/>
+              </w:rPr>
+              <w:t xml:space="preserve"> PDInfo</w:t>
+            </w:r>
+            <w:r>
+              <w:rPr>
+                <w:rFonts w:hint="eastAsia" w:ascii="Times New Roman" w:hAnsi="Times New Roman" w:eastAsia="微软雅黑" w:cs="Times New Roman"/>
+                <w:sz w:val="18"/>
+                <w:szCs w:val="18"/>
+              </w:rPr>
+              <w:t>.</w:t>
+            </w:r>
+            <w:r>
+              <w:rPr>
+                <w:rFonts w:ascii="Times New Roman" w:hAnsi="Times New Roman" w:eastAsia="微软雅黑" w:cs="Times New Roman"/>
+                <w:sz w:val="18"/>
+                <w:szCs w:val="18"/>
+              </w:rPr>
+              <w:t>antibody</w:t>
+            </w:r>
+            <w:r>
+              <w:rPr>
+                <w:rFonts w:hint="eastAsia" w:ascii="Times New Roman" w:hAnsi="Times New Roman" w:eastAsia="微软雅黑" w:cs="Times New Roman"/>
+                <w:sz w:val="18"/>
+                <w:szCs w:val="18"/>
+              </w:rPr>
+              <w:t xml:space="preserve"> }}</w:t>
+            </w:r>
+            <w:r>
+              <w:rPr>
+                <w:rFonts w:ascii="Times New Roman" w:hAnsi="Times New Roman" w:eastAsia="微软雅黑" w:cs="Times New Roman"/>
+                <w:sz w:val="18"/>
+                <w:szCs w:val="18"/>
+              </w:rPr>
+              <w:t xml:space="preserve"> 200X</w:t>
+            </w:r>
+          </w:p>
+        </w:tc>
+      </w:tr>
+    </w:tbl>
+    <w:p>
+      <w:pPr>
+        <w:spacing w:line="276" w:lineRule="auto"/>
+        <w:ind w:left="218" w:leftChars="104" w:right="428" w:rightChars="204" w:firstLine="14" w:firstLineChars="8"/>
+        <w:rPr>
+          <w:rFonts w:ascii="Times New Roman" w:hAnsi="Times New Roman" w:eastAsia="微软雅黑" w:cs="Times New Roman"/>
+          <w:sz w:val="18"/>
+          <w:szCs w:val="18"/>
+          <w:lang w:eastAsia="zh-CN"/>
+        </w:rPr>
+      </w:pPr>
+      <w:r>
+        <w:rPr>
+          <w:rFonts w:hint="eastAsia" w:ascii="Times New Roman" w:hAnsi="Times New Roman" w:eastAsia="微软雅黑" w:cs="Times New Roman"/>
+          <w:sz w:val="18"/>
+          <w:szCs w:val="18"/>
+        </w:rPr>
+        <w:t>注</w:t>
+      </w:r>
+    </w:p>
+    <w:tbl>
+      <w:tblPr>
+        <w:tblStyle w:val="17"/>
+        <w:tblW w:w="0" w:type="auto"/>
+        <w:tblInd w:w="75" w:type="dxa"/>
+        <w:tblBorders>
+          <w:top w:val="none" w:color="auto" w:sz="0" w:space="0"/>
+          <w:left w:val="none" w:color="auto" w:sz="0" w:space="0"/>
+          <w:bottom w:val="none" w:color="auto" w:sz="0" w:space="0"/>
+          <w:right w:val="none" w:color="auto" w:sz="0" w:space="0"/>
+          <w:insideH w:val="none" w:color="auto" w:sz="0" w:space="0"/>
+          <w:insideV w:val="none" w:color="auto" w:sz="0" w:space="0"/>
+        </w:tblBorders>
+        <w:tblLayout w:type="autofit"/>
+        <w:tblCellMar>
+          <w:top w:w="0" w:type="dxa"/>
+          <w:left w:w="108" w:type="dxa"/>
+          <w:bottom w:w="0" w:type="dxa"/>
+          <w:right w:w="108" w:type="dxa"/>
+        </w:tblCellMar>
+      </w:tblPr>
+      <w:tblGrid>
+        <w:gridCol w:w="3255"/>
+        <w:gridCol w:w="4318"/>
+        <w:gridCol w:w="1392"/>
+        <w:gridCol w:w="823"/>
+      </w:tblGrid>
+      <w:tr>
+        <w:tblPrEx>
+          <w:tblBorders>
+            <w:top w:val="none" w:color="auto" w:sz="0" w:space="0"/>
+            <w:left w:val="none" w:color="auto" w:sz="0" w:space="0"/>
+            <w:bottom w:val="none" w:color="auto" w:sz="0" w:space="0"/>
+            <w:right w:val="none" w:color="auto" w:sz="0" w:space="0"/>
+            <w:insideH w:val="none" w:color="auto" w:sz="0" w:space="0"/>
+            <w:insideV w:val="none" w:color="auto" w:sz="0" w:space="0"/>
+          </w:tblBorders>
+          <w:tblCellMar>
+            <w:top w:w="0" w:type="dxa"/>
+            <w:left w:w="108" w:type="dxa"/>
+            <w:bottom w:w="0" w:type="dxa"/>
+            <w:right w:w="108" w:type="dxa"/>
+          </w:tblCellMar>
+        </w:tblPrEx>
+        <w:trPr>
+          <w:trHeight w:val="313" w:hRule="atLeast"/>
+        </w:trPr>
+        <w:tc>
+          <w:tcPr>
+            <w:tcW w:w="3255" w:type="dxa"/>
+            <w:vMerge w:val="restart"/>
+            <w:vAlign w:val="center"/>
+          </w:tcPr>
+          <w:p>
+            <w:pPr>
+              <w:wordWrap w:val="0"/>
+              <w:spacing w:line="276" w:lineRule="auto"/>
+              <w:ind w:left="218" w:leftChars="104" w:firstLine="14" w:firstLineChars="8"/>
+              <w:jc w:val="both"/>
+              <w:rPr>
+                <w:rFonts w:ascii="Times New Roman" w:hAnsi="Times New Roman" w:eastAsia="微软雅黑" w:cs="Times New Roman"/>
+                <w:sz w:val="18"/>
+                <w:szCs w:val="18"/>
+                <w:shd w:val="clear" w:color="auto" w:fill="FFFFFF"/>
+                <w:lang w:eastAsia="zh-CN"/>
+              </w:rPr>
+            </w:pPr>
+            <w:r>
+              <w:rPr>
+                <w:rFonts w:ascii="Times New Roman" w:hAnsi="Times New Roman" w:eastAsia="微软雅黑" w:cs="Times New Roman"/>
+                <w:sz w:val="18"/>
+                <w:szCs w:val="18"/>
+                <w:shd w:val="clear" w:color="auto" w:fill="FFFFFF"/>
+                <w:lang w:eastAsia="zh-CN"/>
+              </w:rPr>
+              <w:t>TPS（Tumor Proportion Score）=</w:t>
+            </w:r>
+          </w:p>
+        </w:tc>
+        <w:tc>
+          <w:tcPr>
+            <w:tcW w:w="4318" w:type="dxa"/>
+            <w:tcBorders>
+              <w:bottom w:val="single" w:color="auto" w:sz="4" w:space="0"/>
+            </w:tcBorders>
+            <w:vAlign w:val="center"/>
+          </w:tcPr>
+          <w:p>
+            <w:pPr>
+              <w:spacing w:line="276" w:lineRule="auto"/>
+              <w:ind w:left="218" w:leftChars="104" w:firstLine="14" w:firstLineChars="8"/>
+              <w:jc w:val="center"/>
+              <w:rPr>
+                <w:rFonts w:ascii="Times New Roman" w:hAnsi="Times New Roman" w:eastAsia="微软雅黑" w:cs="Times New Roman"/>
+                <w:sz w:val="18"/>
+                <w:szCs w:val="18"/>
+                <w:shd w:val="clear" w:color="auto" w:fill="FFFFFF"/>
+                <w:lang w:eastAsia="zh-CN"/>
+              </w:rPr>
+            </w:pPr>
+            <w:r>
+              <w:rPr>
+                <w:rFonts w:ascii="Times New Roman" w:hAnsi="Times New Roman" w:eastAsia="微软雅黑" w:cs="Times New Roman"/>
+                <w:sz w:val="18"/>
+                <w:szCs w:val="18"/>
+                <w:shd w:val="clear" w:color="auto" w:fill="FFFFFF"/>
+                <w:lang w:eastAsia="zh-CN"/>
+              </w:rPr>
+              <w:t>P</w:t>
+            </w:r>
+            <w:r>
+              <w:rPr>
+                <w:rFonts w:hint="eastAsia" w:ascii="Times New Roman" w:hAnsi="Times New Roman" w:eastAsia="微软雅黑" w:cs="Times New Roman"/>
+                <w:sz w:val="18"/>
+                <w:szCs w:val="18"/>
+                <w:shd w:val="clear" w:color="auto" w:fill="FFFFFF"/>
+                <w:lang w:eastAsia="zh-CN"/>
+              </w:rPr>
+              <w:t>D-L1染色细胞(肿瘤细胞)数量</w:t>
+            </w:r>
+          </w:p>
+        </w:tc>
+        <w:tc>
+          <w:tcPr>
+            <w:tcW w:w="2168" w:type="dxa"/>
+            <w:gridSpan w:val="2"/>
+            <w:vMerge w:val="restart"/>
+            <w:vAlign w:val="center"/>
+          </w:tcPr>
+          <w:p>
+            <w:pPr>
+              <w:spacing w:line="276" w:lineRule="auto"/>
+              <w:ind w:left="218" w:leftChars="104" w:firstLine="14" w:firstLineChars="8"/>
+              <w:jc w:val="both"/>
+              <w:rPr>
+                <w:rFonts w:ascii="Times New Roman" w:hAnsi="Times New Roman" w:eastAsia="微软雅黑" w:cs="Times New Roman"/>
+                <w:sz w:val="18"/>
+                <w:szCs w:val="18"/>
+                <w:shd w:val="clear" w:color="auto" w:fill="FFFFFF"/>
+                <w:lang w:eastAsia="zh-CN"/>
+              </w:rPr>
+            </w:pPr>
+            <w:r>
+              <w:rPr>
+                <w:rFonts w:ascii="Times New Roman" w:hAnsi="Times New Roman" w:eastAsia="微软雅黑" w:cs="Times New Roman"/>
+                <w:sz w:val="18"/>
+                <w:szCs w:val="18"/>
+                <w:shd w:val="clear" w:color="auto" w:fill="FFFFFF"/>
+                <w:lang w:eastAsia="zh-CN"/>
+              </w:rPr>
+              <w:t>×100%</w:t>
+            </w:r>
+          </w:p>
+        </w:tc>
+      </w:tr>
+      <w:tr>
+        <w:tblPrEx>
+          <w:tblBorders>
+            <w:top w:val="none" w:color="auto" w:sz="0" w:space="0"/>
+            <w:left w:val="none" w:color="auto" w:sz="0" w:space="0"/>
+            <w:bottom w:val="none" w:color="auto" w:sz="0" w:space="0"/>
+            <w:right w:val="none" w:color="auto" w:sz="0" w:space="0"/>
+            <w:insideH w:val="none" w:color="auto" w:sz="0" w:space="0"/>
+            <w:insideV w:val="none" w:color="auto" w:sz="0" w:space="0"/>
+          </w:tblBorders>
+          <w:tblCellMar>
+            <w:top w:w="0" w:type="dxa"/>
+            <w:left w:w="108" w:type="dxa"/>
+            <w:bottom w:w="0" w:type="dxa"/>
+            <w:right w:w="108" w:type="dxa"/>
+          </w:tblCellMar>
+        </w:tblPrEx>
+        <w:trPr>
+          <w:trHeight w:val="322" w:hRule="atLeast"/>
+        </w:trPr>
+        <w:tc>
+          <w:tcPr>
+            <w:tcW w:w="3255" w:type="dxa"/>
+            <w:vMerge w:val="continue"/>
+            <w:vAlign w:val="center"/>
+          </w:tcPr>
+          <w:p>
+            <w:pPr>
+              <w:spacing w:line="276" w:lineRule="auto"/>
+              <w:ind w:left="218" w:leftChars="104" w:firstLine="14" w:firstLineChars="8"/>
+              <w:jc w:val="both"/>
+              <w:rPr>
+                <w:rFonts w:ascii="Times New Roman" w:hAnsi="Times New Roman" w:eastAsia="微软雅黑" w:cs="Times New Roman"/>
+                <w:sz w:val="18"/>
+                <w:szCs w:val="18"/>
+                <w:shd w:val="clear" w:color="auto" w:fill="FFFFFF"/>
+                <w:lang w:eastAsia="zh-CN"/>
+              </w:rPr>
+            </w:pPr>
+          </w:p>
+        </w:tc>
+        <w:tc>
+          <w:tcPr>
+            <w:tcW w:w="4318" w:type="dxa"/>
+            <w:tcBorders>
+              <w:top w:val="single" w:color="auto" w:sz="4" w:space="0"/>
+            </w:tcBorders>
+            <w:vAlign w:val="center"/>
+          </w:tcPr>
+          <w:p>
+            <w:pPr>
+              <w:spacing w:line="276" w:lineRule="auto"/>
+              <w:ind w:left="218" w:leftChars="104" w:firstLine="14" w:firstLineChars="8"/>
+              <w:jc w:val="center"/>
+              <w:rPr>
+                <w:rFonts w:ascii="Times New Roman" w:hAnsi="Times New Roman" w:eastAsia="微软雅黑" w:cs="Times New Roman"/>
+                <w:sz w:val="18"/>
+                <w:szCs w:val="18"/>
+                <w:shd w:val="clear" w:color="auto" w:fill="FFFFFF"/>
+                <w:lang w:eastAsia="zh-CN"/>
+              </w:rPr>
+            </w:pPr>
+            <w:r>
+              <w:rPr>
+                <w:rFonts w:ascii="Times New Roman" w:hAnsi="Times New Roman" w:eastAsia="微软雅黑" w:cs="Times New Roman"/>
+                <w:sz w:val="18"/>
+                <w:szCs w:val="18"/>
+                <w:shd w:val="clear" w:color="auto" w:fill="FFFFFF"/>
+                <w:lang w:eastAsia="zh-CN"/>
+              </w:rPr>
+              <w:t>活的肿瘤细胞总数</w:t>
+            </w:r>
+          </w:p>
+        </w:tc>
+        <w:tc>
+          <w:tcPr>
+            <w:tcW w:w="2168" w:type="dxa"/>
+            <w:gridSpan w:val="2"/>
+            <w:vMerge w:val="continue"/>
+          </w:tcPr>
+          <w:p>
+            <w:pPr>
+              <w:spacing w:line="276" w:lineRule="auto"/>
+              <w:ind w:left="218" w:leftChars="104" w:firstLine="14" w:firstLineChars="8"/>
+              <w:jc w:val="left"/>
+              <w:rPr>
+                <w:rFonts w:ascii="Times New Roman" w:hAnsi="Times New Roman" w:eastAsia="微软雅黑" w:cs="Times New Roman"/>
+                <w:sz w:val="18"/>
+                <w:szCs w:val="18"/>
+                <w:shd w:val="clear" w:color="auto" w:fill="FFFFFF"/>
+                <w:lang w:eastAsia="zh-CN"/>
+              </w:rPr>
+            </w:pPr>
+          </w:p>
+        </w:tc>
+      </w:tr>
+      <w:tr>
+        <w:tblPrEx>
+          <w:tblBorders>
+            <w:top w:val="none" w:color="auto" w:sz="0" w:space="0"/>
+            <w:left w:val="none" w:color="auto" w:sz="0" w:space="0"/>
+            <w:bottom w:val="none" w:color="auto" w:sz="0" w:space="0"/>
+            <w:right w:val="none" w:color="auto" w:sz="0" w:space="0"/>
+            <w:insideH w:val="none" w:color="auto" w:sz="0" w:space="0"/>
+            <w:insideV w:val="none" w:color="auto" w:sz="0" w:space="0"/>
+          </w:tblBorders>
+          <w:tblCellMar>
+            <w:top w:w="0" w:type="dxa"/>
+            <w:left w:w="108" w:type="dxa"/>
+            <w:bottom w:w="0" w:type="dxa"/>
+            <w:right w:w="108" w:type="dxa"/>
+          </w:tblCellMar>
+        </w:tblPrEx>
+        <w:trPr>
+          <w:trHeight w:val="313" w:hRule="atLeast"/>
+        </w:trPr>
+        <w:tc>
+          <w:tcPr>
+            <w:tcW w:w="3255" w:type="dxa"/>
+            <w:vMerge w:val="restart"/>
+            <w:vAlign w:val="center"/>
+          </w:tcPr>
+          <w:p>
+            <w:pPr>
+              <w:wordWrap w:val="0"/>
+              <w:spacing w:line="276" w:lineRule="auto"/>
+              <w:ind w:left="218" w:leftChars="104" w:firstLine="14" w:firstLineChars="8"/>
+              <w:jc w:val="both"/>
+              <w:rPr>
+                <w:rFonts w:ascii="Times New Roman" w:hAnsi="Times New Roman" w:eastAsia="微软雅黑" w:cs="Times New Roman"/>
+                <w:sz w:val="18"/>
+                <w:szCs w:val="18"/>
+                <w:shd w:val="clear" w:color="auto" w:fill="FFFFFF"/>
+                <w:lang w:eastAsia="zh-CN"/>
+              </w:rPr>
+            </w:pPr>
+            <w:r>
+              <w:rPr>
+                <w:rFonts w:ascii="Times New Roman" w:hAnsi="Times New Roman" w:eastAsia="微软雅黑" w:cs="Times New Roman"/>
+                <w:sz w:val="18"/>
+                <w:szCs w:val="18"/>
+                <w:shd w:val="clear" w:color="auto" w:fill="FFFFFF"/>
+                <w:lang w:eastAsia="zh-CN"/>
+              </w:rPr>
+              <w:t>CPS（Combined Positive Score）=</w:t>
+            </w:r>
+          </w:p>
+        </w:tc>
+        <w:tc>
+          <w:tcPr>
+            <w:tcW w:w="5710" w:type="dxa"/>
+            <w:gridSpan w:val="2"/>
+            <w:tcBorders>
+              <w:bottom w:val="single" w:color="auto" w:sz="4" w:space="0"/>
+            </w:tcBorders>
+            <w:vAlign w:val="center"/>
+          </w:tcPr>
+          <w:p>
+            <w:pPr>
+              <w:spacing w:line="276" w:lineRule="auto"/>
+              <w:ind w:left="218" w:leftChars="104" w:firstLine="14" w:firstLineChars="8"/>
+              <w:jc w:val="center"/>
+              <w:rPr>
+                <w:rFonts w:ascii="Times New Roman" w:hAnsi="Times New Roman" w:eastAsia="微软雅黑" w:cs="Times New Roman"/>
+                <w:sz w:val="18"/>
+                <w:szCs w:val="18"/>
+                <w:shd w:val="clear" w:color="auto" w:fill="FFFFFF"/>
+                <w:lang w:eastAsia="zh-CN"/>
+              </w:rPr>
+            </w:pPr>
+            <w:r>
+              <w:rPr>
+                <w:rFonts w:hint="eastAsia" w:ascii="Times New Roman" w:hAnsi="Times New Roman" w:eastAsia="微软雅黑" w:cs="Times New Roman"/>
+                <w:sz w:val="18"/>
+                <w:szCs w:val="18"/>
+                <w:shd w:val="clear" w:color="auto" w:fill="FFFFFF"/>
+                <w:lang w:eastAsia="zh-CN"/>
+              </w:rPr>
+              <w:t>PD-L1染色细胞(肿瘤细胞+淋巴细胞+巨噬细胞)数量</w:t>
+            </w:r>
+          </w:p>
+        </w:tc>
+        <w:tc>
+          <w:tcPr>
+            <w:tcW w:w="776" w:type="dxa"/>
+            <w:vMerge w:val="restart"/>
+            <w:vAlign w:val="center"/>
+          </w:tcPr>
+          <w:p>
+            <w:pPr>
+              <w:spacing w:line="276" w:lineRule="auto"/>
+              <w:ind w:left="218" w:leftChars="104" w:firstLine="14" w:firstLineChars="8"/>
+              <w:jc w:val="both"/>
+              <w:rPr>
+                <w:rFonts w:ascii="Times New Roman" w:hAnsi="Times New Roman" w:eastAsia="微软雅黑" w:cs="Times New Roman"/>
+                <w:sz w:val="18"/>
+                <w:szCs w:val="18"/>
+                <w:shd w:val="clear" w:color="auto" w:fill="FFFFFF"/>
+                <w:lang w:eastAsia="zh-CN"/>
+              </w:rPr>
+            </w:pPr>
+            <w:r>
+              <w:rPr>
+                <w:rFonts w:ascii="Times New Roman" w:hAnsi="Times New Roman" w:eastAsia="微软雅黑" w:cs="Times New Roman"/>
+                <w:sz w:val="18"/>
+                <w:szCs w:val="18"/>
+                <w:shd w:val="clear" w:color="auto" w:fill="FFFFFF"/>
+                <w:lang w:eastAsia="zh-CN"/>
+              </w:rPr>
+              <w:t>×100</w:t>
+            </w:r>
+          </w:p>
+        </w:tc>
+      </w:tr>
+      <w:tr>
+        <w:tblPrEx>
+          <w:tblBorders>
+            <w:top w:val="none" w:color="auto" w:sz="0" w:space="0"/>
+            <w:left w:val="none" w:color="auto" w:sz="0" w:space="0"/>
+            <w:bottom w:val="none" w:color="auto" w:sz="0" w:space="0"/>
+            <w:right w:val="none" w:color="auto" w:sz="0" w:space="0"/>
+            <w:insideH w:val="none" w:color="auto" w:sz="0" w:space="0"/>
+            <w:insideV w:val="none" w:color="auto" w:sz="0" w:space="0"/>
+          </w:tblBorders>
+          <w:tblCellMar>
+            <w:top w:w="0" w:type="dxa"/>
+            <w:left w:w="108" w:type="dxa"/>
+            <w:bottom w:w="0" w:type="dxa"/>
+            <w:right w:w="108" w:type="dxa"/>
+          </w:tblCellMar>
+        </w:tblPrEx>
+        <w:trPr>
+          <w:trHeight w:val="322" w:hRule="atLeast"/>
+        </w:trPr>
+        <w:tc>
+          <w:tcPr>
+            <w:tcW w:w="3255" w:type="dxa"/>
+            <w:vMerge w:val="continue"/>
+          </w:tcPr>
+          <w:p>
+            <w:pPr>
+              <w:spacing w:line="276" w:lineRule="auto"/>
+              <w:ind w:left="218" w:leftChars="104" w:firstLine="14" w:firstLineChars="8"/>
+              <w:jc w:val="left"/>
+              <w:rPr>
+                <w:rFonts w:ascii="Times New Roman" w:hAnsi="Times New Roman" w:eastAsia="微软雅黑" w:cs="Times New Roman"/>
+                <w:sz w:val="18"/>
+                <w:szCs w:val="18"/>
+                <w:shd w:val="clear" w:color="auto" w:fill="FFFFFF"/>
+                <w:lang w:eastAsia="zh-CN"/>
+              </w:rPr>
+            </w:pPr>
+          </w:p>
+        </w:tc>
+        <w:tc>
+          <w:tcPr>
+            <w:tcW w:w="5710" w:type="dxa"/>
+            <w:gridSpan w:val="2"/>
+            <w:tcBorders>
+              <w:top w:val="single" w:color="auto" w:sz="4" w:space="0"/>
+            </w:tcBorders>
+            <w:vAlign w:val="center"/>
+          </w:tcPr>
+          <w:p>
+            <w:pPr>
+              <w:spacing w:line="276" w:lineRule="auto"/>
+              <w:ind w:left="218" w:leftChars="104" w:firstLine="14" w:firstLineChars="8"/>
+              <w:jc w:val="center"/>
+              <w:rPr>
+                <w:rFonts w:ascii="Times New Roman" w:hAnsi="Times New Roman" w:eastAsia="微软雅黑" w:cs="Times New Roman"/>
+                <w:sz w:val="18"/>
+                <w:szCs w:val="18"/>
+                <w:shd w:val="clear" w:color="auto" w:fill="FFFFFF"/>
+                <w:lang w:eastAsia="zh-CN"/>
+              </w:rPr>
+            </w:pPr>
+            <w:r>
+              <w:rPr>
+                <w:rFonts w:hint="eastAsia" w:ascii="Times New Roman" w:hAnsi="Times New Roman" w:eastAsia="微软雅黑" w:cs="Times New Roman"/>
+                <w:sz w:val="18"/>
+                <w:szCs w:val="18"/>
+                <w:shd w:val="clear" w:color="auto" w:fill="FFFFFF"/>
+                <w:lang w:eastAsia="zh-CN"/>
+              </w:rPr>
+              <w:t>活的肿瘤细胞总数</w:t>
+            </w:r>
+          </w:p>
+        </w:tc>
+        <w:tc>
+          <w:tcPr>
+            <w:tcW w:w="776" w:type="dxa"/>
+            <w:vMerge w:val="continue"/>
+          </w:tcPr>
+          <w:p>
+            <w:pPr>
+              <w:spacing w:line="276" w:lineRule="auto"/>
+              <w:ind w:left="218" w:leftChars="104" w:firstLine="14" w:firstLineChars="8"/>
+              <w:jc w:val="left"/>
+              <w:rPr>
+                <w:rFonts w:ascii="Times New Roman" w:hAnsi="Times New Roman" w:eastAsia="微软雅黑" w:cs="Times New Roman"/>
+                <w:sz w:val="18"/>
+                <w:szCs w:val="18"/>
+                <w:shd w:val="clear" w:color="auto" w:fill="FFFFFF"/>
+                <w:lang w:eastAsia="zh-CN"/>
+              </w:rPr>
+            </w:pPr>
+          </w:p>
+        </w:tc>
+      </w:tr>
+    </w:tbl>
+    <w:p>
+      <w:pPr>
+        <w:spacing w:line="276" w:lineRule="auto"/>
+        <w:ind w:left="218" w:leftChars="104" w:firstLine="14" w:firstLineChars="8"/>
+        <w:rPr>
+          <w:rFonts w:ascii="Times New Roman" w:hAnsi="Times New Roman" w:eastAsia="微软雅黑" w:cs="Times New Roman"/>
+          <w:sz w:val="18"/>
+          <w:szCs w:val="18"/>
+          <w:shd w:val="clear" w:color="auto" w:fill="FFFFFF"/>
+          <w:lang w:eastAsia="zh-CN"/>
+        </w:rPr>
+      </w:pPr>
+      <w:r>
+        <w:rPr>
+          <w:rFonts w:hint="eastAsia" w:ascii="Times New Roman" w:hAnsi="Times New Roman" w:eastAsia="微软雅黑" w:cs="Times New Roman"/>
+          <w:sz w:val="18"/>
+          <w:szCs w:val="18"/>
+          <w:shd w:val="clear" w:color="auto" w:fill="FFFFFF"/>
+          <w:lang w:eastAsia="zh-CN"/>
+        </w:rPr>
+        <w:tab/>
+      </w:r>
+      <w:r>
+        <w:rPr>
+          <w:rFonts w:hint="eastAsia" w:ascii="Times New Roman" w:hAnsi="Times New Roman" w:eastAsia="微软雅黑" w:cs="Times New Roman"/>
+          <w:sz w:val="18"/>
+          <w:szCs w:val="18"/>
+          <w:shd w:val="clear" w:color="auto" w:fill="FFFFFF"/>
+          <w:lang w:eastAsia="zh-CN"/>
+        </w:rPr>
+        <w:t>CPS</w:t>
+      </w:r>
+      <w:r>
+        <w:rPr>
+          <w:rFonts w:ascii="Times New Roman" w:hAnsi="Times New Roman" w:eastAsia="微软雅黑" w:cs="Times New Roman"/>
+          <w:sz w:val="18"/>
+          <w:szCs w:val="18"/>
+          <w:shd w:val="clear" w:color="auto" w:fill="FFFFFF"/>
+          <w:lang w:eastAsia="zh-CN"/>
+        </w:rPr>
+        <w:t>结果采用0~100数值来表示</w:t>
+      </w:r>
+      <w:r>
+        <w:rPr>
+          <w:rFonts w:hint="eastAsia" w:ascii="Times New Roman" w:hAnsi="Times New Roman" w:eastAsia="微软雅黑" w:cs="Times New Roman"/>
+          <w:sz w:val="18"/>
+          <w:szCs w:val="18"/>
+          <w:shd w:val="clear" w:color="auto" w:fill="FFFFFF"/>
+          <w:lang w:eastAsia="zh-CN"/>
+        </w:rPr>
+        <w:t>，</w:t>
+      </w:r>
+      <w:r>
+        <w:rPr>
+          <w:rFonts w:ascii="Times New Roman" w:hAnsi="Times New Roman" w:eastAsia="微软雅黑" w:cs="Times New Roman"/>
+          <w:sz w:val="18"/>
+          <w:szCs w:val="18"/>
+          <w:shd w:val="clear" w:color="auto" w:fill="FFFFFF"/>
+          <w:lang w:eastAsia="zh-CN"/>
+        </w:rPr>
+        <w:t>当计算结果超过100时，最终结果按照100来计算。</w:t>
+      </w:r>
+    </w:p>
+    <w:p>
+      <w:pPr>
+        <w:spacing w:line="400" w:lineRule="exact"/>
+        <w:ind w:left="218" w:leftChars="104" w:firstLine="14" w:firstLineChars="8"/>
+        <w:rPr>
+          <w:rFonts w:hint="eastAsia" w:ascii="苹方 中等" w:hAnsi="苹方 中等" w:eastAsia="苹方 中等" w:cs="苹方 中等"/>
+          <w:spacing w:val="2"/>
+          <w:szCs w:val="21"/>
+        </w:rPr>
+      </w:pPr>
+      <w:r>
+        <w:rPr>
+          <w:rFonts w:ascii="Times New Roman" w:hAnsi="Times New Roman" w:eastAsia="微软雅黑" w:cs="Times New Roman"/>
+          <w:sz w:val="18"/>
+          <w:szCs w:val="18"/>
+          <w:shd w:val="clear" w:color="auto" w:fill="FFFFFF"/>
+          <w:lang w:eastAsia="zh-CN"/>
+        </w:rPr>
+        <w:t>程序性死亡</w:t>
+      </w:r>
+      <w:r>
+        <w:rPr>
+          <w:rFonts w:hint="eastAsia" w:ascii="Times New Roman" w:hAnsi="Times New Roman" w:eastAsia="微软雅黑" w:cs="Times New Roman"/>
+          <w:sz w:val="18"/>
+          <w:szCs w:val="18"/>
+          <w:shd w:val="clear" w:color="auto" w:fill="FFFFFF"/>
+          <w:lang w:eastAsia="zh-CN"/>
+        </w:rPr>
+        <w:t>受体</w:t>
+      </w:r>
+      <w:r>
+        <w:rPr>
+          <w:rFonts w:ascii="Times New Roman" w:hAnsi="Times New Roman" w:eastAsia="微软雅黑" w:cs="Times New Roman"/>
+          <w:sz w:val="18"/>
+          <w:szCs w:val="18"/>
+          <w:shd w:val="clear" w:color="auto" w:fill="FFFFFF"/>
+          <w:lang w:eastAsia="zh-CN"/>
+        </w:rPr>
+        <w:t>1(PD-1)是一种重要的免疫抑制分子，主要在激活的T细胞和B细胞中表达。肿瘤细胞中高表达程序性死亡配体1(PD-L1)，与PD-1结合后可抑制T细胞激活，从而使肿瘤细胞躲避免疫系统的识别与攻击。通过PD-1/PD-L1抑制剂阻断该信号通路，阻断负向调控信号，能够使T细胞恢复活性，增强免疫应答。近期研究发现PD-1和PD-L1抑制剂在非小细胞肺癌、黑色素瘤、膀胱癌等多种肿瘤中疗效显著</w:t>
+      </w:r>
+      <w:r>
+        <w:rPr>
+          <w:rFonts w:hint="eastAsia" w:ascii="Times New Roman" w:hAnsi="Times New Roman" w:eastAsia="微软雅黑" w:cs="Times New Roman"/>
+          <w:sz w:val="18"/>
+          <w:szCs w:val="18"/>
+          <w:shd w:val="clear" w:color="auto" w:fill="FFFFFF"/>
+          <w:lang w:eastAsia="zh-CN"/>
+        </w:rPr>
+        <w:t>,其中</w:t>
+      </w:r>
+      <w:r>
+        <w:rPr>
+          <w:rFonts w:ascii="Times New Roman" w:hAnsi="Times New Roman" w:eastAsia="微软雅黑" w:cs="Times New Roman"/>
+          <w:sz w:val="18"/>
+          <w:szCs w:val="18"/>
+          <w:shd w:val="clear" w:color="auto" w:fill="FFFFFF"/>
+          <w:lang w:eastAsia="zh-CN"/>
+        </w:rPr>
+        <w:t>肿瘤组织中PD-L1的表达水平对预测PD-1和PD-L1抑制剂疗效具有重要意义</w:t>
+      </w:r>
+      <w:r>
+        <w:rPr>
+          <w:rFonts w:hint="eastAsia" w:ascii="Times New Roman" w:hAnsi="Times New Roman" w:eastAsia="微软雅黑" w:cs="Times New Roman"/>
+          <w:sz w:val="18"/>
+          <w:szCs w:val="18"/>
+          <w:shd w:val="clear" w:color="auto" w:fill="FFFFFF"/>
+          <w:lang w:eastAsia="zh-CN"/>
+        </w:rPr>
+        <w:t>。</w:t>
+      </w:r>
+    </w:p>
+    <w:p>
+      <w:pPr>
+        <w:rPr>
+          <w:rFonts w:hint="eastAsia" w:ascii="Times New Roman" w:hAnsi="Times New Roman" w:eastAsia="微软雅黑" w:cs="Times New Roman"/>
+          <w:sz w:val="24"/>
+          <w:szCs w:val="24"/>
+          <w:highlight w:val="none"/>
+          <w:lang w:eastAsia="zh-CN"/>
+        </w:rPr>
+      </w:pPr>
+      <w:r>
+        <w:rPr>
+          <w:rFonts w:hint="eastAsia" w:ascii="Times New Roman" w:hAnsi="Times New Roman" w:eastAsia="微软雅黑" w:cs="Times New Roman"/>
+          <w:sz w:val="24"/>
+          <w:szCs w:val="24"/>
+          <w:highlight w:val="none"/>
+          <w:lang w:eastAsia="zh-CN"/>
+        </w:rPr>
+        <w:br w:type="page"/>
+      </w:r>
+    </w:p>
+    <w:p>
+      <w:pPr>
+        <w:spacing w:line="400" w:lineRule="exact"/>
+        <w:ind w:firstLine="420"/>
+        <w:rPr>
+          <w:rFonts w:hint="eastAsia" w:ascii="苹方 中等" w:hAnsi="苹方 中等" w:eastAsia="苹方 中等" w:cs="苹方 中等"/>
+          <w:spacing w:val="2"/>
+          <w:szCs w:val="21"/>
+        </w:rPr>
+      </w:pPr>
+      <w:r>
+        <w:rPr>
+          <w:rFonts w:hint="eastAsia" w:ascii="Times New Roman" w:hAnsi="Times New Roman" w:eastAsia="微软雅黑" w:cs="Times New Roman"/>
+          <w:sz w:val="24"/>
+          <w:szCs w:val="24"/>
+          <w:highlight w:val="none"/>
+          <w:lang w:eastAsia="zh-CN"/>
+        </w:rPr>
+        <w:t>{% endif %}</w:t>
+      </w:r>
+    </w:p>
     <w:p>
       <w:pPr>
         <w:numPr>
@@ -40973,8 +43725,6 @@
               </w:rPr>
               <w:t>≥</w:t>
             </w:r>
-            <w:bookmarkStart w:id="1" w:name="_GoBack"/>
-            <w:bookmarkEnd w:id="1"/>
             <w:r>
               <w:rPr>
                 <w:rFonts w:hint="eastAsia" w:ascii="Times New Roman" w:hAnsi="Times New Roman" w:cs="Times New Roman"/>
@@ -46528,6 +49278,63 @@
       <w:lang w:eastAsia="zh-CN"/>
     </w:rPr>
   </w:style>
+  <w:style w:type="paragraph" w:customStyle="1" w:styleId="52">
+    <w:name w:val="qc"/>
+    <w:basedOn w:val="1"/>
+    <w:autoRedefine/>
+    <w:qFormat/>
+    <w:uiPriority w:val="0"/>
+    <w:pPr>
+      <w:ind w:firstLine="180" w:firstLineChars="100"/>
+      <w:jc w:val="center"/>
+    </w:pPr>
+    <w:rPr>
+      <w:rFonts w:ascii="Times New Roman" w:hAnsi="Times New Roman" w:eastAsia="微软雅黑" w:cs="Times New Roman"/>
+      <w:bCs/>
+      <w:color w:val="000000"/>
+      <w:kern w:val="2"/>
+      <w:sz w:val="18"/>
+      <w:szCs w:val="18"/>
+      <w:lang w:eastAsia="zh-CN"/>
+    </w:rPr>
+  </w:style>
+  <w:style w:type="paragraph" w:customStyle="1" w:styleId="53">
+    <w:name w:val="scopeseen"/>
+    <w:basedOn w:val="1"/>
+    <w:autoRedefine/>
+    <w:qFormat/>
+    <w:uiPriority w:val="0"/>
+    <w:pPr>
+      <w:jc w:val="both"/>
+    </w:pPr>
+    <w:rPr>
+      <w:rFonts w:ascii="Times New Roman" w:hAnsi="Times New Roman" w:eastAsia="微软雅黑" w:cs="Times New Roman"/>
+      <w:bCs/>
+      <w:color w:val="000000"/>
+      <w:kern w:val="2"/>
+      <w:sz w:val="18"/>
+      <w:szCs w:val="18"/>
+      <w:lang w:eastAsia="zh-CN"/>
+    </w:rPr>
+  </w:style>
+  <w:style w:type="paragraph" w:customStyle="1" w:styleId="54">
+    <w:name w:val="tps"/>
+    <w:basedOn w:val="1"/>
+    <w:autoRedefine/>
+    <w:qFormat/>
+    <w:uiPriority w:val="0"/>
+    <w:pPr>
+      <w:spacing w:line="276" w:lineRule="auto"/>
+      <w:jc w:val="center"/>
+    </w:pPr>
+    <w:rPr>
+      <w:rFonts w:ascii="微软雅黑" w:hAnsi="微软雅黑" w:eastAsia="微软雅黑" w:cs="微软雅黑"/>
+      <w:kern w:val="2"/>
+      <w:sz w:val="18"/>
+      <w:szCs w:val="18"/>
+      <w:lang w:eastAsia="zh-CN"/>
+    </w:rPr>
+  </w:style>
 </w:styles>
 </file>
 
